--- a/Non-code/Deliverables/Deliverable 2 - Required Documents.docx
+++ b/Non-code/Deliverables/Deliverable 2 - Required Documents.docx
@@ -142,7 +142,7 @@
               </wp:anchor>
             </w:drawing>
           </mc:Choice>
-          <mc:Fallback xmlns:a="http://schemas.openxmlformats.org/drawingml/2006/main" xmlns:adec="http://schemas.microsoft.com/office/drawing/2017/decorative" xmlns:arto="http://schemas.microsoft.com/office/word/2006/arto" xmlns:a14="http://schemas.microsoft.com/office/drawing/2010/main" xmlns:pic="http://schemas.openxmlformats.org/drawingml/2006/picture">
+          <mc:Fallback xmlns:pic="http://schemas.openxmlformats.org/drawingml/2006/picture" xmlns:a14="http://schemas.microsoft.com/office/drawing/2010/main" xmlns:arto="http://schemas.microsoft.com/office/word/2006/arto" xmlns:adec="http://schemas.microsoft.com/office/drawing/2017/decorative" xmlns:a="http://schemas.openxmlformats.org/drawingml/2006/main">
             <w:pict w14:anchorId="5745DD25">
               <v:group id="Group 4" style="position:absolute;margin-left:-54pt;margin-top:-21.15pt;width:612.05pt;height:11in;z-index:-251658240;mso-width-percent:1000;mso-height-percent:1000;mso-width-percent:1000;mso-height-percent:1000" alt="&quot;&quot;" coordsize="77733,100584" o:spid="_x0000_s1026" w14:anchorId="18BB39F5" o:gfxdata="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">
                 <v:rect id="Bg" style="position:absolute;left:9;width:77724;height:100584;flip:x;visibility:visible;mso-wrap-style:square;v-text-anchor:middle" o:spid="_x0000_s1027" fillcolor="#107b5e [1608]" stroked="f" strokeweight="1.5pt" o:gfxdata="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"/>
@@ -374,12 +374,13 @@
     <w:sdt>
       <w:sdtPr>
         <w:rPr>
-          <w:rFonts w:asciiTheme="minorHAnsi" w:eastAsiaTheme="minorHAnsi" w:hAnsiTheme="minorHAnsi" w:cs="Arial (Body CS)"/>
+          <w:rFonts w:asciiTheme="minorHAnsi" w:eastAsiaTheme="minorEastAsia" w:hAnsiTheme="minorHAnsi" w:cs="Arial (Body CS)"/>
           <w:b w:val="0"/>
           <w:bCs w:val="0"/>
           <w:color w:val="107C5F" w:themeColor="accent5" w:themeShade="80"/>
           <w:kern w:val="2"/>
-          <w:szCs w:val="22"/>
+          <w:sz w:val="24"/>
+          <w:szCs w:val="24"/>
           <w14:ligatures w14:val="standardContextual"/>
         </w:rPr>
         <w:id w:val="1106305731"/>
@@ -390,12 +391,10 @@
       </w:sdtPr>
       <w:sdtEndPr>
         <w:rPr>
-          <w:rFonts w:ascii="Times New Roman" w:eastAsiaTheme="minorEastAsia" w:hAnsi="Times New Roman" w:cs="Times New Roman"/>
+          <w:rFonts w:cs="Times New Roman"/>
           <w:noProof/>
           <w:color w:val="auto"/>
           <w:kern w:val="0"/>
-          <w:sz w:val="24"/>
-          <w:szCs w:val="24"/>
           <w14:ligatures w14:val="none"/>
         </w:rPr>
       </w:sdtEndPr>
@@ -3102,7 +3101,6 @@
         <w:spacing w:line="480" w:lineRule="auto"/>
       </w:pPr>
       <w:r>
-        <w:lastRenderedPageBreak/>
         <w:t>Table of Contents</w:t>
       </w:r>
     </w:p>
@@ -4390,7 +4388,6 @@
         <w:spacing w:line="480" w:lineRule="auto"/>
       </w:pPr>
       <w:r>
-        <w:lastRenderedPageBreak/>
         <w:t>Table of Figures</w:t>
       </w:r>
     </w:p>
@@ -4673,7 +4670,6 @@
       <w:bookmarkStart w:id="2" w:name="_Toc221536531"/>
       <w:bookmarkStart w:id="3" w:name="_Toc223695503"/>
       <w:r>
-        <w:lastRenderedPageBreak/>
         <w:t xml:space="preserve">Project </w:t>
       </w:r>
       <w:r>
@@ -4852,7 +4848,7 @@
         <w:pStyle w:val="ListParagraph"/>
         <w:numPr>
           <w:ilvl w:val="0"/>
-          <w:numId w:val="24"/>
+          <w:numId w:val="2"/>
         </w:numPr>
         <w:rPr>
           <w:color w:val="000000" w:themeColor="background1"/>
@@ -4870,7 +4866,7 @@
         <w:pStyle w:val="ListParagraph"/>
         <w:numPr>
           <w:ilvl w:val="0"/>
-          <w:numId w:val="24"/>
+          <w:numId w:val="2"/>
         </w:numPr>
         <w:rPr>
           <w:color w:val="000000" w:themeColor="background1"/>
@@ -4888,7 +4884,7 @@
         <w:pStyle w:val="ListParagraph"/>
         <w:numPr>
           <w:ilvl w:val="0"/>
-          <w:numId w:val="24"/>
+          <w:numId w:val="2"/>
         </w:numPr>
         <w:rPr>
           <w:color w:val="000000" w:themeColor="background1"/>
@@ -4906,7 +4902,7 @@
         <w:pStyle w:val="ListParagraph"/>
         <w:numPr>
           <w:ilvl w:val="0"/>
-          <w:numId w:val="24"/>
+          <w:numId w:val="2"/>
         </w:numPr>
         <w:rPr>
           <w:color w:val="000000" w:themeColor="background1"/>
@@ -4924,7 +4920,7 @@
         <w:pStyle w:val="ListParagraph"/>
         <w:numPr>
           <w:ilvl w:val="0"/>
-          <w:numId w:val="24"/>
+          <w:numId w:val="2"/>
         </w:numPr>
         <w:rPr>
           <w:color w:val="000000" w:themeColor="background1"/>
@@ -4942,7 +4938,7 @@
         <w:pStyle w:val="ListParagraph"/>
         <w:numPr>
           <w:ilvl w:val="0"/>
-          <w:numId w:val="24"/>
+          <w:numId w:val="2"/>
         </w:numPr>
         <w:rPr>
           <w:color w:val="000000" w:themeColor="background1"/>
@@ -4974,7 +4970,7 @@
         <w:pStyle w:val="ListParagraph"/>
         <w:numPr>
           <w:ilvl w:val="0"/>
-          <w:numId w:val="25"/>
+          <w:numId w:val="3"/>
         </w:numPr>
         <w:rPr>
           <w:color w:val="000000" w:themeColor="background1"/>
@@ -4992,7 +4988,7 @@
         <w:pStyle w:val="ListParagraph"/>
         <w:numPr>
           <w:ilvl w:val="0"/>
-          <w:numId w:val="25"/>
+          <w:numId w:val="3"/>
         </w:numPr>
         <w:rPr>
           <w:color w:val="000000" w:themeColor="background1"/>
@@ -5010,7 +5006,7 @@
         <w:pStyle w:val="ListParagraph"/>
         <w:numPr>
           <w:ilvl w:val="0"/>
-          <w:numId w:val="25"/>
+          <w:numId w:val="3"/>
         </w:numPr>
         <w:rPr>
           <w:color w:val="000000" w:themeColor="background1"/>
@@ -5028,7 +5024,7 @@
         <w:pStyle w:val="ListParagraph"/>
         <w:numPr>
           <w:ilvl w:val="0"/>
-          <w:numId w:val="25"/>
+          <w:numId w:val="3"/>
         </w:numPr>
         <w:rPr>
           <w:color w:val="000000" w:themeColor="background1"/>
@@ -5046,7 +5042,7 @@
         <w:pStyle w:val="ListParagraph"/>
         <w:numPr>
           <w:ilvl w:val="0"/>
-          <w:numId w:val="25"/>
+          <w:numId w:val="3"/>
         </w:numPr>
         <w:rPr>
           <w:color w:val="000000" w:themeColor="background1"/>
@@ -5067,7 +5063,6 @@
       <w:bookmarkStart w:id="8" w:name="_Toc221536533"/>
       <w:bookmarkStart w:id="9" w:name="_Toc223695507"/>
       <w:r>
-        <w:lastRenderedPageBreak/>
         <w:t>Sponsor/Customer</w:t>
       </w:r>
       <w:bookmarkEnd w:id="7"/>
@@ -5135,7 +5130,7 @@
         <w:pStyle w:val="ContactName"/>
         <w:numPr>
           <w:ilvl w:val="0"/>
-          <w:numId w:val="30"/>
+          <w:numId w:val="4"/>
         </w:numPr>
         <w:rPr>
           <w:rFonts w:cs="Times New Roman"/>
@@ -5153,7 +5148,7 @@
         <w:pStyle w:val="ContactName"/>
         <w:numPr>
           <w:ilvl w:val="0"/>
-          <w:numId w:val="30"/>
+          <w:numId w:val="4"/>
         </w:numPr>
         <w:rPr>
           <w:rFonts w:cs="Times New Roman"/>
@@ -5171,7 +5166,7 @@
         <w:pStyle w:val="ContactName"/>
         <w:numPr>
           <w:ilvl w:val="0"/>
-          <w:numId w:val="30"/>
+          <w:numId w:val="4"/>
         </w:numPr>
         <w:rPr>
           <w:rFonts w:cs="Times New Roman"/>
@@ -5189,7 +5184,7 @@
         <w:pStyle w:val="ContactName"/>
         <w:numPr>
           <w:ilvl w:val="0"/>
-          <w:numId w:val="30"/>
+          <w:numId w:val="4"/>
         </w:numPr>
         <w:rPr>
           <w:rFonts w:cs="Times New Roman"/>
@@ -5207,7 +5202,7 @@
         <w:pStyle w:val="ContactName"/>
         <w:numPr>
           <w:ilvl w:val="0"/>
-          <w:numId w:val="30"/>
+          <w:numId w:val="4"/>
         </w:numPr>
         <w:rPr>
           <w:rFonts w:cs="Times New Roman"/>
@@ -5269,7 +5264,7 @@
         <w:pStyle w:val="ContactName"/>
         <w:numPr>
           <w:ilvl w:val="0"/>
-          <w:numId w:val="31"/>
+          <w:numId w:val="5"/>
         </w:numPr>
         <w:rPr>
           <w:rFonts w:cs="Times New Roman"/>
@@ -5287,7 +5282,7 @@
         <w:pStyle w:val="ContactName"/>
         <w:numPr>
           <w:ilvl w:val="0"/>
-          <w:numId w:val="31"/>
+          <w:numId w:val="5"/>
         </w:numPr>
         <w:rPr>
           <w:rFonts w:cs="Times New Roman"/>
@@ -5305,7 +5300,7 @@
         <w:pStyle w:val="ContactName"/>
         <w:numPr>
           <w:ilvl w:val="0"/>
-          <w:numId w:val="31"/>
+          <w:numId w:val="5"/>
         </w:numPr>
         <w:rPr>
           <w:rFonts w:cs="Times New Roman"/>
@@ -5389,7 +5384,7 @@
         <w:pStyle w:val="ContactName"/>
         <w:numPr>
           <w:ilvl w:val="0"/>
-          <w:numId w:val="36"/>
+          <w:numId w:val="6"/>
         </w:numPr>
       </w:pPr>
       <w:r>
@@ -5401,7 +5396,7 @@
         <w:pStyle w:val="ContactName"/>
         <w:numPr>
           <w:ilvl w:val="0"/>
-          <w:numId w:val="36"/>
+          <w:numId w:val="6"/>
         </w:numPr>
       </w:pPr>
       <w:r>
@@ -5413,7 +5408,7 @@
         <w:pStyle w:val="ContactName"/>
         <w:numPr>
           <w:ilvl w:val="0"/>
-          <w:numId w:val="36"/>
+          <w:numId w:val="6"/>
         </w:numPr>
       </w:pPr>
       <w:r>
@@ -5425,7 +5420,7 @@
         <w:pStyle w:val="ContactName"/>
         <w:numPr>
           <w:ilvl w:val="0"/>
-          <w:numId w:val="36"/>
+          <w:numId w:val="6"/>
         </w:numPr>
       </w:pPr>
       <w:r>
@@ -5437,7 +5432,7 @@
         <w:pStyle w:val="ContactName"/>
         <w:numPr>
           <w:ilvl w:val="0"/>
-          <w:numId w:val="36"/>
+          <w:numId w:val="6"/>
         </w:numPr>
       </w:pPr>
       <w:r>
@@ -5495,7 +5490,7 @@
         <w:pStyle w:val="ContactName"/>
         <w:numPr>
           <w:ilvl w:val="0"/>
-          <w:numId w:val="37"/>
+          <w:numId w:val="7"/>
         </w:numPr>
       </w:pPr>
       <w:r>
@@ -5507,7 +5502,7 @@
         <w:pStyle w:val="ContactName"/>
         <w:numPr>
           <w:ilvl w:val="0"/>
-          <w:numId w:val="37"/>
+          <w:numId w:val="7"/>
         </w:numPr>
       </w:pPr>
       <w:r>
@@ -5519,7 +5514,7 @@
         <w:pStyle w:val="ContactName"/>
         <w:numPr>
           <w:ilvl w:val="0"/>
-          <w:numId w:val="37"/>
+          <w:numId w:val="7"/>
         </w:numPr>
       </w:pPr>
       <w:r>
@@ -5531,7 +5526,7 @@
         <w:pStyle w:val="ContactName"/>
         <w:numPr>
           <w:ilvl w:val="0"/>
-          <w:numId w:val="37"/>
+          <w:numId w:val="7"/>
         </w:numPr>
       </w:pPr>
       <w:r>
@@ -5543,7 +5538,7 @@
         <w:pStyle w:val="ContactName"/>
         <w:numPr>
           <w:ilvl w:val="0"/>
-          <w:numId w:val="37"/>
+          <w:numId w:val="7"/>
         </w:numPr>
       </w:pPr>
       <w:r>
@@ -5598,11 +5593,10 @@
         <w:pStyle w:val="ContactName"/>
         <w:numPr>
           <w:ilvl w:val="0"/>
-          <w:numId w:val="38"/>
+          <w:numId w:val="8"/>
         </w:numPr>
       </w:pPr>
       <w:r>
-        <w:lastRenderedPageBreak/>
         <w:t>Troubleshooting technical problems for airline workers</w:t>
       </w:r>
     </w:p>
@@ -5611,7 +5605,7 @@
         <w:pStyle w:val="ContactName"/>
         <w:numPr>
           <w:ilvl w:val="0"/>
-          <w:numId w:val="38"/>
+          <w:numId w:val="8"/>
         </w:numPr>
       </w:pPr>
       <w:r>
@@ -5623,7 +5617,7 @@
         <w:pStyle w:val="ContactName"/>
         <w:numPr>
           <w:ilvl w:val="0"/>
-          <w:numId w:val="38"/>
+          <w:numId w:val="8"/>
         </w:numPr>
       </w:pPr>
       <w:r>
@@ -5635,7 +5629,7 @@
         <w:pStyle w:val="ContactName"/>
         <w:numPr>
           <w:ilvl w:val="0"/>
-          <w:numId w:val="38"/>
+          <w:numId w:val="8"/>
         </w:numPr>
       </w:pPr>
       <w:r>
@@ -5647,7 +5641,7 @@
         <w:pStyle w:val="ContactName"/>
         <w:numPr>
           <w:ilvl w:val="0"/>
-          <w:numId w:val="38"/>
+          <w:numId w:val="8"/>
         </w:numPr>
       </w:pPr>
       <w:r>
@@ -5705,7 +5699,7 @@
         <w:pStyle w:val="ContactName"/>
         <w:numPr>
           <w:ilvl w:val="0"/>
-          <w:numId w:val="39"/>
+          <w:numId w:val="9"/>
         </w:numPr>
       </w:pPr>
       <w:r>
@@ -5717,7 +5711,7 @@
         <w:pStyle w:val="ContactName"/>
         <w:numPr>
           <w:ilvl w:val="0"/>
-          <w:numId w:val="39"/>
+          <w:numId w:val="9"/>
         </w:numPr>
       </w:pPr>
       <w:r>
@@ -5741,7 +5735,6 @@
       </w:r>
       <w:bookmarkStart w:id="15" w:name="_Toc223695513"/>
       <w:r>
-        <w:lastRenderedPageBreak/>
         <w:t>Functional Requirements</w:t>
       </w:r>
       <w:bookmarkEnd w:id="15"/>
@@ -7622,7 +7615,6 @@
                 <w:sz w:val="22"/>
                 <w:szCs w:val="22"/>
               </w:rPr>
-              <w:lastRenderedPageBreak/>
               <w:t>02.026</w:t>
             </w:r>
           </w:p>
@@ -8280,7 +8272,6 @@
       </w:r>
       <w:bookmarkStart w:id="22" w:name="_Toc223695515"/>
       <w:r>
-        <w:lastRenderedPageBreak/>
         <w:t>Operating Scenarios</w:t>
       </w:r>
       <w:bookmarkEnd w:id="22"/>
@@ -8565,7 +8556,6 @@
       </w:pPr>
       <w:bookmarkStart w:id="25" w:name="_Toc223695516"/>
       <w:r>
-        <w:lastRenderedPageBreak/>
         <w:t>Goal Hierarchy</w:t>
       </w:r>
       <w:bookmarkEnd w:id="25"/>
@@ -8633,7 +8623,7 @@
         <w:pStyle w:val="NormalWeb"/>
         <w:numPr>
           <w:ilvl w:val="0"/>
-          <w:numId w:val="40"/>
+          <w:numId w:val="10"/>
         </w:numPr>
       </w:pPr>
       <w:r>
@@ -8645,7 +8635,7 @@
         <w:pStyle w:val="NormalWeb"/>
         <w:numPr>
           <w:ilvl w:val="0"/>
-          <w:numId w:val="40"/>
+          <w:numId w:val="10"/>
         </w:numPr>
       </w:pPr>
       <w:r>
@@ -8669,7 +8659,7 @@
         <w:pStyle w:val="NormalWeb"/>
         <w:numPr>
           <w:ilvl w:val="0"/>
-          <w:numId w:val="41"/>
+          <w:numId w:val="11"/>
         </w:numPr>
       </w:pPr>
       <w:r>
@@ -8681,7 +8671,7 @@
         <w:pStyle w:val="NormalWeb"/>
         <w:numPr>
           <w:ilvl w:val="0"/>
-          <w:numId w:val="41"/>
+          <w:numId w:val="11"/>
         </w:numPr>
       </w:pPr>
       <w:r>
@@ -8705,7 +8695,7 @@
         <w:pStyle w:val="NormalWeb"/>
         <w:numPr>
           <w:ilvl w:val="0"/>
-          <w:numId w:val="42"/>
+          <w:numId w:val="12"/>
         </w:numPr>
       </w:pPr>
       <w:r>
@@ -8717,7 +8707,7 @@
         <w:pStyle w:val="NormalWeb"/>
         <w:numPr>
           <w:ilvl w:val="0"/>
-          <w:numId w:val="42"/>
+          <w:numId w:val="12"/>
         </w:numPr>
       </w:pPr>
       <w:r>
@@ -8741,7 +8731,7 @@
         <w:pStyle w:val="NormalWeb"/>
         <w:numPr>
           <w:ilvl w:val="0"/>
-          <w:numId w:val="43"/>
+          <w:numId w:val="13"/>
         </w:numPr>
       </w:pPr>
       <w:r>
@@ -8753,7 +8743,7 @@
         <w:pStyle w:val="NormalWeb"/>
         <w:numPr>
           <w:ilvl w:val="0"/>
-          <w:numId w:val="43"/>
+          <w:numId w:val="13"/>
         </w:numPr>
       </w:pPr>
       <w:r>
@@ -8777,7 +8767,7 @@
         <w:pStyle w:val="NormalWeb"/>
         <w:numPr>
           <w:ilvl w:val="0"/>
-          <w:numId w:val="44"/>
+          <w:numId w:val="14"/>
         </w:numPr>
       </w:pPr>
       <w:r>
@@ -8789,7 +8779,7 @@
         <w:pStyle w:val="NormalWeb"/>
         <w:numPr>
           <w:ilvl w:val="0"/>
-          <w:numId w:val="44"/>
+          <w:numId w:val="14"/>
         </w:numPr>
       </w:pPr>
       <w:r>
@@ -8805,7 +8795,6 @@
       </w:r>
       <w:bookmarkStart w:id="28" w:name="_Toc223695519"/>
       <w:r>
-        <w:lastRenderedPageBreak/>
         <w:t>High</w:t>
       </w:r>
       <w:r>
@@ -8946,7 +8935,6 @@
       <w:bookmarkEnd w:id="30"/>
       <w:bookmarkEnd w:id="31"/>
       <w:r>
-        <w:lastRenderedPageBreak/>
         <w:t>High-Level Cost Estimates</w:t>
       </w:r>
       <w:bookmarkEnd w:id="32"/>
@@ -9415,7 +9403,7 @@
       <w:pPr>
         <w:numPr>
           <w:ilvl w:val="0"/>
-          <w:numId w:val="47"/>
+          <w:numId w:val="15"/>
         </w:numPr>
         <w:spacing w:before="240" w:line="276" w:lineRule="auto"/>
       </w:pPr>
@@ -9429,7 +9417,7 @@
       <w:pPr>
         <w:numPr>
           <w:ilvl w:val="0"/>
-          <w:numId w:val="47"/>
+          <w:numId w:val="15"/>
         </w:numPr>
         <w:spacing w:line="276" w:lineRule="auto"/>
       </w:pPr>
@@ -9441,7 +9429,7 @@
       <w:pPr>
         <w:numPr>
           <w:ilvl w:val="0"/>
-          <w:numId w:val="47"/>
+          <w:numId w:val="15"/>
         </w:numPr>
         <w:spacing w:line="276" w:lineRule="auto"/>
       </w:pPr>
@@ -9453,7 +9441,7 @@
       <w:pPr>
         <w:numPr>
           <w:ilvl w:val="0"/>
-          <w:numId w:val="47"/>
+          <w:numId w:val="15"/>
         </w:numPr>
         <w:spacing w:line="276" w:lineRule="auto"/>
       </w:pPr>
@@ -9465,7 +9453,7 @@
       <w:pPr>
         <w:numPr>
           <w:ilvl w:val="0"/>
-          <w:numId w:val="47"/>
+          <w:numId w:val="15"/>
         </w:numPr>
         <w:spacing w:after="240" w:line="276" w:lineRule="auto"/>
       </w:pPr>
@@ -10098,7 +10086,7 @@
       <w:pPr>
         <w:numPr>
           <w:ilvl w:val="0"/>
-          <w:numId w:val="48"/>
+          <w:numId w:val="16"/>
         </w:numPr>
         <w:spacing w:before="240" w:line="276" w:lineRule="auto"/>
       </w:pPr>
@@ -10110,7 +10098,7 @@
       <w:pPr>
         <w:numPr>
           <w:ilvl w:val="0"/>
-          <w:numId w:val="48"/>
+          <w:numId w:val="16"/>
         </w:numPr>
         <w:spacing w:line="276" w:lineRule="auto"/>
       </w:pPr>
@@ -10122,7 +10110,7 @@
       <w:pPr>
         <w:numPr>
           <w:ilvl w:val="0"/>
-          <w:numId w:val="48"/>
+          <w:numId w:val="16"/>
         </w:numPr>
         <w:spacing w:after="240" w:line="276" w:lineRule="auto"/>
       </w:pPr>
@@ -10411,7 +10399,7 @@
       <w:pPr>
         <w:numPr>
           <w:ilvl w:val="0"/>
-          <w:numId w:val="49"/>
+          <w:numId w:val="17"/>
         </w:numPr>
         <w:spacing w:before="240" w:line="276" w:lineRule="auto"/>
       </w:pPr>
@@ -10423,7 +10411,7 @@
       <w:pPr>
         <w:numPr>
           <w:ilvl w:val="0"/>
-          <w:numId w:val="49"/>
+          <w:numId w:val="17"/>
         </w:numPr>
         <w:spacing w:line="276" w:lineRule="auto"/>
       </w:pPr>
@@ -10435,7 +10423,7 @@
       <w:pPr>
         <w:numPr>
           <w:ilvl w:val="0"/>
-          <w:numId w:val="49"/>
+          <w:numId w:val="17"/>
         </w:numPr>
         <w:spacing w:after="240" w:line="276" w:lineRule="auto"/>
       </w:pPr>
@@ -10713,7 +10701,6 @@
       </w:r>
       <w:bookmarkStart w:id="42" w:name="_Toc223695524"/>
       <w:r>
-        <w:lastRenderedPageBreak/>
         <w:t>Summary - Total Monthly Operating Costs</w:t>
       </w:r>
       <w:bookmarkEnd w:id="42"/>
@@ -11069,7 +11056,7 @@
       <w:pPr>
         <w:numPr>
           <w:ilvl w:val="0"/>
-          <w:numId w:val="50"/>
+          <w:numId w:val="18"/>
         </w:numPr>
         <w:spacing w:before="240" w:line="276" w:lineRule="auto"/>
       </w:pPr>
@@ -11083,7 +11070,7 @@
       <w:pPr>
         <w:numPr>
           <w:ilvl w:val="0"/>
-          <w:numId w:val="50"/>
+          <w:numId w:val="18"/>
         </w:numPr>
         <w:spacing w:line="276" w:lineRule="auto"/>
       </w:pPr>
@@ -11095,7 +11082,7 @@
       <w:pPr>
         <w:numPr>
           <w:ilvl w:val="0"/>
-          <w:numId w:val="50"/>
+          <w:numId w:val="18"/>
         </w:numPr>
         <w:spacing w:line="276" w:lineRule="auto"/>
       </w:pPr>
@@ -11107,7 +11094,7 @@
       <w:pPr>
         <w:numPr>
           <w:ilvl w:val="0"/>
-          <w:numId w:val="50"/>
+          <w:numId w:val="18"/>
         </w:numPr>
         <w:spacing w:line="276" w:lineRule="auto"/>
       </w:pPr>
@@ -11119,7 +11106,7 @@
       <w:pPr>
         <w:numPr>
           <w:ilvl w:val="0"/>
-          <w:numId w:val="50"/>
+          <w:numId w:val="18"/>
         </w:numPr>
         <w:spacing w:after="240" w:line="276" w:lineRule="auto"/>
       </w:pPr>
@@ -12338,7 +12325,7 @@
       <w:pPr>
         <w:numPr>
           <w:ilvl w:val="0"/>
-          <w:numId w:val="51"/>
+          <w:numId w:val="19"/>
         </w:numPr>
         <w:spacing w:before="240" w:line="276" w:lineRule="auto"/>
       </w:pPr>
@@ -12372,7 +12359,7 @@
       <w:pPr>
         <w:numPr>
           <w:ilvl w:val="0"/>
-          <w:numId w:val="51"/>
+          <w:numId w:val="19"/>
         </w:numPr>
         <w:spacing w:after="240" w:line="276" w:lineRule="auto"/>
       </w:pPr>
@@ -12433,7 +12420,6 @@
           <w:sz w:val="28"/>
           <w:szCs w:val="28"/>
         </w:rPr>
-        <w:lastRenderedPageBreak/>
         <w:t>Market Share Required for Break-Even:</w:t>
       </w:r>
     </w:p>
@@ -12498,7 +12484,7 @@
       <w:pPr>
         <w:numPr>
           <w:ilvl w:val="0"/>
-          <w:numId w:val="52"/>
+          <w:numId w:val="20"/>
         </w:numPr>
         <w:spacing w:before="240" w:line="276" w:lineRule="auto"/>
       </w:pPr>
@@ -12510,7 +12496,7 @@
       <w:pPr>
         <w:numPr>
           <w:ilvl w:val="0"/>
-          <w:numId w:val="52"/>
+          <w:numId w:val="20"/>
         </w:numPr>
         <w:spacing w:line="276" w:lineRule="auto"/>
       </w:pPr>
@@ -12522,7 +12508,7 @@
       <w:pPr>
         <w:numPr>
           <w:ilvl w:val="0"/>
-          <w:numId w:val="52"/>
+          <w:numId w:val="20"/>
         </w:numPr>
         <w:spacing w:after="240" w:line="276" w:lineRule="auto"/>
       </w:pPr>
@@ -12806,10 +12792,7 @@
         <w:spacing w:before="240" w:after="240"/>
       </w:pPr>
       <w:r>
-        <w:t>Based on 3,300 flights per month (110 flights/day × 30 days)</w:t>
-      </w:r>
-      <w:r>
-        <w:t>.</w:t>
+        <w:t>Based on 3,300 flights per month (110 flights/day × 30 days).</w:t>
       </w:r>
     </w:p>
     <w:p>
@@ -12857,7 +12840,7 @@
       <w:pPr>
         <w:numPr>
           <w:ilvl w:val="0"/>
-          <w:numId w:val="54"/>
+          <w:numId w:val="22"/>
         </w:numPr>
         <w:spacing w:before="240" w:line="276" w:lineRule="auto"/>
       </w:pPr>
@@ -12869,7 +12852,7 @@
       <w:pPr>
         <w:numPr>
           <w:ilvl w:val="0"/>
-          <w:numId w:val="54"/>
+          <w:numId w:val="22"/>
         </w:numPr>
         <w:spacing w:line="276" w:lineRule="auto"/>
       </w:pPr>
@@ -12881,7 +12864,7 @@
       <w:pPr>
         <w:numPr>
           <w:ilvl w:val="0"/>
-          <w:numId w:val="54"/>
+          <w:numId w:val="22"/>
         </w:numPr>
         <w:spacing w:after="240" w:line="276" w:lineRule="auto"/>
       </w:pPr>
@@ -12916,7 +12899,7 @@
       <w:pPr>
         <w:numPr>
           <w:ilvl w:val="0"/>
-          <w:numId w:val="53"/>
+          <w:numId w:val="21"/>
         </w:numPr>
         <w:spacing w:before="240" w:line="276" w:lineRule="auto"/>
       </w:pPr>
@@ -12928,7 +12911,7 @@
       <w:pPr>
         <w:numPr>
           <w:ilvl w:val="0"/>
-          <w:numId w:val="53"/>
+          <w:numId w:val="21"/>
         </w:numPr>
         <w:spacing w:after="240" w:line="276" w:lineRule="auto"/>
       </w:pPr>
@@ -12969,7 +12952,6 @@
       <w:bookmarkStart w:id="56" w:name="_Toc221536305"/>
       <w:bookmarkStart w:id="57" w:name="_Toc221536541"/>
       <w:r>
-        <w:lastRenderedPageBreak/>
         <w:t xml:space="preserve"> </w:t>
       </w:r>
       <w:bookmarkStart w:id="58" w:name="_Toc223695529"/>
@@ -13627,13 +13609,7 @@
       </w:pPr>
       <w:bookmarkStart w:id="61" w:name="_Toc223695531"/>
       <w:r>
-        <w:t xml:space="preserve">Appendix </w:t>
-      </w:r>
-      <w:r>
-        <w:t>A</w:t>
-      </w:r>
-      <w:r>
-        <w:t xml:space="preserve"> – Airport Dataset (Top 30 U.S. Airports)</w:t>
+        <w:t>Appendix A – Airport Dataset (Top 30 U.S. Airports)</w:t>
       </w:r>
       <w:bookmarkEnd w:id="61"/>
     </w:p>
@@ -13724,7 +13700,7 @@
         <w:pStyle w:val="NormalWeb"/>
         <w:numPr>
           <w:ilvl w:val="0"/>
-          <w:numId w:val="55"/>
+          <w:numId w:val="23"/>
         </w:numPr>
       </w:pPr>
       <w:r>
@@ -13736,7 +13712,7 @@
         <w:pStyle w:val="NormalWeb"/>
         <w:numPr>
           <w:ilvl w:val="0"/>
-          <w:numId w:val="55"/>
+          <w:numId w:val="23"/>
         </w:numPr>
       </w:pPr>
       <w:r>
@@ -13748,7 +13724,7 @@
         <w:pStyle w:val="NormalWeb"/>
         <w:numPr>
           <w:ilvl w:val="0"/>
-          <w:numId w:val="55"/>
+          <w:numId w:val="23"/>
         </w:numPr>
       </w:pPr>
       <w:r>
@@ -13760,7 +13736,7 @@
         <w:pStyle w:val="NormalWeb"/>
         <w:numPr>
           <w:ilvl w:val="0"/>
-          <w:numId w:val="55"/>
+          <w:numId w:val="23"/>
         </w:numPr>
       </w:pPr>
       <w:r>
@@ -13772,7 +13748,7 @@
         <w:pStyle w:val="NormalWeb"/>
         <w:numPr>
           <w:ilvl w:val="0"/>
-          <w:numId w:val="55"/>
+          <w:numId w:val="23"/>
         </w:numPr>
       </w:pPr>
       <w:r>
@@ -13784,7 +13760,6 @@
         <w:pStyle w:val="NormalWeb"/>
       </w:pPr>
       <w:r>
-        <w:lastRenderedPageBreak/>
         <w:t>These airports serve as major hub candidates within the simulation.</w:t>
       </w:r>
     </w:p>
@@ -13850,13 +13825,7 @@
       </w:pPr>
       <w:bookmarkStart w:id="62" w:name="_Toc223695532"/>
       <w:r>
-        <w:t xml:space="preserve">Appendix </w:t>
-      </w:r>
-      <w:r>
-        <w:t>B</w:t>
-      </w:r>
-      <w:r>
-        <w:t xml:space="preserve"> – Performance &amp; Turnaround Benchmarks</w:t>
+        <w:t>Appendix B – Performance &amp; Turnaround Benchmarks</w:t>
       </w:r>
       <w:bookmarkEnd w:id="62"/>
     </w:p>
@@ -13989,7 +13958,7 @@
         <w:pStyle w:val="NormalWeb"/>
         <w:numPr>
           <w:ilvl w:val="0"/>
-          <w:numId w:val="56"/>
+          <w:numId w:val="24"/>
         </w:numPr>
         <w:rPr>
           <w:b/>
@@ -14011,7 +13980,7 @@
         <w:pStyle w:val="NormalWeb"/>
         <w:numPr>
           <w:ilvl w:val="0"/>
-          <w:numId w:val="56"/>
+          <w:numId w:val="24"/>
         </w:numPr>
         <w:rPr>
           <w:rStyle w:val="Strong"/>
@@ -14065,7 +14034,7 @@
         <w:pStyle w:val="NormalWeb"/>
         <w:numPr>
           <w:ilvl w:val="0"/>
-          <w:numId w:val="57"/>
+          <w:numId w:val="25"/>
         </w:numPr>
       </w:pPr>
       <w:r>
@@ -14086,7 +14055,7 @@
         <w:pStyle w:val="NormalWeb"/>
         <w:numPr>
           <w:ilvl w:val="0"/>
-          <w:numId w:val="57"/>
+          <w:numId w:val="25"/>
         </w:numPr>
       </w:pPr>
       <w:r>
@@ -14098,7 +14067,7 @@
         <w:pStyle w:val="NormalWeb"/>
         <w:numPr>
           <w:ilvl w:val="0"/>
-          <w:numId w:val="57"/>
+          <w:numId w:val="25"/>
         </w:numPr>
       </w:pPr>
       <w:r>
@@ -14136,13 +14105,7 @@
       </w:pPr>
       <w:bookmarkStart w:id="63" w:name="_Toc223695533"/>
       <w:r>
-        <w:t xml:space="preserve">Appendix </w:t>
-      </w:r>
-      <w:r>
-        <w:t>C</w:t>
-      </w:r>
-      <w:r>
-        <w:t xml:space="preserve"> – Security Standards &amp; Industry References</w:t>
+        <w:t>Appendix C – Security Standards &amp; Industry References</w:t>
       </w:r>
       <w:bookmarkEnd w:id="63"/>
     </w:p>
@@ -14171,13 +14134,10 @@
           <w:sz w:val="28"/>
           <w:szCs w:val="28"/>
         </w:rPr>
-        <w:lastRenderedPageBreak/>
         <w:t>Primary Source:</w:t>
       </w:r>
       <w:r>
         <w:br/>
-      </w:r>
-      <w:r>
         <w:t xml:space="preserve">Open Web Application Security Project (OWASP). (2023). </w:t>
       </w:r>
       <w:r>
@@ -14225,7 +14185,7 @@
         <w:pStyle w:val="NormalWeb"/>
         <w:numPr>
           <w:ilvl w:val="0"/>
-          <w:numId w:val="58"/>
+          <w:numId w:val="26"/>
         </w:numPr>
       </w:pPr>
       <w:r>
@@ -14237,7 +14197,7 @@
         <w:pStyle w:val="NormalWeb"/>
         <w:numPr>
           <w:ilvl w:val="0"/>
-          <w:numId w:val="58"/>
+          <w:numId w:val="26"/>
         </w:numPr>
       </w:pPr>
       <w:r>
@@ -14274,7 +14234,7 @@
         <w:pStyle w:val="ListParagraph"/>
         <w:numPr>
           <w:ilvl w:val="0"/>
-          <w:numId w:val="58"/>
+          <w:numId w:val="26"/>
         </w:numPr>
       </w:pPr>
       <w:r>
@@ -14286,7 +14246,7 @@
         <w:pStyle w:val="ListParagraph"/>
         <w:numPr>
           <w:ilvl w:val="0"/>
-          <w:numId w:val="58"/>
+          <w:numId w:val="26"/>
         </w:numPr>
       </w:pPr>
       <w:r>
@@ -14328,7 +14288,7 @@
         <w:pStyle w:val="ListParagraph"/>
         <w:numPr>
           <w:ilvl w:val="0"/>
-          <w:numId w:val="58"/>
+          <w:numId w:val="26"/>
         </w:numPr>
       </w:pPr>
       <w:r>
@@ -14340,7 +14300,7 @@
         <w:pStyle w:val="ListParagraph"/>
         <w:numPr>
           <w:ilvl w:val="0"/>
-          <w:numId w:val="58"/>
+          <w:numId w:val="26"/>
         </w:numPr>
       </w:pPr>
       <w:r>
@@ -14382,7 +14342,7 @@
         <w:pStyle w:val="ListParagraph"/>
         <w:numPr>
           <w:ilvl w:val="0"/>
-          <w:numId w:val="58"/>
+          <w:numId w:val="26"/>
         </w:numPr>
       </w:pPr>
       <w:r>
@@ -14394,7 +14354,7 @@
         <w:pStyle w:val="ListParagraph"/>
         <w:numPr>
           <w:ilvl w:val="0"/>
-          <w:numId w:val="58"/>
+          <w:numId w:val="26"/>
         </w:numPr>
       </w:pPr>
       <w:r>
@@ -14633,7 +14593,7 @@
       <w:rPr>
         <w:noProof/>
       </w:rPr>
-      <w:pict w14:anchorId="3DEBABE5">
+      <w:pict w14:anchorId="7730B596">
         <v:shapetype id="_x0000_t75" coordsize="21600,21600" o:spt="75" o:preferrelative="t" path="m@4@5l@4@11@9@11@9@5xe" filled="f" stroked="f">
           <v:stroke joinstyle="miter"/>
           <v:formulas>
@@ -14653,7 +14613,7 @@
           <v:path o:extrusionok="f" gradientshapeok="t" o:connecttype="rect"/>
           <o:lock v:ext="edit" aspectratio="t"/>
         </v:shapetype>
-        <v:shape id="_x0000_s1025" type="#_x0000_t75" alt="" style="position:absolute;margin-left:0;margin-top:0;width:612pt;height:11in;z-index:-251658240;mso-wrap-edited:f;mso-width-percent:0;mso-height-percent:0;mso-position-horizontal:center;mso-position-horizontal-relative:margin;mso-position-vertical:center;mso-position-vertical-relative:margin;mso-width-percent:0;mso-height-percent:0" o:allowincell="f">
+        <v:shape id="_x0000_s1026" type="#_x0000_t75" style="position:absolute;margin-left:0;margin-top:0;width:612pt;height:11in;z-index:-251658239;mso-wrap-edited:f;mso-position-horizontal:center;mso-position-horizontal-relative:margin;mso-position-vertical:center;mso-position-vertical-relative:margin" o:allowincell="f">
           <v:imagedata r:id="rId1" o:title="1_One-page-business-proposal_KO_V1" gain="19661f" blacklevel="22938f"/>
           <w10:wrap anchorx="margin" anchory="margin"/>
         </v:shape>
@@ -14676,7 +14636,7 @@
       <mc:AlternateContent>
         <mc:Choice Requires="wpg">
           <w:drawing>
-            <wp:anchor distT="0" distB="0" distL="114300" distR="114300" simplePos="0" relativeHeight="251657216" behindDoc="1" locked="1" layoutInCell="1" allowOverlap="1" wp14:anchorId="385870D6" wp14:editId="22CCAA49">
+            <wp:anchor distT="0" distB="0" distL="114300" distR="114300" simplePos="0" relativeHeight="251658240" behindDoc="1" locked="1" layoutInCell="1" allowOverlap="1" wp14:anchorId="385870D6" wp14:editId="22CCAA49">
               <wp:simplePos x="0" y="0"/>
               <wp:positionH relativeFrom="page">
                 <wp:posOffset>0</wp:posOffset>
@@ -14811,7 +14771,7 @@
             </wp:anchor>
           </w:drawing>
         </mc:Choice>
-        <mc:Fallback xmlns:adec="http://schemas.microsoft.com/office/drawing/2017/decorative" xmlns:a16="http://schemas.microsoft.com/office/drawing/2014/main" xmlns:a="http://schemas.openxmlformats.org/drawingml/2006/main" xmlns:arto="http://schemas.microsoft.com/office/word/2006/arto">
+        <mc:Fallback xmlns:arto="http://schemas.microsoft.com/office/word/2006/arto" xmlns:a="http://schemas.openxmlformats.org/drawingml/2006/main" xmlns:a16="http://schemas.microsoft.com/office/drawing/2014/main" xmlns:adec="http://schemas.microsoft.com/office/drawing/2017/decorative">
           <w:pict w14:anchorId="306A6259">
             <v:group id="Group 3" style="position:absolute;margin-left:0;margin-top:0;width:612pt;height:11in;z-index:-251658240;mso-position-horizontal-relative:page;mso-position-vertical-relative:page" alt="&quot;&quot;" coordsize="77724,100584" o:spid="_x0000_s1026" w14:anchorId="1D232F87" o:gfxdata="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">
               <v:rect id="Rectangle 1657232198" style="position:absolute;left:6229;width:71495;height:100584;visibility:visible;mso-wrap-style:square;v-text-anchor:middle" o:spid="_x0000_s1027" filled="f" stroked="f" strokeweight="1.5pt" o:gfxdata="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"/>
@@ -14958,9 +14918,461 @@
     </w:lvl>
   </w:abstractNum>
   <w:abstractNum w:abstractNumId="1" w15:restartNumberingAfterBreak="0">
-    <w:nsid w:val="018507C6"/>
+    <w:nsid w:val="04CD6119"/>
+    <w:multiLevelType w:val="hybridMultilevel"/>
+    <w:tmpl w:val="8920FE88"/>
+    <w:lvl w:ilvl="0" w:tplc="04090001">
+      <w:start w:val="1"/>
+      <w:numFmt w:val="bullet"/>
+      <w:lvlText w:val=""/>
+      <w:lvlJc w:val="left"/>
+      <w:pPr>
+        <w:ind w:left="720" w:hanging="360"/>
+      </w:pPr>
+      <w:rPr>
+        <w:rFonts w:ascii="Symbol" w:hAnsi="Symbol" w:hint="default"/>
+      </w:rPr>
+    </w:lvl>
+    <w:lvl w:ilvl="1" w:tplc="04090003" w:tentative="1">
+      <w:start w:val="1"/>
+      <w:numFmt w:val="bullet"/>
+      <w:lvlText w:val="o"/>
+      <w:lvlJc w:val="left"/>
+      <w:pPr>
+        <w:ind w:left="1440" w:hanging="360"/>
+      </w:pPr>
+      <w:rPr>
+        <w:rFonts w:ascii="Courier New" w:hAnsi="Courier New" w:hint="default"/>
+      </w:rPr>
+    </w:lvl>
+    <w:lvl w:ilvl="2" w:tplc="04090005" w:tentative="1">
+      <w:start w:val="1"/>
+      <w:numFmt w:val="bullet"/>
+      <w:lvlText w:val=""/>
+      <w:lvlJc w:val="left"/>
+      <w:pPr>
+        <w:ind w:left="2160" w:hanging="360"/>
+      </w:pPr>
+      <w:rPr>
+        <w:rFonts w:ascii="Wingdings" w:hAnsi="Wingdings" w:hint="default"/>
+      </w:rPr>
+    </w:lvl>
+    <w:lvl w:ilvl="3" w:tplc="04090001" w:tentative="1">
+      <w:start w:val="1"/>
+      <w:numFmt w:val="bullet"/>
+      <w:lvlText w:val=""/>
+      <w:lvlJc w:val="left"/>
+      <w:pPr>
+        <w:ind w:left="2880" w:hanging="360"/>
+      </w:pPr>
+      <w:rPr>
+        <w:rFonts w:ascii="Symbol" w:hAnsi="Symbol" w:hint="default"/>
+      </w:rPr>
+    </w:lvl>
+    <w:lvl w:ilvl="4" w:tplc="04090003" w:tentative="1">
+      <w:start w:val="1"/>
+      <w:numFmt w:val="bullet"/>
+      <w:lvlText w:val="o"/>
+      <w:lvlJc w:val="left"/>
+      <w:pPr>
+        <w:ind w:left="3600" w:hanging="360"/>
+      </w:pPr>
+      <w:rPr>
+        <w:rFonts w:ascii="Courier New" w:hAnsi="Courier New" w:hint="default"/>
+      </w:rPr>
+    </w:lvl>
+    <w:lvl w:ilvl="5" w:tplc="04090005" w:tentative="1">
+      <w:start w:val="1"/>
+      <w:numFmt w:val="bullet"/>
+      <w:lvlText w:val=""/>
+      <w:lvlJc w:val="left"/>
+      <w:pPr>
+        <w:ind w:left="4320" w:hanging="360"/>
+      </w:pPr>
+      <w:rPr>
+        <w:rFonts w:ascii="Wingdings" w:hAnsi="Wingdings" w:hint="default"/>
+      </w:rPr>
+    </w:lvl>
+    <w:lvl w:ilvl="6" w:tplc="04090001" w:tentative="1">
+      <w:start w:val="1"/>
+      <w:numFmt w:val="bullet"/>
+      <w:lvlText w:val=""/>
+      <w:lvlJc w:val="left"/>
+      <w:pPr>
+        <w:ind w:left="5040" w:hanging="360"/>
+      </w:pPr>
+      <w:rPr>
+        <w:rFonts w:ascii="Symbol" w:hAnsi="Symbol" w:hint="default"/>
+      </w:rPr>
+    </w:lvl>
+    <w:lvl w:ilvl="7" w:tplc="04090003" w:tentative="1">
+      <w:start w:val="1"/>
+      <w:numFmt w:val="bullet"/>
+      <w:lvlText w:val="o"/>
+      <w:lvlJc w:val="left"/>
+      <w:pPr>
+        <w:ind w:left="5760" w:hanging="360"/>
+      </w:pPr>
+      <w:rPr>
+        <w:rFonts w:ascii="Courier New" w:hAnsi="Courier New" w:hint="default"/>
+      </w:rPr>
+    </w:lvl>
+    <w:lvl w:ilvl="8" w:tplc="04090005" w:tentative="1">
+      <w:start w:val="1"/>
+      <w:numFmt w:val="bullet"/>
+      <w:lvlText w:val=""/>
+      <w:lvlJc w:val="left"/>
+      <w:pPr>
+        <w:ind w:left="6480" w:hanging="360"/>
+      </w:pPr>
+      <w:rPr>
+        <w:rFonts w:ascii="Wingdings" w:hAnsi="Wingdings" w:hint="default"/>
+      </w:rPr>
+    </w:lvl>
+  </w:abstractNum>
+  <w:abstractNum w:abstractNumId="2" w15:restartNumberingAfterBreak="0">
+    <w:nsid w:val="0D133390"/>
     <w:multiLevelType w:val="multilevel"/>
-    <w:tmpl w:val="F42E12EA"/>
+    <w:tmpl w:val="AA28545E"/>
+    <w:lvl w:ilvl="0">
+      <w:start w:val="1"/>
+      <w:numFmt w:val="bullet"/>
+      <w:lvlText w:val="●"/>
+      <w:lvlJc w:val="left"/>
+      <w:pPr>
+        <w:ind w:left="720" w:hanging="360"/>
+      </w:pPr>
+      <w:rPr>
+        <w:u w:val="none"/>
+      </w:rPr>
+    </w:lvl>
+    <w:lvl w:ilvl="1">
+      <w:start w:val="1"/>
+      <w:numFmt w:val="bullet"/>
+      <w:lvlText w:val="○"/>
+      <w:lvlJc w:val="left"/>
+      <w:pPr>
+        <w:ind w:left="1440" w:hanging="360"/>
+      </w:pPr>
+      <w:rPr>
+        <w:u w:val="none"/>
+      </w:rPr>
+    </w:lvl>
+    <w:lvl w:ilvl="2">
+      <w:start w:val="1"/>
+      <w:numFmt w:val="bullet"/>
+      <w:lvlText w:val="■"/>
+      <w:lvlJc w:val="left"/>
+      <w:pPr>
+        <w:ind w:left="2160" w:hanging="360"/>
+      </w:pPr>
+      <w:rPr>
+        <w:u w:val="none"/>
+      </w:rPr>
+    </w:lvl>
+    <w:lvl w:ilvl="3">
+      <w:start w:val="1"/>
+      <w:numFmt w:val="bullet"/>
+      <w:lvlText w:val="●"/>
+      <w:lvlJc w:val="left"/>
+      <w:pPr>
+        <w:ind w:left="2880" w:hanging="360"/>
+      </w:pPr>
+      <w:rPr>
+        <w:u w:val="none"/>
+      </w:rPr>
+    </w:lvl>
+    <w:lvl w:ilvl="4">
+      <w:start w:val="1"/>
+      <w:numFmt w:val="bullet"/>
+      <w:lvlText w:val="○"/>
+      <w:lvlJc w:val="left"/>
+      <w:pPr>
+        <w:ind w:left="3600" w:hanging="360"/>
+      </w:pPr>
+      <w:rPr>
+        <w:u w:val="none"/>
+      </w:rPr>
+    </w:lvl>
+    <w:lvl w:ilvl="5">
+      <w:start w:val="1"/>
+      <w:numFmt w:val="bullet"/>
+      <w:lvlText w:val="■"/>
+      <w:lvlJc w:val="left"/>
+      <w:pPr>
+        <w:ind w:left="4320" w:hanging="360"/>
+      </w:pPr>
+      <w:rPr>
+        <w:u w:val="none"/>
+      </w:rPr>
+    </w:lvl>
+    <w:lvl w:ilvl="6">
+      <w:start w:val="1"/>
+      <w:numFmt w:val="bullet"/>
+      <w:lvlText w:val="●"/>
+      <w:lvlJc w:val="left"/>
+      <w:pPr>
+        <w:ind w:left="5040" w:hanging="360"/>
+      </w:pPr>
+      <w:rPr>
+        <w:u w:val="none"/>
+      </w:rPr>
+    </w:lvl>
+    <w:lvl w:ilvl="7">
+      <w:start w:val="1"/>
+      <w:numFmt w:val="bullet"/>
+      <w:lvlText w:val="○"/>
+      <w:lvlJc w:val="left"/>
+      <w:pPr>
+        <w:ind w:left="5760" w:hanging="360"/>
+      </w:pPr>
+      <w:rPr>
+        <w:u w:val="none"/>
+      </w:rPr>
+    </w:lvl>
+    <w:lvl w:ilvl="8">
+      <w:start w:val="1"/>
+      <w:numFmt w:val="bullet"/>
+      <w:lvlText w:val="■"/>
+      <w:lvlJc w:val="left"/>
+      <w:pPr>
+        <w:ind w:left="6480" w:hanging="360"/>
+      </w:pPr>
+      <w:rPr>
+        <w:u w:val="none"/>
+      </w:rPr>
+    </w:lvl>
+  </w:abstractNum>
+  <w:abstractNum w:abstractNumId="3" w15:restartNumberingAfterBreak="0">
+    <w:nsid w:val="0D1E7A8C"/>
+    <w:multiLevelType w:val="multilevel"/>
+    <w:tmpl w:val="25C2E116"/>
+    <w:lvl w:ilvl="0">
+      <w:start w:val="1"/>
+      <w:numFmt w:val="bullet"/>
+      <w:lvlText w:val="●"/>
+      <w:lvlJc w:val="left"/>
+      <w:pPr>
+        <w:ind w:left="720" w:hanging="360"/>
+      </w:pPr>
+      <w:rPr>
+        <w:u w:val="none"/>
+      </w:rPr>
+    </w:lvl>
+    <w:lvl w:ilvl="1">
+      <w:start w:val="1"/>
+      <w:numFmt w:val="bullet"/>
+      <w:lvlText w:val="○"/>
+      <w:lvlJc w:val="left"/>
+      <w:pPr>
+        <w:ind w:left="1440" w:hanging="360"/>
+      </w:pPr>
+      <w:rPr>
+        <w:u w:val="none"/>
+      </w:rPr>
+    </w:lvl>
+    <w:lvl w:ilvl="2">
+      <w:start w:val="1"/>
+      <w:numFmt w:val="bullet"/>
+      <w:lvlText w:val="■"/>
+      <w:lvlJc w:val="left"/>
+      <w:pPr>
+        <w:ind w:left="2160" w:hanging="360"/>
+      </w:pPr>
+      <w:rPr>
+        <w:u w:val="none"/>
+      </w:rPr>
+    </w:lvl>
+    <w:lvl w:ilvl="3">
+      <w:start w:val="1"/>
+      <w:numFmt w:val="bullet"/>
+      <w:lvlText w:val="●"/>
+      <w:lvlJc w:val="left"/>
+      <w:pPr>
+        <w:ind w:left="2880" w:hanging="360"/>
+      </w:pPr>
+      <w:rPr>
+        <w:u w:val="none"/>
+      </w:rPr>
+    </w:lvl>
+    <w:lvl w:ilvl="4">
+      <w:start w:val="1"/>
+      <w:numFmt w:val="bullet"/>
+      <w:lvlText w:val="○"/>
+      <w:lvlJc w:val="left"/>
+      <w:pPr>
+        <w:ind w:left="3600" w:hanging="360"/>
+      </w:pPr>
+      <w:rPr>
+        <w:u w:val="none"/>
+      </w:rPr>
+    </w:lvl>
+    <w:lvl w:ilvl="5">
+      <w:start w:val="1"/>
+      <w:numFmt w:val="bullet"/>
+      <w:lvlText w:val="■"/>
+      <w:lvlJc w:val="left"/>
+      <w:pPr>
+        <w:ind w:left="4320" w:hanging="360"/>
+      </w:pPr>
+      <w:rPr>
+        <w:u w:val="none"/>
+      </w:rPr>
+    </w:lvl>
+    <w:lvl w:ilvl="6">
+      <w:start w:val="1"/>
+      <w:numFmt w:val="bullet"/>
+      <w:lvlText w:val="●"/>
+      <w:lvlJc w:val="left"/>
+      <w:pPr>
+        <w:ind w:left="5040" w:hanging="360"/>
+      </w:pPr>
+      <w:rPr>
+        <w:u w:val="none"/>
+      </w:rPr>
+    </w:lvl>
+    <w:lvl w:ilvl="7">
+      <w:start w:val="1"/>
+      <w:numFmt w:val="bullet"/>
+      <w:lvlText w:val="○"/>
+      <w:lvlJc w:val="left"/>
+      <w:pPr>
+        <w:ind w:left="5760" w:hanging="360"/>
+      </w:pPr>
+      <w:rPr>
+        <w:u w:val="none"/>
+      </w:rPr>
+    </w:lvl>
+    <w:lvl w:ilvl="8">
+      <w:start w:val="1"/>
+      <w:numFmt w:val="bullet"/>
+      <w:lvlText w:val="■"/>
+      <w:lvlJc w:val="left"/>
+      <w:pPr>
+        <w:ind w:left="6480" w:hanging="360"/>
+      </w:pPr>
+      <w:rPr>
+        <w:u w:val="none"/>
+      </w:rPr>
+    </w:lvl>
+  </w:abstractNum>
+  <w:abstractNum w:abstractNumId="4" w15:restartNumberingAfterBreak="0">
+    <w:nsid w:val="0ECE17B6"/>
+    <w:multiLevelType w:val="hybridMultilevel"/>
+    <w:tmpl w:val="CF4E81FA"/>
+    <w:lvl w:ilvl="0" w:tplc="04090001">
+      <w:start w:val="1"/>
+      <w:numFmt w:val="bullet"/>
+      <w:lvlText w:val=""/>
+      <w:lvlJc w:val="left"/>
+      <w:pPr>
+        <w:ind w:left="720" w:hanging="360"/>
+      </w:pPr>
+      <w:rPr>
+        <w:rFonts w:ascii="Symbol" w:hAnsi="Symbol" w:hint="default"/>
+      </w:rPr>
+    </w:lvl>
+    <w:lvl w:ilvl="1" w:tplc="04090003" w:tentative="1">
+      <w:start w:val="1"/>
+      <w:numFmt w:val="bullet"/>
+      <w:lvlText w:val="o"/>
+      <w:lvlJc w:val="left"/>
+      <w:pPr>
+        <w:ind w:left="1440" w:hanging="360"/>
+      </w:pPr>
+      <w:rPr>
+        <w:rFonts w:ascii="Courier New" w:hAnsi="Courier New" w:cs="Courier New" w:hint="default"/>
+      </w:rPr>
+    </w:lvl>
+    <w:lvl w:ilvl="2" w:tplc="04090005" w:tentative="1">
+      <w:start w:val="1"/>
+      <w:numFmt w:val="bullet"/>
+      <w:lvlText w:val=""/>
+      <w:lvlJc w:val="left"/>
+      <w:pPr>
+        <w:ind w:left="2160" w:hanging="360"/>
+      </w:pPr>
+      <w:rPr>
+        <w:rFonts w:ascii="Wingdings" w:hAnsi="Wingdings" w:hint="default"/>
+      </w:rPr>
+    </w:lvl>
+    <w:lvl w:ilvl="3" w:tplc="04090001" w:tentative="1">
+      <w:start w:val="1"/>
+      <w:numFmt w:val="bullet"/>
+      <w:lvlText w:val=""/>
+      <w:lvlJc w:val="left"/>
+      <w:pPr>
+        <w:ind w:left="2880" w:hanging="360"/>
+      </w:pPr>
+      <w:rPr>
+        <w:rFonts w:ascii="Symbol" w:hAnsi="Symbol" w:hint="default"/>
+      </w:rPr>
+    </w:lvl>
+    <w:lvl w:ilvl="4" w:tplc="04090003" w:tentative="1">
+      <w:start w:val="1"/>
+      <w:numFmt w:val="bullet"/>
+      <w:lvlText w:val="o"/>
+      <w:lvlJc w:val="left"/>
+      <w:pPr>
+        <w:ind w:left="3600" w:hanging="360"/>
+      </w:pPr>
+      <w:rPr>
+        <w:rFonts w:ascii="Courier New" w:hAnsi="Courier New" w:cs="Courier New" w:hint="default"/>
+      </w:rPr>
+    </w:lvl>
+    <w:lvl w:ilvl="5" w:tplc="04090005" w:tentative="1">
+      <w:start w:val="1"/>
+      <w:numFmt w:val="bullet"/>
+      <w:lvlText w:val=""/>
+      <w:lvlJc w:val="left"/>
+      <w:pPr>
+        <w:ind w:left="4320" w:hanging="360"/>
+      </w:pPr>
+      <w:rPr>
+        <w:rFonts w:ascii="Wingdings" w:hAnsi="Wingdings" w:hint="default"/>
+      </w:rPr>
+    </w:lvl>
+    <w:lvl w:ilvl="6" w:tplc="04090001" w:tentative="1">
+      <w:start w:val="1"/>
+      <w:numFmt w:val="bullet"/>
+      <w:lvlText w:val=""/>
+      <w:lvlJc w:val="left"/>
+      <w:pPr>
+        <w:ind w:left="5040" w:hanging="360"/>
+      </w:pPr>
+      <w:rPr>
+        <w:rFonts w:ascii="Symbol" w:hAnsi="Symbol" w:hint="default"/>
+      </w:rPr>
+    </w:lvl>
+    <w:lvl w:ilvl="7" w:tplc="04090003" w:tentative="1">
+      <w:start w:val="1"/>
+      <w:numFmt w:val="bullet"/>
+      <w:lvlText w:val="o"/>
+      <w:lvlJc w:val="left"/>
+      <w:pPr>
+        <w:ind w:left="5760" w:hanging="360"/>
+      </w:pPr>
+      <w:rPr>
+        <w:rFonts w:ascii="Courier New" w:hAnsi="Courier New" w:cs="Courier New" w:hint="default"/>
+      </w:rPr>
+    </w:lvl>
+    <w:lvl w:ilvl="8" w:tplc="04090005" w:tentative="1">
+      <w:start w:val="1"/>
+      <w:numFmt w:val="bullet"/>
+      <w:lvlText w:val=""/>
+      <w:lvlJc w:val="left"/>
+      <w:pPr>
+        <w:ind w:left="6480" w:hanging="360"/>
+      </w:pPr>
+      <w:rPr>
+        <w:rFonts w:ascii="Wingdings" w:hAnsi="Wingdings" w:hint="default"/>
+      </w:rPr>
+    </w:lvl>
+  </w:abstractNum>
+  <w:abstractNum w:abstractNumId="5" w15:restartNumberingAfterBreak="0">
+    <w:nsid w:val="0F501926"/>
+    <w:multiLevelType w:val="multilevel"/>
+    <w:tmpl w:val="0E74FF30"/>
     <w:lvl w:ilvl="0">
       <w:start w:val="1"/>
       <w:numFmt w:val="bullet"/>
@@ -15106,10 +15518,10 @@
       </w:rPr>
     </w:lvl>
   </w:abstractNum>
-  <w:abstractNum w:abstractNumId="2" w15:restartNumberingAfterBreak="0">
-    <w:nsid w:val="04CD6119"/>
+  <w:abstractNum w:abstractNumId="6" w15:restartNumberingAfterBreak="0">
+    <w:nsid w:val="108158C0"/>
     <w:multiLevelType w:val="hybridMultilevel"/>
-    <w:tmpl w:val="8920FE88"/>
+    <w:tmpl w:val="249249B2"/>
     <w:lvl w:ilvl="0" w:tplc="04090001">
       <w:start w:val="1"/>
       <w:numFmt w:val="bullet"/>
@@ -15131,7 +15543,7 @@
         <w:ind w:left="1440" w:hanging="360"/>
       </w:pPr>
       <w:rPr>
-        <w:rFonts w:ascii="Courier New" w:hAnsi="Courier New" w:hint="default"/>
+        <w:rFonts w:ascii="Courier New" w:hAnsi="Courier New" w:cs="Courier New" w:hint="default"/>
       </w:rPr>
     </w:lvl>
     <w:lvl w:ilvl="2" w:tplc="04090005" w:tentative="1">
@@ -15167,7 +15579,7 @@
         <w:ind w:left="3600" w:hanging="360"/>
       </w:pPr>
       <w:rPr>
-        <w:rFonts w:ascii="Courier New" w:hAnsi="Courier New" w:hint="default"/>
+        <w:rFonts w:ascii="Courier New" w:hAnsi="Courier New" w:cs="Courier New" w:hint="default"/>
       </w:rPr>
     </w:lvl>
     <w:lvl w:ilvl="5" w:tplc="04090005" w:tentative="1">
@@ -15203,462 +15615,10 @@
         <w:ind w:left="5760" w:hanging="360"/>
       </w:pPr>
       <w:rPr>
-        <w:rFonts w:ascii="Courier New" w:hAnsi="Courier New" w:hint="default"/>
+        <w:rFonts w:ascii="Courier New" w:hAnsi="Courier New" w:cs="Courier New" w:hint="default"/>
       </w:rPr>
     </w:lvl>
     <w:lvl w:ilvl="8" w:tplc="04090005" w:tentative="1">
-      <w:start w:val="1"/>
-      <w:numFmt w:val="bullet"/>
-      <w:lvlText w:val=""/>
-      <w:lvlJc w:val="left"/>
-      <w:pPr>
-        <w:ind w:left="6480" w:hanging="360"/>
-      </w:pPr>
-      <w:rPr>
-        <w:rFonts w:ascii="Wingdings" w:hAnsi="Wingdings" w:hint="default"/>
-      </w:rPr>
-    </w:lvl>
-  </w:abstractNum>
-  <w:abstractNum w:abstractNumId="3" w15:restartNumberingAfterBreak="0">
-    <w:nsid w:val="0A1C0A66"/>
-    <w:multiLevelType w:val="hybridMultilevel"/>
-    <w:tmpl w:val="3EAA8A82"/>
-    <w:lvl w:ilvl="0" w:tplc="04090001">
-      <w:start w:val="1"/>
-      <w:numFmt w:val="bullet"/>
-      <w:lvlText w:val=""/>
-      <w:lvlJc w:val="left"/>
-      <w:pPr>
-        <w:ind w:left="720" w:hanging="360"/>
-      </w:pPr>
-      <w:rPr>
-        <w:rFonts w:ascii="Symbol" w:hAnsi="Symbol" w:hint="default"/>
-      </w:rPr>
-    </w:lvl>
-    <w:lvl w:ilvl="1" w:tplc="04090003" w:tentative="1">
-      <w:start w:val="1"/>
-      <w:numFmt w:val="bullet"/>
-      <w:lvlText w:val="o"/>
-      <w:lvlJc w:val="left"/>
-      <w:pPr>
-        <w:ind w:left="1440" w:hanging="360"/>
-      </w:pPr>
-      <w:rPr>
-        <w:rFonts w:ascii="Courier New" w:hAnsi="Courier New" w:cs="Courier New" w:hint="default"/>
-      </w:rPr>
-    </w:lvl>
-    <w:lvl w:ilvl="2" w:tplc="04090005" w:tentative="1">
-      <w:start w:val="1"/>
-      <w:numFmt w:val="bullet"/>
-      <w:lvlText w:val=""/>
-      <w:lvlJc w:val="left"/>
-      <w:pPr>
-        <w:ind w:left="2160" w:hanging="360"/>
-      </w:pPr>
-      <w:rPr>
-        <w:rFonts w:ascii="Wingdings" w:hAnsi="Wingdings" w:hint="default"/>
-      </w:rPr>
-    </w:lvl>
-    <w:lvl w:ilvl="3" w:tplc="04090001" w:tentative="1">
-      <w:start w:val="1"/>
-      <w:numFmt w:val="bullet"/>
-      <w:lvlText w:val=""/>
-      <w:lvlJc w:val="left"/>
-      <w:pPr>
-        <w:ind w:left="2880" w:hanging="360"/>
-      </w:pPr>
-      <w:rPr>
-        <w:rFonts w:ascii="Symbol" w:hAnsi="Symbol" w:hint="default"/>
-      </w:rPr>
-    </w:lvl>
-    <w:lvl w:ilvl="4" w:tplc="04090003" w:tentative="1">
-      <w:start w:val="1"/>
-      <w:numFmt w:val="bullet"/>
-      <w:lvlText w:val="o"/>
-      <w:lvlJc w:val="left"/>
-      <w:pPr>
-        <w:ind w:left="3600" w:hanging="360"/>
-      </w:pPr>
-      <w:rPr>
-        <w:rFonts w:ascii="Courier New" w:hAnsi="Courier New" w:cs="Courier New" w:hint="default"/>
-      </w:rPr>
-    </w:lvl>
-    <w:lvl w:ilvl="5" w:tplc="04090005" w:tentative="1">
-      <w:start w:val="1"/>
-      <w:numFmt w:val="bullet"/>
-      <w:lvlText w:val=""/>
-      <w:lvlJc w:val="left"/>
-      <w:pPr>
-        <w:ind w:left="4320" w:hanging="360"/>
-      </w:pPr>
-      <w:rPr>
-        <w:rFonts w:ascii="Wingdings" w:hAnsi="Wingdings" w:hint="default"/>
-      </w:rPr>
-    </w:lvl>
-    <w:lvl w:ilvl="6" w:tplc="04090001" w:tentative="1">
-      <w:start w:val="1"/>
-      <w:numFmt w:val="bullet"/>
-      <w:lvlText w:val=""/>
-      <w:lvlJc w:val="left"/>
-      <w:pPr>
-        <w:ind w:left="5040" w:hanging="360"/>
-      </w:pPr>
-      <w:rPr>
-        <w:rFonts w:ascii="Symbol" w:hAnsi="Symbol" w:hint="default"/>
-      </w:rPr>
-    </w:lvl>
-    <w:lvl w:ilvl="7" w:tplc="04090003" w:tentative="1">
-      <w:start w:val="1"/>
-      <w:numFmt w:val="bullet"/>
-      <w:lvlText w:val="o"/>
-      <w:lvlJc w:val="left"/>
-      <w:pPr>
-        <w:ind w:left="5760" w:hanging="360"/>
-      </w:pPr>
-      <w:rPr>
-        <w:rFonts w:ascii="Courier New" w:hAnsi="Courier New" w:cs="Courier New" w:hint="default"/>
-      </w:rPr>
-    </w:lvl>
-    <w:lvl w:ilvl="8" w:tplc="04090005" w:tentative="1">
-      <w:start w:val="1"/>
-      <w:numFmt w:val="bullet"/>
-      <w:lvlText w:val=""/>
-      <w:lvlJc w:val="left"/>
-      <w:pPr>
-        <w:ind w:left="6480" w:hanging="360"/>
-      </w:pPr>
-      <w:rPr>
-        <w:rFonts w:ascii="Wingdings" w:hAnsi="Wingdings" w:hint="default"/>
-      </w:rPr>
-    </w:lvl>
-  </w:abstractNum>
-  <w:abstractNum w:abstractNumId="4" w15:restartNumberingAfterBreak="0">
-    <w:nsid w:val="0AD24CF5"/>
-    <w:multiLevelType w:val="hybridMultilevel"/>
-    <w:tmpl w:val="B4E40B0E"/>
-    <w:lvl w:ilvl="0" w:tplc="950E9D24">
-      <w:start w:val="1"/>
-      <w:numFmt w:val="bullet"/>
-      <w:lvlText w:val=""/>
-      <w:lvlJc w:val="left"/>
-      <w:pPr>
-        <w:ind w:left="720" w:hanging="360"/>
-      </w:pPr>
-      <w:rPr>
-        <w:rFonts w:ascii="Symbol" w:hAnsi="Symbol" w:hint="default"/>
-      </w:rPr>
-    </w:lvl>
-    <w:lvl w:ilvl="1" w:tplc="F10609B8" w:tentative="1">
-      <w:start w:val="1"/>
-      <w:numFmt w:val="bullet"/>
-      <w:lvlText w:val="o"/>
-      <w:lvlJc w:val="left"/>
-      <w:pPr>
-        <w:ind w:left="1440" w:hanging="360"/>
-      </w:pPr>
-      <w:rPr>
-        <w:rFonts w:ascii="Courier New" w:hAnsi="Courier New" w:hint="default"/>
-      </w:rPr>
-    </w:lvl>
-    <w:lvl w:ilvl="2" w:tplc="552CEE58" w:tentative="1">
-      <w:start w:val="1"/>
-      <w:numFmt w:val="bullet"/>
-      <w:lvlText w:val=""/>
-      <w:lvlJc w:val="left"/>
-      <w:pPr>
-        <w:ind w:left="2160" w:hanging="360"/>
-      </w:pPr>
-      <w:rPr>
-        <w:rFonts w:ascii="Wingdings" w:hAnsi="Wingdings" w:hint="default"/>
-      </w:rPr>
-    </w:lvl>
-    <w:lvl w:ilvl="3" w:tplc="3F12FBB6" w:tentative="1">
-      <w:start w:val="1"/>
-      <w:numFmt w:val="bullet"/>
-      <w:lvlText w:val=""/>
-      <w:lvlJc w:val="left"/>
-      <w:pPr>
-        <w:ind w:left="2880" w:hanging="360"/>
-      </w:pPr>
-      <w:rPr>
-        <w:rFonts w:ascii="Symbol" w:hAnsi="Symbol" w:hint="default"/>
-      </w:rPr>
-    </w:lvl>
-    <w:lvl w:ilvl="4" w:tplc="1BEC7830" w:tentative="1">
-      <w:start w:val="1"/>
-      <w:numFmt w:val="bullet"/>
-      <w:lvlText w:val="o"/>
-      <w:lvlJc w:val="left"/>
-      <w:pPr>
-        <w:ind w:left="3600" w:hanging="360"/>
-      </w:pPr>
-      <w:rPr>
-        <w:rFonts w:ascii="Courier New" w:hAnsi="Courier New" w:hint="default"/>
-      </w:rPr>
-    </w:lvl>
-    <w:lvl w:ilvl="5" w:tplc="3CD6675C" w:tentative="1">
-      <w:start w:val="1"/>
-      <w:numFmt w:val="bullet"/>
-      <w:lvlText w:val=""/>
-      <w:lvlJc w:val="left"/>
-      <w:pPr>
-        <w:ind w:left="4320" w:hanging="360"/>
-      </w:pPr>
-      <w:rPr>
-        <w:rFonts w:ascii="Wingdings" w:hAnsi="Wingdings" w:hint="default"/>
-      </w:rPr>
-    </w:lvl>
-    <w:lvl w:ilvl="6" w:tplc="C6902400" w:tentative="1">
-      <w:start w:val="1"/>
-      <w:numFmt w:val="bullet"/>
-      <w:lvlText w:val=""/>
-      <w:lvlJc w:val="left"/>
-      <w:pPr>
-        <w:ind w:left="5040" w:hanging="360"/>
-      </w:pPr>
-      <w:rPr>
-        <w:rFonts w:ascii="Symbol" w:hAnsi="Symbol" w:hint="default"/>
-      </w:rPr>
-    </w:lvl>
-    <w:lvl w:ilvl="7" w:tplc="796A767A" w:tentative="1">
-      <w:start w:val="1"/>
-      <w:numFmt w:val="bullet"/>
-      <w:lvlText w:val="o"/>
-      <w:lvlJc w:val="left"/>
-      <w:pPr>
-        <w:ind w:left="5760" w:hanging="360"/>
-      </w:pPr>
-      <w:rPr>
-        <w:rFonts w:ascii="Courier New" w:hAnsi="Courier New" w:hint="default"/>
-      </w:rPr>
-    </w:lvl>
-    <w:lvl w:ilvl="8" w:tplc="960AA938" w:tentative="1">
-      <w:start w:val="1"/>
-      <w:numFmt w:val="bullet"/>
-      <w:lvlText w:val=""/>
-      <w:lvlJc w:val="left"/>
-      <w:pPr>
-        <w:ind w:left="6480" w:hanging="360"/>
-      </w:pPr>
-      <w:rPr>
-        <w:rFonts w:ascii="Wingdings" w:hAnsi="Wingdings" w:hint="default"/>
-      </w:rPr>
-    </w:lvl>
-  </w:abstractNum>
-  <w:abstractNum w:abstractNumId="5" w15:restartNumberingAfterBreak="0">
-    <w:nsid w:val="0D133390"/>
-    <w:multiLevelType w:val="multilevel"/>
-    <w:tmpl w:val="AA28545E"/>
-    <w:lvl w:ilvl="0">
-      <w:start w:val="1"/>
-      <w:numFmt w:val="bullet"/>
-      <w:lvlText w:val="●"/>
-      <w:lvlJc w:val="left"/>
-      <w:pPr>
-        <w:ind w:left="720" w:hanging="360"/>
-      </w:pPr>
-      <w:rPr>
-        <w:u w:val="none"/>
-      </w:rPr>
-    </w:lvl>
-    <w:lvl w:ilvl="1">
-      <w:start w:val="1"/>
-      <w:numFmt w:val="bullet"/>
-      <w:lvlText w:val="○"/>
-      <w:lvlJc w:val="left"/>
-      <w:pPr>
-        <w:ind w:left="1440" w:hanging="360"/>
-      </w:pPr>
-      <w:rPr>
-        <w:u w:val="none"/>
-      </w:rPr>
-    </w:lvl>
-    <w:lvl w:ilvl="2">
-      <w:start w:val="1"/>
-      <w:numFmt w:val="bullet"/>
-      <w:lvlText w:val="■"/>
-      <w:lvlJc w:val="left"/>
-      <w:pPr>
-        <w:ind w:left="2160" w:hanging="360"/>
-      </w:pPr>
-      <w:rPr>
-        <w:u w:val="none"/>
-      </w:rPr>
-    </w:lvl>
-    <w:lvl w:ilvl="3">
-      <w:start w:val="1"/>
-      <w:numFmt w:val="bullet"/>
-      <w:lvlText w:val="●"/>
-      <w:lvlJc w:val="left"/>
-      <w:pPr>
-        <w:ind w:left="2880" w:hanging="360"/>
-      </w:pPr>
-      <w:rPr>
-        <w:u w:val="none"/>
-      </w:rPr>
-    </w:lvl>
-    <w:lvl w:ilvl="4">
-      <w:start w:val="1"/>
-      <w:numFmt w:val="bullet"/>
-      <w:lvlText w:val="○"/>
-      <w:lvlJc w:val="left"/>
-      <w:pPr>
-        <w:ind w:left="3600" w:hanging="360"/>
-      </w:pPr>
-      <w:rPr>
-        <w:u w:val="none"/>
-      </w:rPr>
-    </w:lvl>
-    <w:lvl w:ilvl="5">
-      <w:start w:val="1"/>
-      <w:numFmt w:val="bullet"/>
-      <w:lvlText w:val="■"/>
-      <w:lvlJc w:val="left"/>
-      <w:pPr>
-        <w:ind w:left="4320" w:hanging="360"/>
-      </w:pPr>
-      <w:rPr>
-        <w:u w:val="none"/>
-      </w:rPr>
-    </w:lvl>
-    <w:lvl w:ilvl="6">
-      <w:start w:val="1"/>
-      <w:numFmt w:val="bullet"/>
-      <w:lvlText w:val="●"/>
-      <w:lvlJc w:val="left"/>
-      <w:pPr>
-        <w:ind w:left="5040" w:hanging="360"/>
-      </w:pPr>
-      <w:rPr>
-        <w:u w:val="none"/>
-      </w:rPr>
-    </w:lvl>
-    <w:lvl w:ilvl="7">
-      <w:start w:val="1"/>
-      <w:numFmt w:val="bullet"/>
-      <w:lvlText w:val="○"/>
-      <w:lvlJc w:val="left"/>
-      <w:pPr>
-        <w:ind w:left="5760" w:hanging="360"/>
-      </w:pPr>
-      <w:rPr>
-        <w:u w:val="none"/>
-      </w:rPr>
-    </w:lvl>
-    <w:lvl w:ilvl="8">
-      <w:start w:val="1"/>
-      <w:numFmt w:val="bullet"/>
-      <w:lvlText w:val="■"/>
-      <w:lvlJc w:val="left"/>
-      <w:pPr>
-        <w:ind w:left="6480" w:hanging="360"/>
-      </w:pPr>
-      <w:rPr>
-        <w:u w:val="none"/>
-      </w:rPr>
-    </w:lvl>
-  </w:abstractNum>
-  <w:abstractNum w:abstractNumId="6" w15:restartNumberingAfterBreak="0">
-    <w:nsid w:val="0D1644CE"/>
-    <w:multiLevelType w:val="hybridMultilevel"/>
-    <w:tmpl w:val="C218B986"/>
-    <w:lvl w:ilvl="0" w:tplc="9CB68454">
-      <w:start w:val="1"/>
-      <w:numFmt w:val="bullet"/>
-      <w:lvlText w:val=""/>
-      <w:lvlJc w:val="left"/>
-      <w:pPr>
-        <w:ind w:left="720" w:hanging="360"/>
-      </w:pPr>
-      <w:rPr>
-        <w:rFonts w:ascii="Symbol" w:hAnsi="Symbol" w:hint="default"/>
-      </w:rPr>
-    </w:lvl>
-    <w:lvl w:ilvl="1" w:tplc="3452B28A" w:tentative="1">
-      <w:start w:val="1"/>
-      <w:numFmt w:val="bullet"/>
-      <w:lvlText w:val="o"/>
-      <w:lvlJc w:val="left"/>
-      <w:pPr>
-        <w:ind w:left="1440" w:hanging="360"/>
-      </w:pPr>
-      <w:rPr>
-        <w:rFonts w:ascii="Courier New" w:hAnsi="Courier New" w:hint="default"/>
-      </w:rPr>
-    </w:lvl>
-    <w:lvl w:ilvl="2" w:tplc="D9401B98" w:tentative="1">
-      <w:start w:val="1"/>
-      <w:numFmt w:val="bullet"/>
-      <w:lvlText w:val=""/>
-      <w:lvlJc w:val="left"/>
-      <w:pPr>
-        <w:ind w:left="2160" w:hanging="360"/>
-      </w:pPr>
-      <w:rPr>
-        <w:rFonts w:ascii="Wingdings" w:hAnsi="Wingdings" w:hint="default"/>
-      </w:rPr>
-    </w:lvl>
-    <w:lvl w:ilvl="3" w:tplc="061E1064" w:tentative="1">
-      <w:start w:val="1"/>
-      <w:numFmt w:val="bullet"/>
-      <w:lvlText w:val=""/>
-      <w:lvlJc w:val="left"/>
-      <w:pPr>
-        <w:ind w:left="2880" w:hanging="360"/>
-      </w:pPr>
-      <w:rPr>
-        <w:rFonts w:ascii="Symbol" w:hAnsi="Symbol" w:hint="default"/>
-      </w:rPr>
-    </w:lvl>
-    <w:lvl w:ilvl="4" w:tplc="101EA376" w:tentative="1">
-      <w:start w:val="1"/>
-      <w:numFmt w:val="bullet"/>
-      <w:lvlText w:val="o"/>
-      <w:lvlJc w:val="left"/>
-      <w:pPr>
-        <w:ind w:left="3600" w:hanging="360"/>
-      </w:pPr>
-      <w:rPr>
-        <w:rFonts w:ascii="Courier New" w:hAnsi="Courier New" w:hint="default"/>
-      </w:rPr>
-    </w:lvl>
-    <w:lvl w:ilvl="5" w:tplc="8182CCBC" w:tentative="1">
-      <w:start w:val="1"/>
-      <w:numFmt w:val="bullet"/>
-      <w:lvlText w:val=""/>
-      <w:lvlJc w:val="left"/>
-      <w:pPr>
-        <w:ind w:left="4320" w:hanging="360"/>
-      </w:pPr>
-      <w:rPr>
-        <w:rFonts w:ascii="Wingdings" w:hAnsi="Wingdings" w:hint="default"/>
-      </w:rPr>
-    </w:lvl>
-    <w:lvl w:ilvl="6" w:tplc="D6B0DA5E" w:tentative="1">
-      <w:start w:val="1"/>
-      <w:numFmt w:val="bullet"/>
-      <w:lvlText w:val=""/>
-      <w:lvlJc w:val="left"/>
-      <w:pPr>
-        <w:ind w:left="5040" w:hanging="360"/>
-      </w:pPr>
-      <w:rPr>
-        <w:rFonts w:ascii="Symbol" w:hAnsi="Symbol" w:hint="default"/>
-      </w:rPr>
-    </w:lvl>
-    <w:lvl w:ilvl="7" w:tplc="FA5E78FE" w:tentative="1">
-      <w:start w:val="1"/>
-      <w:numFmt w:val="bullet"/>
-      <w:lvlText w:val="o"/>
-      <w:lvlJc w:val="left"/>
-      <w:pPr>
-        <w:ind w:left="5760" w:hanging="360"/>
-      </w:pPr>
-      <w:rPr>
-        <w:rFonts w:ascii="Courier New" w:hAnsi="Courier New" w:hint="default"/>
-      </w:rPr>
-    </w:lvl>
-    <w:lvl w:ilvl="8" w:tplc="12DE2ADA" w:tentative="1">
       <w:start w:val="1"/>
       <w:numFmt w:val="bullet"/>
       <w:lvlText w:val=""/>
@@ -15672,235 +15632,99 @@
     </w:lvl>
   </w:abstractNum>
   <w:abstractNum w:abstractNumId="7" w15:restartNumberingAfterBreak="0">
-    <w:nsid w:val="0D1E7A8C"/>
-    <w:multiLevelType w:val="multilevel"/>
-    <w:tmpl w:val="25C2E116"/>
-    <w:lvl w:ilvl="0">
-      <w:start w:val="1"/>
-      <w:numFmt w:val="bullet"/>
-      <w:lvlText w:val="●"/>
-      <w:lvlJc w:val="left"/>
-      <w:pPr>
-        <w:ind w:left="720" w:hanging="360"/>
-      </w:pPr>
-      <w:rPr>
-        <w:u w:val="none"/>
-      </w:rPr>
-    </w:lvl>
-    <w:lvl w:ilvl="1">
-      <w:start w:val="1"/>
-      <w:numFmt w:val="bullet"/>
-      <w:lvlText w:val="○"/>
+    <w:nsid w:val="1AC34F57"/>
+    <w:multiLevelType w:val="hybridMultilevel"/>
+    <w:tmpl w:val="391AFBC6"/>
+    <w:lvl w:ilvl="0" w:tplc="857C63F4">
+      <w:start w:val="1"/>
+      <w:numFmt w:val="decimal"/>
+      <w:pStyle w:val="Heading1"/>
+      <w:lvlText w:val="%1."/>
+      <w:lvlJc w:val="left"/>
+      <w:pPr>
+        <w:ind w:left="1044" w:hanging="684"/>
+      </w:pPr>
+      <w:rPr>
+        <w:rFonts w:hint="default"/>
+      </w:rPr>
+    </w:lvl>
+    <w:lvl w:ilvl="1" w:tplc="04090019" w:tentative="1">
+      <w:start w:val="1"/>
+      <w:numFmt w:val="lowerLetter"/>
+      <w:lvlText w:val="%2."/>
       <w:lvlJc w:val="left"/>
       <w:pPr>
         <w:ind w:left="1440" w:hanging="360"/>
       </w:pPr>
-      <w:rPr>
-        <w:u w:val="none"/>
-      </w:rPr>
-    </w:lvl>
-    <w:lvl w:ilvl="2">
-      <w:start w:val="1"/>
-      <w:numFmt w:val="bullet"/>
-      <w:lvlText w:val="■"/>
-      <w:lvlJc w:val="left"/>
-      <w:pPr>
-        <w:ind w:left="2160" w:hanging="360"/>
-      </w:pPr>
-      <w:rPr>
-        <w:u w:val="none"/>
-      </w:rPr>
-    </w:lvl>
-    <w:lvl w:ilvl="3">
-      <w:start w:val="1"/>
-      <w:numFmt w:val="bullet"/>
-      <w:lvlText w:val="●"/>
+    </w:lvl>
+    <w:lvl w:ilvl="2" w:tplc="0409001B" w:tentative="1">
+      <w:start w:val="1"/>
+      <w:numFmt w:val="lowerRoman"/>
+      <w:lvlText w:val="%3."/>
+      <w:lvlJc w:val="right"/>
+      <w:pPr>
+        <w:ind w:left="2160" w:hanging="180"/>
+      </w:pPr>
+    </w:lvl>
+    <w:lvl w:ilvl="3" w:tplc="0409000F" w:tentative="1">
+      <w:start w:val="1"/>
+      <w:numFmt w:val="decimal"/>
+      <w:lvlText w:val="%4."/>
       <w:lvlJc w:val="left"/>
       <w:pPr>
         <w:ind w:left="2880" w:hanging="360"/>
       </w:pPr>
-      <w:rPr>
-        <w:u w:val="none"/>
-      </w:rPr>
-    </w:lvl>
-    <w:lvl w:ilvl="4">
-      <w:start w:val="1"/>
-      <w:numFmt w:val="bullet"/>
-      <w:lvlText w:val="○"/>
+    </w:lvl>
+    <w:lvl w:ilvl="4" w:tplc="04090019" w:tentative="1">
+      <w:start w:val="1"/>
+      <w:numFmt w:val="lowerLetter"/>
+      <w:lvlText w:val="%5."/>
       <w:lvlJc w:val="left"/>
       <w:pPr>
         <w:ind w:left="3600" w:hanging="360"/>
       </w:pPr>
-      <w:rPr>
-        <w:u w:val="none"/>
-      </w:rPr>
-    </w:lvl>
-    <w:lvl w:ilvl="5">
-      <w:start w:val="1"/>
-      <w:numFmt w:val="bullet"/>
-      <w:lvlText w:val="■"/>
-      <w:lvlJc w:val="left"/>
-      <w:pPr>
-        <w:ind w:left="4320" w:hanging="360"/>
-      </w:pPr>
-      <w:rPr>
-        <w:u w:val="none"/>
-      </w:rPr>
-    </w:lvl>
-    <w:lvl w:ilvl="6">
-      <w:start w:val="1"/>
-      <w:numFmt w:val="bullet"/>
-      <w:lvlText w:val="●"/>
+    </w:lvl>
+    <w:lvl w:ilvl="5" w:tplc="0409001B" w:tentative="1">
+      <w:start w:val="1"/>
+      <w:numFmt w:val="lowerRoman"/>
+      <w:lvlText w:val="%6."/>
+      <w:lvlJc w:val="right"/>
+      <w:pPr>
+        <w:ind w:left="4320" w:hanging="180"/>
+      </w:pPr>
+    </w:lvl>
+    <w:lvl w:ilvl="6" w:tplc="0409000F" w:tentative="1">
+      <w:start w:val="1"/>
+      <w:numFmt w:val="decimal"/>
+      <w:lvlText w:val="%7."/>
       <w:lvlJc w:val="left"/>
       <w:pPr>
         <w:ind w:left="5040" w:hanging="360"/>
       </w:pPr>
-      <w:rPr>
-        <w:u w:val="none"/>
-      </w:rPr>
-    </w:lvl>
-    <w:lvl w:ilvl="7">
-      <w:start w:val="1"/>
-      <w:numFmt w:val="bullet"/>
-      <w:lvlText w:val="○"/>
+    </w:lvl>
+    <w:lvl w:ilvl="7" w:tplc="04090019" w:tentative="1">
+      <w:start w:val="1"/>
+      <w:numFmt w:val="lowerLetter"/>
+      <w:lvlText w:val="%8."/>
       <w:lvlJc w:val="left"/>
       <w:pPr>
         <w:ind w:left="5760" w:hanging="360"/>
       </w:pPr>
-      <w:rPr>
-        <w:u w:val="none"/>
-      </w:rPr>
-    </w:lvl>
-    <w:lvl w:ilvl="8">
-      <w:start w:val="1"/>
-      <w:numFmt w:val="bullet"/>
-      <w:lvlText w:val="■"/>
-      <w:lvlJc w:val="left"/>
-      <w:pPr>
-        <w:ind w:left="6480" w:hanging="360"/>
-      </w:pPr>
-      <w:rPr>
-        <w:u w:val="none"/>
-      </w:rPr>
+    </w:lvl>
+    <w:lvl w:ilvl="8" w:tplc="0409001B" w:tentative="1">
+      <w:start w:val="1"/>
+      <w:numFmt w:val="lowerRoman"/>
+      <w:lvlText w:val="%9."/>
+      <w:lvlJc w:val="right"/>
+      <w:pPr>
+        <w:ind w:left="6480" w:hanging="180"/>
+      </w:pPr>
     </w:lvl>
   </w:abstractNum>
   <w:abstractNum w:abstractNumId="8" w15:restartNumberingAfterBreak="0">
-    <w:nsid w:val="0ECE17B6"/>
-    <w:multiLevelType w:val="hybridMultilevel"/>
-    <w:tmpl w:val="CF4E81FA"/>
-    <w:lvl w:ilvl="0" w:tplc="04090001">
-      <w:start w:val="1"/>
-      <w:numFmt w:val="bullet"/>
-      <w:lvlText w:val=""/>
-      <w:lvlJc w:val="left"/>
-      <w:pPr>
-        <w:ind w:left="720" w:hanging="360"/>
-      </w:pPr>
-      <w:rPr>
-        <w:rFonts w:ascii="Symbol" w:hAnsi="Symbol" w:hint="default"/>
-      </w:rPr>
-    </w:lvl>
-    <w:lvl w:ilvl="1" w:tplc="04090003" w:tentative="1">
-      <w:start w:val="1"/>
-      <w:numFmt w:val="bullet"/>
-      <w:lvlText w:val="o"/>
-      <w:lvlJc w:val="left"/>
-      <w:pPr>
-        <w:ind w:left="1440" w:hanging="360"/>
-      </w:pPr>
-      <w:rPr>
-        <w:rFonts w:ascii="Courier New" w:hAnsi="Courier New" w:cs="Courier New" w:hint="default"/>
-      </w:rPr>
-    </w:lvl>
-    <w:lvl w:ilvl="2" w:tplc="04090005" w:tentative="1">
-      <w:start w:val="1"/>
-      <w:numFmt w:val="bullet"/>
-      <w:lvlText w:val=""/>
-      <w:lvlJc w:val="left"/>
-      <w:pPr>
-        <w:ind w:left="2160" w:hanging="360"/>
-      </w:pPr>
-      <w:rPr>
-        <w:rFonts w:ascii="Wingdings" w:hAnsi="Wingdings" w:hint="default"/>
-      </w:rPr>
-    </w:lvl>
-    <w:lvl w:ilvl="3" w:tplc="04090001" w:tentative="1">
-      <w:start w:val="1"/>
-      <w:numFmt w:val="bullet"/>
-      <w:lvlText w:val=""/>
-      <w:lvlJc w:val="left"/>
-      <w:pPr>
-        <w:ind w:left="2880" w:hanging="360"/>
-      </w:pPr>
-      <w:rPr>
-        <w:rFonts w:ascii="Symbol" w:hAnsi="Symbol" w:hint="default"/>
-      </w:rPr>
-    </w:lvl>
-    <w:lvl w:ilvl="4" w:tplc="04090003" w:tentative="1">
-      <w:start w:val="1"/>
-      <w:numFmt w:val="bullet"/>
-      <w:lvlText w:val="o"/>
-      <w:lvlJc w:val="left"/>
-      <w:pPr>
-        <w:ind w:left="3600" w:hanging="360"/>
-      </w:pPr>
-      <w:rPr>
-        <w:rFonts w:ascii="Courier New" w:hAnsi="Courier New" w:cs="Courier New" w:hint="default"/>
-      </w:rPr>
-    </w:lvl>
-    <w:lvl w:ilvl="5" w:tplc="04090005" w:tentative="1">
-      <w:start w:val="1"/>
-      <w:numFmt w:val="bullet"/>
-      <w:lvlText w:val=""/>
-      <w:lvlJc w:val="left"/>
-      <w:pPr>
-        <w:ind w:left="4320" w:hanging="360"/>
-      </w:pPr>
-      <w:rPr>
-        <w:rFonts w:ascii="Wingdings" w:hAnsi="Wingdings" w:hint="default"/>
-      </w:rPr>
-    </w:lvl>
-    <w:lvl w:ilvl="6" w:tplc="04090001" w:tentative="1">
-      <w:start w:val="1"/>
-      <w:numFmt w:val="bullet"/>
-      <w:lvlText w:val=""/>
-      <w:lvlJc w:val="left"/>
-      <w:pPr>
-        <w:ind w:left="5040" w:hanging="360"/>
-      </w:pPr>
-      <w:rPr>
-        <w:rFonts w:ascii="Symbol" w:hAnsi="Symbol" w:hint="default"/>
-      </w:rPr>
-    </w:lvl>
-    <w:lvl w:ilvl="7" w:tplc="04090003" w:tentative="1">
-      <w:start w:val="1"/>
-      <w:numFmt w:val="bullet"/>
-      <w:lvlText w:val="o"/>
-      <w:lvlJc w:val="left"/>
-      <w:pPr>
-        <w:ind w:left="5760" w:hanging="360"/>
-      </w:pPr>
-      <w:rPr>
-        <w:rFonts w:ascii="Courier New" w:hAnsi="Courier New" w:cs="Courier New" w:hint="default"/>
-      </w:rPr>
-    </w:lvl>
-    <w:lvl w:ilvl="8" w:tplc="04090005" w:tentative="1">
-      <w:start w:val="1"/>
-      <w:numFmt w:val="bullet"/>
-      <w:lvlText w:val=""/>
-      <w:lvlJc w:val="left"/>
-      <w:pPr>
-        <w:ind w:left="6480" w:hanging="360"/>
-      </w:pPr>
-      <w:rPr>
-        <w:rFonts w:ascii="Wingdings" w:hAnsi="Wingdings" w:hint="default"/>
-      </w:rPr>
-    </w:lvl>
-  </w:abstractNum>
-  <w:abstractNum w:abstractNumId="9" w15:restartNumberingAfterBreak="0">
-    <w:nsid w:val="0F501926"/>
+    <w:nsid w:val="1EE60E34"/>
     <w:multiLevelType w:val="multilevel"/>
-    <w:tmpl w:val="0E74FF30"/>
+    <w:tmpl w:val="05840ABE"/>
     <w:lvl w:ilvl="0">
       <w:start w:val="1"/>
       <w:numFmt w:val="bullet"/>
@@ -16046,349 +15870,123 @@
       </w:rPr>
     </w:lvl>
   </w:abstractNum>
+  <w:abstractNum w:abstractNumId="9" w15:restartNumberingAfterBreak="0">
+    <w:nsid w:val="27A52F8B"/>
+    <w:multiLevelType w:val="hybridMultilevel"/>
+    <w:tmpl w:val="4D924EC6"/>
+    <w:lvl w:ilvl="0" w:tplc="04090001">
+      <w:start w:val="1"/>
+      <w:numFmt w:val="bullet"/>
+      <w:lvlText w:val=""/>
+      <w:lvlJc w:val="left"/>
+      <w:pPr>
+        <w:ind w:left="720" w:hanging="360"/>
+      </w:pPr>
+      <w:rPr>
+        <w:rFonts w:ascii="Symbol" w:hAnsi="Symbol" w:hint="default"/>
+      </w:rPr>
+    </w:lvl>
+    <w:lvl w:ilvl="1" w:tplc="04090003" w:tentative="1">
+      <w:start w:val="1"/>
+      <w:numFmt w:val="bullet"/>
+      <w:lvlText w:val="o"/>
+      <w:lvlJc w:val="left"/>
+      <w:pPr>
+        <w:ind w:left="1440" w:hanging="360"/>
+      </w:pPr>
+      <w:rPr>
+        <w:rFonts w:ascii="Courier New" w:hAnsi="Courier New" w:cs="Courier New" w:hint="default"/>
+      </w:rPr>
+    </w:lvl>
+    <w:lvl w:ilvl="2" w:tplc="04090005" w:tentative="1">
+      <w:start w:val="1"/>
+      <w:numFmt w:val="bullet"/>
+      <w:lvlText w:val=""/>
+      <w:lvlJc w:val="left"/>
+      <w:pPr>
+        <w:ind w:left="2160" w:hanging="360"/>
+      </w:pPr>
+      <w:rPr>
+        <w:rFonts w:ascii="Wingdings" w:hAnsi="Wingdings" w:hint="default"/>
+      </w:rPr>
+    </w:lvl>
+    <w:lvl w:ilvl="3" w:tplc="04090001" w:tentative="1">
+      <w:start w:val="1"/>
+      <w:numFmt w:val="bullet"/>
+      <w:lvlText w:val=""/>
+      <w:lvlJc w:val="left"/>
+      <w:pPr>
+        <w:ind w:left="2880" w:hanging="360"/>
+      </w:pPr>
+      <w:rPr>
+        <w:rFonts w:ascii="Symbol" w:hAnsi="Symbol" w:hint="default"/>
+      </w:rPr>
+    </w:lvl>
+    <w:lvl w:ilvl="4" w:tplc="04090003" w:tentative="1">
+      <w:start w:val="1"/>
+      <w:numFmt w:val="bullet"/>
+      <w:lvlText w:val="o"/>
+      <w:lvlJc w:val="left"/>
+      <w:pPr>
+        <w:ind w:left="3600" w:hanging="360"/>
+      </w:pPr>
+      <w:rPr>
+        <w:rFonts w:ascii="Courier New" w:hAnsi="Courier New" w:cs="Courier New" w:hint="default"/>
+      </w:rPr>
+    </w:lvl>
+    <w:lvl w:ilvl="5" w:tplc="04090005" w:tentative="1">
+      <w:start w:val="1"/>
+      <w:numFmt w:val="bullet"/>
+      <w:lvlText w:val=""/>
+      <w:lvlJc w:val="left"/>
+      <w:pPr>
+        <w:ind w:left="4320" w:hanging="360"/>
+      </w:pPr>
+      <w:rPr>
+        <w:rFonts w:ascii="Wingdings" w:hAnsi="Wingdings" w:hint="default"/>
+      </w:rPr>
+    </w:lvl>
+    <w:lvl w:ilvl="6" w:tplc="04090001" w:tentative="1">
+      <w:start w:val="1"/>
+      <w:numFmt w:val="bullet"/>
+      <w:lvlText w:val=""/>
+      <w:lvlJc w:val="left"/>
+      <w:pPr>
+        <w:ind w:left="5040" w:hanging="360"/>
+      </w:pPr>
+      <w:rPr>
+        <w:rFonts w:ascii="Symbol" w:hAnsi="Symbol" w:hint="default"/>
+      </w:rPr>
+    </w:lvl>
+    <w:lvl w:ilvl="7" w:tplc="04090003" w:tentative="1">
+      <w:start w:val="1"/>
+      <w:numFmt w:val="bullet"/>
+      <w:lvlText w:val="o"/>
+      <w:lvlJc w:val="left"/>
+      <w:pPr>
+        <w:ind w:left="5760" w:hanging="360"/>
+      </w:pPr>
+      <w:rPr>
+        <w:rFonts w:ascii="Courier New" w:hAnsi="Courier New" w:cs="Courier New" w:hint="default"/>
+      </w:rPr>
+    </w:lvl>
+    <w:lvl w:ilvl="8" w:tplc="04090005" w:tentative="1">
+      <w:start w:val="1"/>
+      <w:numFmt w:val="bullet"/>
+      <w:lvlText w:val=""/>
+      <w:lvlJc w:val="left"/>
+      <w:pPr>
+        <w:ind w:left="6480" w:hanging="360"/>
+      </w:pPr>
+      <w:rPr>
+        <w:rFonts w:ascii="Wingdings" w:hAnsi="Wingdings" w:hint="default"/>
+      </w:rPr>
+    </w:lvl>
+  </w:abstractNum>
   <w:abstractNum w:abstractNumId="10" w15:restartNumberingAfterBreak="0">
-    <w:nsid w:val="108158C0"/>
-    <w:multiLevelType w:val="hybridMultilevel"/>
-    <w:tmpl w:val="249249B2"/>
-    <w:lvl w:ilvl="0" w:tplc="04090001">
-      <w:start w:val="1"/>
-      <w:numFmt w:val="bullet"/>
-      <w:lvlText w:val=""/>
-      <w:lvlJc w:val="left"/>
-      <w:pPr>
-        <w:ind w:left="720" w:hanging="360"/>
-      </w:pPr>
-      <w:rPr>
-        <w:rFonts w:ascii="Symbol" w:hAnsi="Symbol" w:hint="default"/>
-      </w:rPr>
-    </w:lvl>
-    <w:lvl w:ilvl="1" w:tplc="04090003" w:tentative="1">
-      <w:start w:val="1"/>
-      <w:numFmt w:val="bullet"/>
-      <w:lvlText w:val="o"/>
-      <w:lvlJc w:val="left"/>
-      <w:pPr>
-        <w:ind w:left="1440" w:hanging="360"/>
-      </w:pPr>
-      <w:rPr>
-        <w:rFonts w:ascii="Courier New" w:hAnsi="Courier New" w:cs="Courier New" w:hint="default"/>
-      </w:rPr>
-    </w:lvl>
-    <w:lvl w:ilvl="2" w:tplc="04090005" w:tentative="1">
-      <w:start w:val="1"/>
-      <w:numFmt w:val="bullet"/>
-      <w:lvlText w:val=""/>
-      <w:lvlJc w:val="left"/>
-      <w:pPr>
-        <w:ind w:left="2160" w:hanging="360"/>
-      </w:pPr>
-      <w:rPr>
-        <w:rFonts w:ascii="Wingdings" w:hAnsi="Wingdings" w:hint="default"/>
-      </w:rPr>
-    </w:lvl>
-    <w:lvl w:ilvl="3" w:tplc="04090001" w:tentative="1">
-      <w:start w:val="1"/>
-      <w:numFmt w:val="bullet"/>
-      <w:lvlText w:val=""/>
-      <w:lvlJc w:val="left"/>
-      <w:pPr>
-        <w:ind w:left="2880" w:hanging="360"/>
-      </w:pPr>
-      <w:rPr>
-        <w:rFonts w:ascii="Symbol" w:hAnsi="Symbol" w:hint="default"/>
-      </w:rPr>
-    </w:lvl>
-    <w:lvl w:ilvl="4" w:tplc="04090003" w:tentative="1">
-      <w:start w:val="1"/>
-      <w:numFmt w:val="bullet"/>
-      <w:lvlText w:val="o"/>
-      <w:lvlJc w:val="left"/>
-      <w:pPr>
-        <w:ind w:left="3600" w:hanging="360"/>
-      </w:pPr>
-      <w:rPr>
-        <w:rFonts w:ascii="Courier New" w:hAnsi="Courier New" w:cs="Courier New" w:hint="default"/>
-      </w:rPr>
-    </w:lvl>
-    <w:lvl w:ilvl="5" w:tplc="04090005" w:tentative="1">
-      <w:start w:val="1"/>
-      <w:numFmt w:val="bullet"/>
-      <w:lvlText w:val=""/>
-      <w:lvlJc w:val="left"/>
-      <w:pPr>
-        <w:ind w:left="4320" w:hanging="360"/>
-      </w:pPr>
-      <w:rPr>
-        <w:rFonts w:ascii="Wingdings" w:hAnsi="Wingdings" w:hint="default"/>
-      </w:rPr>
-    </w:lvl>
-    <w:lvl w:ilvl="6" w:tplc="04090001" w:tentative="1">
-      <w:start w:val="1"/>
-      <w:numFmt w:val="bullet"/>
-      <w:lvlText w:val=""/>
-      <w:lvlJc w:val="left"/>
-      <w:pPr>
-        <w:ind w:left="5040" w:hanging="360"/>
-      </w:pPr>
-      <w:rPr>
-        <w:rFonts w:ascii="Symbol" w:hAnsi="Symbol" w:hint="default"/>
-      </w:rPr>
-    </w:lvl>
-    <w:lvl w:ilvl="7" w:tplc="04090003" w:tentative="1">
-      <w:start w:val="1"/>
-      <w:numFmt w:val="bullet"/>
-      <w:lvlText w:val="o"/>
-      <w:lvlJc w:val="left"/>
-      <w:pPr>
-        <w:ind w:left="5760" w:hanging="360"/>
-      </w:pPr>
-      <w:rPr>
-        <w:rFonts w:ascii="Courier New" w:hAnsi="Courier New" w:cs="Courier New" w:hint="default"/>
-      </w:rPr>
-    </w:lvl>
-    <w:lvl w:ilvl="8" w:tplc="04090005" w:tentative="1">
-      <w:start w:val="1"/>
-      <w:numFmt w:val="bullet"/>
-      <w:lvlText w:val=""/>
-      <w:lvlJc w:val="left"/>
-      <w:pPr>
-        <w:ind w:left="6480" w:hanging="360"/>
-      </w:pPr>
-      <w:rPr>
-        <w:rFonts w:ascii="Wingdings" w:hAnsi="Wingdings" w:hint="default"/>
-      </w:rPr>
-    </w:lvl>
-  </w:abstractNum>
-  <w:abstractNum w:abstractNumId="11" w15:restartNumberingAfterBreak="0">
-    <w:nsid w:val="144C7404"/>
-    <w:multiLevelType w:val="hybridMultilevel"/>
-    <w:tmpl w:val="FFFFFFFF"/>
-    <w:lvl w:ilvl="0" w:tplc="6C8A7092">
-      <w:start w:val="1"/>
-      <w:numFmt w:val="bullet"/>
-      <w:lvlText w:val=""/>
-      <w:lvlJc w:val="left"/>
-      <w:pPr>
-        <w:ind w:left="720" w:hanging="360"/>
-      </w:pPr>
-      <w:rPr>
-        <w:rFonts w:ascii="Symbol" w:hAnsi="Symbol" w:hint="default"/>
-      </w:rPr>
-    </w:lvl>
-    <w:lvl w:ilvl="1" w:tplc="F6EC7852">
-      <w:start w:val="1"/>
-      <w:numFmt w:val="bullet"/>
-      <w:lvlText w:val="o"/>
-      <w:lvlJc w:val="left"/>
-      <w:pPr>
-        <w:ind w:left="1440" w:hanging="360"/>
-      </w:pPr>
-      <w:rPr>
-        <w:rFonts w:ascii="Courier New" w:hAnsi="Courier New" w:hint="default"/>
-      </w:rPr>
-    </w:lvl>
-    <w:lvl w:ilvl="2" w:tplc="7020E8EC">
-      <w:start w:val="1"/>
-      <w:numFmt w:val="bullet"/>
-      <w:lvlText w:val=""/>
-      <w:lvlJc w:val="left"/>
-      <w:pPr>
-        <w:ind w:left="2160" w:hanging="360"/>
-      </w:pPr>
-      <w:rPr>
-        <w:rFonts w:ascii="Wingdings" w:hAnsi="Wingdings" w:hint="default"/>
-      </w:rPr>
-    </w:lvl>
-    <w:lvl w:ilvl="3" w:tplc="4D60E0BE">
-      <w:start w:val="1"/>
-      <w:numFmt w:val="bullet"/>
-      <w:lvlText w:val=""/>
-      <w:lvlJc w:val="left"/>
-      <w:pPr>
-        <w:ind w:left="2880" w:hanging="360"/>
-      </w:pPr>
-      <w:rPr>
-        <w:rFonts w:ascii="Symbol" w:hAnsi="Symbol" w:hint="default"/>
-      </w:rPr>
-    </w:lvl>
-    <w:lvl w:ilvl="4" w:tplc="6B481D02">
-      <w:start w:val="1"/>
-      <w:numFmt w:val="bullet"/>
-      <w:lvlText w:val="o"/>
-      <w:lvlJc w:val="left"/>
-      <w:pPr>
-        <w:ind w:left="3600" w:hanging="360"/>
-      </w:pPr>
-      <w:rPr>
-        <w:rFonts w:ascii="Courier New" w:hAnsi="Courier New" w:hint="default"/>
-      </w:rPr>
-    </w:lvl>
-    <w:lvl w:ilvl="5" w:tplc="45FAE72C">
-      <w:start w:val="1"/>
-      <w:numFmt w:val="bullet"/>
-      <w:lvlText w:val=""/>
-      <w:lvlJc w:val="left"/>
-      <w:pPr>
-        <w:ind w:left="4320" w:hanging="360"/>
-      </w:pPr>
-      <w:rPr>
-        <w:rFonts w:ascii="Wingdings" w:hAnsi="Wingdings" w:hint="default"/>
-      </w:rPr>
-    </w:lvl>
-    <w:lvl w:ilvl="6" w:tplc="173234E6">
-      <w:start w:val="1"/>
-      <w:numFmt w:val="bullet"/>
-      <w:lvlText w:val=""/>
-      <w:lvlJc w:val="left"/>
-      <w:pPr>
-        <w:ind w:left="5040" w:hanging="360"/>
-      </w:pPr>
-      <w:rPr>
-        <w:rFonts w:ascii="Symbol" w:hAnsi="Symbol" w:hint="default"/>
-      </w:rPr>
-    </w:lvl>
-    <w:lvl w:ilvl="7" w:tplc="A8CC1AD8">
-      <w:start w:val="1"/>
-      <w:numFmt w:val="bullet"/>
-      <w:lvlText w:val="o"/>
-      <w:lvlJc w:val="left"/>
-      <w:pPr>
-        <w:ind w:left="5760" w:hanging="360"/>
-      </w:pPr>
-      <w:rPr>
-        <w:rFonts w:ascii="Courier New" w:hAnsi="Courier New" w:hint="default"/>
-      </w:rPr>
-    </w:lvl>
-    <w:lvl w:ilvl="8" w:tplc="12E8B666">
-      <w:start w:val="1"/>
-      <w:numFmt w:val="bullet"/>
-      <w:lvlText w:val=""/>
-      <w:lvlJc w:val="left"/>
-      <w:pPr>
-        <w:ind w:left="6480" w:hanging="360"/>
-      </w:pPr>
-      <w:rPr>
-        <w:rFonts w:ascii="Wingdings" w:hAnsi="Wingdings" w:hint="default"/>
-      </w:rPr>
-    </w:lvl>
-  </w:abstractNum>
-  <w:abstractNum w:abstractNumId="12" w15:restartNumberingAfterBreak="0">
-    <w:nsid w:val="18AC449C"/>
-    <w:multiLevelType w:val="hybridMultilevel"/>
-    <w:tmpl w:val="A9022D82"/>
-    <w:lvl w:ilvl="0" w:tplc="3CD04698">
-      <w:start w:val="1"/>
-      <w:numFmt w:val="bullet"/>
-      <w:lvlText w:val=""/>
-      <w:lvlJc w:val="left"/>
-      <w:pPr>
-        <w:ind w:left="720" w:hanging="360"/>
-      </w:pPr>
-      <w:rPr>
-        <w:rFonts w:ascii="Symbol" w:hAnsi="Symbol" w:hint="default"/>
-      </w:rPr>
-    </w:lvl>
-    <w:lvl w:ilvl="1" w:tplc="81F8996C">
-      <w:start w:val="1"/>
-      <w:numFmt w:val="bullet"/>
-      <w:lvlText w:val="o"/>
-      <w:lvlJc w:val="left"/>
-      <w:pPr>
-        <w:ind w:left="1440" w:hanging="360"/>
-      </w:pPr>
-      <w:rPr>
-        <w:rFonts w:ascii="Courier New" w:hAnsi="Courier New" w:hint="default"/>
-      </w:rPr>
-    </w:lvl>
-    <w:lvl w:ilvl="2" w:tplc="5A70DCFE">
-      <w:start w:val="1"/>
-      <w:numFmt w:val="bullet"/>
-      <w:lvlText w:val=""/>
-      <w:lvlJc w:val="left"/>
-      <w:pPr>
-        <w:ind w:left="2160" w:hanging="360"/>
-      </w:pPr>
-      <w:rPr>
-        <w:rFonts w:ascii="Wingdings" w:hAnsi="Wingdings" w:hint="default"/>
-      </w:rPr>
-    </w:lvl>
-    <w:lvl w:ilvl="3" w:tplc="943076CA">
-      <w:start w:val="1"/>
-      <w:numFmt w:val="bullet"/>
-      <w:lvlText w:val=""/>
-      <w:lvlJc w:val="left"/>
-      <w:pPr>
-        <w:ind w:left="2880" w:hanging="360"/>
-      </w:pPr>
-      <w:rPr>
-        <w:rFonts w:ascii="Symbol" w:hAnsi="Symbol" w:hint="default"/>
-      </w:rPr>
-    </w:lvl>
-    <w:lvl w:ilvl="4" w:tplc="BFCA5370">
-      <w:start w:val="1"/>
-      <w:numFmt w:val="bullet"/>
-      <w:lvlText w:val="o"/>
-      <w:lvlJc w:val="left"/>
-      <w:pPr>
-        <w:ind w:left="3600" w:hanging="360"/>
-      </w:pPr>
-      <w:rPr>
-        <w:rFonts w:ascii="Courier New" w:hAnsi="Courier New" w:hint="default"/>
-      </w:rPr>
-    </w:lvl>
-    <w:lvl w:ilvl="5" w:tplc="5B5A0F20">
-      <w:start w:val="1"/>
-      <w:numFmt w:val="bullet"/>
-      <w:lvlText w:val=""/>
-      <w:lvlJc w:val="left"/>
-      <w:pPr>
-        <w:ind w:left="4320" w:hanging="360"/>
-      </w:pPr>
-      <w:rPr>
-        <w:rFonts w:ascii="Wingdings" w:hAnsi="Wingdings" w:hint="default"/>
-      </w:rPr>
-    </w:lvl>
-    <w:lvl w:ilvl="6" w:tplc="B3F8A3AE">
-      <w:start w:val="1"/>
-      <w:numFmt w:val="bullet"/>
-      <w:lvlText w:val=""/>
-      <w:lvlJc w:val="left"/>
-      <w:pPr>
-        <w:ind w:left="5040" w:hanging="360"/>
-      </w:pPr>
-      <w:rPr>
-        <w:rFonts w:ascii="Symbol" w:hAnsi="Symbol" w:hint="default"/>
-      </w:rPr>
-    </w:lvl>
-    <w:lvl w:ilvl="7" w:tplc="EF2AD7CC">
-      <w:start w:val="1"/>
-      <w:numFmt w:val="bullet"/>
-      <w:lvlText w:val="o"/>
-      <w:lvlJc w:val="left"/>
-      <w:pPr>
-        <w:ind w:left="5760" w:hanging="360"/>
-      </w:pPr>
-      <w:rPr>
-        <w:rFonts w:ascii="Courier New" w:hAnsi="Courier New" w:hint="default"/>
-      </w:rPr>
-    </w:lvl>
-    <w:lvl w:ilvl="8" w:tplc="4D58B1F2">
-      <w:start w:val="1"/>
-      <w:numFmt w:val="bullet"/>
-      <w:lvlText w:val=""/>
-      <w:lvlJc w:val="left"/>
-      <w:pPr>
-        <w:ind w:left="6480" w:hanging="360"/>
-      </w:pPr>
-      <w:rPr>
-        <w:rFonts w:ascii="Wingdings" w:hAnsi="Wingdings" w:hint="default"/>
-      </w:rPr>
-    </w:lvl>
-  </w:abstractNum>
-  <w:abstractNum w:abstractNumId="13" w15:restartNumberingAfterBreak="0">
-    <w:nsid w:val="18E83229"/>
+    <w:nsid w:val="2B8F3DC0"/>
     <w:multiLevelType w:val="multilevel"/>
-    <w:tmpl w:val="FBDCF2D4"/>
+    <w:tmpl w:val="698A2CBA"/>
     <w:lvl w:ilvl="0">
       <w:start w:val="1"/>
       <w:numFmt w:val="bullet"/>
@@ -16534,100 +16132,10 @@
       </w:rPr>
     </w:lvl>
   </w:abstractNum>
-  <w:abstractNum w:abstractNumId="14" w15:restartNumberingAfterBreak="0">
-    <w:nsid w:val="1AC34F57"/>
-    <w:multiLevelType w:val="hybridMultilevel"/>
-    <w:tmpl w:val="391AFBC6"/>
-    <w:lvl w:ilvl="0" w:tplc="857C63F4">
-      <w:start w:val="1"/>
-      <w:numFmt w:val="decimal"/>
-      <w:pStyle w:val="Heading1"/>
-      <w:lvlText w:val="%1."/>
-      <w:lvlJc w:val="left"/>
-      <w:pPr>
-        <w:ind w:left="1044" w:hanging="684"/>
-      </w:pPr>
-      <w:rPr>
-        <w:rFonts w:hint="default"/>
-      </w:rPr>
-    </w:lvl>
-    <w:lvl w:ilvl="1" w:tplc="04090019" w:tentative="1">
-      <w:start w:val="1"/>
-      <w:numFmt w:val="lowerLetter"/>
-      <w:lvlText w:val="%2."/>
-      <w:lvlJc w:val="left"/>
-      <w:pPr>
-        <w:ind w:left="1440" w:hanging="360"/>
-      </w:pPr>
-    </w:lvl>
-    <w:lvl w:ilvl="2" w:tplc="0409001B" w:tentative="1">
-      <w:start w:val="1"/>
-      <w:numFmt w:val="lowerRoman"/>
-      <w:lvlText w:val="%3."/>
-      <w:lvlJc w:val="right"/>
-      <w:pPr>
-        <w:ind w:left="2160" w:hanging="180"/>
-      </w:pPr>
-    </w:lvl>
-    <w:lvl w:ilvl="3" w:tplc="0409000F" w:tentative="1">
-      <w:start w:val="1"/>
-      <w:numFmt w:val="decimal"/>
-      <w:lvlText w:val="%4."/>
-      <w:lvlJc w:val="left"/>
-      <w:pPr>
-        <w:ind w:left="2880" w:hanging="360"/>
-      </w:pPr>
-    </w:lvl>
-    <w:lvl w:ilvl="4" w:tplc="04090019" w:tentative="1">
-      <w:start w:val="1"/>
-      <w:numFmt w:val="lowerLetter"/>
-      <w:lvlText w:val="%5."/>
-      <w:lvlJc w:val="left"/>
-      <w:pPr>
-        <w:ind w:left="3600" w:hanging="360"/>
-      </w:pPr>
-    </w:lvl>
-    <w:lvl w:ilvl="5" w:tplc="0409001B" w:tentative="1">
-      <w:start w:val="1"/>
-      <w:numFmt w:val="lowerRoman"/>
-      <w:lvlText w:val="%6."/>
-      <w:lvlJc w:val="right"/>
-      <w:pPr>
-        <w:ind w:left="4320" w:hanging="180"/>
-      </w:pPr>
-    </w:lvl>
-    <w:lvl w:ilvl="6" w:tplc="0409000F" w:tentative="1">
-      <w:start w:val="1"/>
-      <w:numFmt w:val="decimal"/>
-      <w:lvlText w:val="%7."/>
-      <w:lvlJc w:val="left"/>
-      <w:pPr>
-        <w:ind w:left="5040" w:hanging="360"/>
-      </w:pPr>
-    </w:lvl>
-    <w:lvl w:ilvl="7" w:tplc="04090019" w:tentative="1">
-      <w:start w:val="1"/>
-      <w:numFmt w:val="lowerLetter"/>
-      <w:lvlText w:val="%8."/>
-      <w:lvlJc w:val="left"/>
-      <w:pPr>
-        <w:ind w:left="5760" w:hanging="360"/>
-      </w:pPr>
-    </w:lvl>
-    <w:lvl w:ilvl="8" w:tplc="0409001B" w:tentative="1">
-      <w:start w:val="1"/>
-      <w:numFmt w:val="lowerRoman"/>
-      <w:lvlText w:val="%9."/>
-      <w:lvlJc w:val="right"/>
-      <w:pPr>
-        <w:ind w:left="6480" w:hanging="180"/>
-      </w:pPr>
-    </w:lvl>
-  </w:abstractNum>
-  <w:abstractNum w:abstractNumId="15" w15:restartNumberingAfterBreak="0">
-    <w:nsid w:val="1EE60E34"/>
+  <w:abstractNum w:abstractNumId="11" w15:restartNumberingAfterBreak="0">
+    <w:nsid w:val="2C613724"/>
     <w:multiLevelType w:val="multilevel"/>
-    <w:tmpl w:val="05840ABE"/>
+    <w:tmpl w:val="4350E844"/>
     <w:lvl w:ilvl="0">
       <w:start w:val="1"/>
       <w:numFmt w:val="bullet"/>
@@ -16773,236 +16281,10 @@
       </w:rPr>
     </w:lvl>
   </w:abstractNum>
-  <w:abstractNum w:abstractNumId="16" w15:restartNumberingAfterBreak="0">
-    <w:nsid w:val="26164E3B"/>
-    <w:multiLevelType w:val="hybridMultilevel"/>
-    <w:tmpl w:val="01B034F6"/>
-    <w:lvl w:ilvl="0" w:tplc="0AEEC916">
-      <w:start w:val="1"/>
-      <w:numFmt w:val="bullet"/>
-      <w:lvlText w:val=""/>
-      <w:lvlJc w:val="left"/>
-      <w:pPr>
-        <w:ind w:left="720" w:hanging="360"/>
-      </w:pPr>
-      <w:rPr>
-        <w:rFonts w:ascii="Symbol" w:hAnsi="Symbol" w:hint="default"/>
-      </w:rPr>
-    </w:lvl>
-    <w:lvl w:ilvl="1" w:tplc="FD02FDA0">
-      <w:start w:val="1"/>
-      <w:numFmt w:val="bullet"/>
-      <w:lvlText w:val="o"/>
-      <w:lvlJc w:val="left"/>
-      <w:pPr>
-        <w:ind w:left="1440" w:hanging="360"/>
-      </w:pPr>
-      <w:rPr>
-        <w:rFonts w:ascii="Courier New" w:hAnsi="Courier New" w:hint="default"/>
-      </w:rPr>
-    </w:lvl>
-    <w:lvl w:ilvl="2" w:tplc="66C4D0E4" w:tentative="1">
-      <w:start w:val="1"/>
-      <w:numFmt w:val="bullet"/>
-      <w:lvlText w:val=""/>
-      <w:lvlJc w:val="left"/>
-      <w:pPr>
-        <w:ind w:left="2160" w:hanging="360"/>
-      </w:pPr>
-      <w:rPr>
-        <w:rFonts w:ascii="Wingdings" w:hAnsi="Wingdings" w:hint="default"/>
-      </w:rPr>
-    </w:lvl>
-    <w:lvl w:ilvl="3" w:tplc="30EC164C" w:tentative="1">
-      <w:start w:val="1"/>
-      <w:numFmt w:val="bullet"/>
-      <w:lvlText w:val=""/>
-      <w:lvlJc w:val="left"/>
-      <w:pPr>
-        <w:ind w:left="2880" w:hanging="360"/>
-      </w:pPr>
-      <w:rPr>
-        <w:rFonts w:ascii="Symbol" w:hAnsi="Symbol" w:hint="default"/>
-      </w:rPr>
-    </w:lvl>
-    <w:lvl w:ilvl="4" w:tplc="B9D6E1F6" w:tentative="1">
-      <w:start w:val="1"/>
-      <w:numFmt w:val="bullet"/>
-      <w:lvlText w:val="o"/>
-      <w:lvlJc w:val="left"/>
-      <w:pPr>
-        <w:ind w:left="3600" w:hanging="360"/>
-      </w:pPr>
-      <w:rPr>
-        <w:rFonts w:ascii="Courier New" w:hAnsi="Courier New" w:hint="default"/>
-      </w:rPr>
-    </w:lvl>
-    <w:lvl w:ilvl="5" w:tplc="5BC03E6C" w:tentative="1">
-      <w:start w:val="1"/>
-      <w:numFmt w:val="bullet"/>
-      <w:lvlText w:val=""/>
-      <w:lvlJc w:val="left"/>
-      <w:pPr>
-        <w:ind w:left="4320" w:hanging="360"/>
-      </w:pPr>
-      <w:rPr>
-        <w:rFonts w:ascii="Wingdings" w:hAnsi="Wingdings" w:hint="default"/>
-      </w:rPr>
-    </w:lvl>
-    <w:lvl w:ilvl="6" w:tplc="276CB416" w:tentative="1">
-      <w:start w:val="1"/>
-      <w:numFmt w:val="bullet"/>
-      <w:lvlText w:val=""/>
-      <w:lvlJc w:val="left"/>
-      <w:pPr>
-        <w:ind w:left="5040" w:hanging="360"/>
-      </w:pPr>
-      <w:rPr>
-        <w:rFonts w:ascii="Symbol" w:hAnsi="Symbol" w:hint="default"/>
-      </w:rPr>
-    </w:lvl>
-    <w:lvl w:ilvl="7" w:tplc="4A1A20BA" w:tentative="1">
-      <w:start w:val="1"/>
-      <w:numFmt w:val="bullet"/>
-      <w:lvlText w:val="o"/>
-      <w:lvlJc w:val="left"/>
-      <w:pPr>
-        <w:ind w:left="5760" w:hanging="360"/>
-      </w:pPr>
-      <w:rPr>
-        <w:rFonts w:ascii="Courier New" w:hAnsi="Courier New" w:hint="default"/>
-      </w:rPr>
-    </w:lvl>
-    <w:lvl w:ilvl="8" w:tplc="C7580244" w:tentative="1">
-      <w:start w:val="1"/>
-      <w:numFmt w:val="bullet"/>
-      <w:lvlText w:val=""/>
-      <w:lvlJc w:val="left"/>
-      <w:pPr>
-        <w:ind w:left="6480" w:hanging="360"/>
-      </w:pPr>
-      <w:rPr>
-        <w:rFonts w:ascii="Wingdings" w:hAnsi="Wingdings" w:hint="default"/>
-      </w:rPr>
-    </w:lvl>
-  </w:abstractNum>
-  <w:abstractNum w:abstractNumId="17" w15:restartNumberingAfterBreak="0">
-    <w:nsid w:val="27A52F8B"/>
-    <w:multiLevelType w:val="hybridMultilevel"/>
-    <w:tmpl w:val="4D924EC6"/>
-    <w:lvl w:ilvl="0" w:tplc="04090001">
-      <w:start w:val="1"/>
-      <w:numFmt w:val="bullet"/>
-      <w:lvlText w:val=""/>
-      <w:lvlJc w:val="left"/>
-      <w:pPr>
-        <w:ind w:left="720" w:hanging="360"/>
-      </w:pPr>
-      <w:rPr>
-        <w:rFonts w:ascii="Symbol" w:hAnsi="Symbol" w:hint="default"/>
-      </w:rPr>
-    </w:lvl>
-    <w:lvl w:ilvl="1" w:tplc="04090003" w:tentative="1">
-      <w:start w:val="1"/>
-      <w:numFmt w:val="bullet"/>
-      <w:lvlText w:val="o"/>
-      <w:lvlJc w:val="left"/>
-      <w:pPr>
-        <w:ind w:left="1440" w:hanging="360"/>
-      </w:pPr>
-      <w:rPr>
-        <w:rFonts w:ascii="Courier New" w:hAnsi="Courier New" w:cs="Courier New" w:hint="default"/>
-      </w:rPr>
-    </w:lvl>
-    <w:lvl w:ilvl="2" w:tplc="04090005" w:tentative="1">
-      <w:start w:val="1"/>
-      <w:numFmt w:val="bullet"/>
-      <w:lvlText w:val=""/>
-      <w:lvlJc w:val="left"/>
-      <w:pPr>
-        <w:ind w:left="2160" w:hanging="360"/>
-      </w:pPr>
-      <w:rPr>
-        <w:rFonts w:ascii="Wingdings" w:hAnsi="Wingdings" w:hint="default"/>
-      </w:rPr>
-    </w:lvl>
-    <w:lvl w:ilvl="3" w:tplc="04090001" w:tentative="1">
-      <w:start w:val="1"/>
-      <w:numFmt w:val="bullet"/>
-      <w:lvlText w:val=""/>
-      <w:lvlJc w:val="left"/>
-      <w:pPr>
-        <w:ind w:left="2880" w:hanging="360"/>
-      </w:pPr>
-      <w:rPr>
-        <w:rFonts w:ascii="Symbol" w:hAnsi="Symbol" w:hint="default"/>
-      </w:rPr>
-    </w:lvl>
-    <w:lvl w:ilvl="4" w:tplc="04090003" w:tentative="1">
-      <w:start w:val="1"/>
-      <w:numFmt w:val="bullet"/>
-      <w:lvlText w:val="o"/>
-      <w:lvlJc w:val="left"/>
-      <w:pPr>
-        <w:ind w:left="3600" w:hanging="360"/>
-      </w:pPr>
-      <w:rPr>
-        <w:rFonts w:ascii="Courier New" w:hAnsi="Courier New" w:cs="Courier New" w:hint="default"/>
-      </w:rPr>
-    </w:lvl>
-    <w:lvl w:ilvl="5" w:tplc="04090005" w:tentative="1">
-      <w:start w:val="1"/>
-      <w:numFmt w:val="bullet"/>
-      <w:lvlText w:val=""/>
-      <w:lvlJc w:val="left"/>
-      <w:pPr>
-        <w:ind w:left="4320" w:hanging="360"/>
-      </w:pPr>
-      <w:rPr>
-        <w:rFonts w:ascii="Wingdings" w:hAnsi="Wingdings" w:hint="default"/>
-      </w:rPr>
-    </w:lvl>
-    <w:lvl w:ilvl="6" w:tplc="04090001" w:tentative="1">
-      <w:start w:val="1"/>
-      <w:numFmt w:val="bullet"/>
-      <w:lvlText w:val=""/>
-      <w:lvlJc w:val="left"/>
-      <w:pPr>
-        <w:ind w:left="5040" w:hanging="360"/>
-      </w:pPr>
-      <w:rPr>
-        <w:rFonts w:ascii="Symbol" w:hAnsi="Symbol" w:hint="default"/>
-      </w:rPr>
-    </w:lvl>
-    <w:lvl w:ilvl="7" w:tplc="04090003" w:tentative="1">
-      <w:start w:val="1"/>
-      <w:numFmt w:val="bullet"/>
-      <w:lvlText w:val="o"/>
-      <w:lvlJc w:val="left"/>
-      <w:pPr>
-        <w:ind w:left="5760" w:hanging="360"/>
-      </w:pPr>
-      <w:rPr>
-        <w:rFonts w:ascii="Courier New" w:hAnsi="Courier New" w:cs="Courier New" w:hint="default"/>
-      </w:rPr>
-    </w:lvl>
-    <w:lvl w:ilvl="8" w:tplc="04090005" w:tentative="1">
-      <w:start w:val="1"/>
-      <w:numFmt w:val="bullet"/>
-      <w:lvlText w:val=""/>
-      <w:lvlJc w:val="left"/>
-      <w:pPr>
-        <w:ind w:left="6480" w:hanging="360"/>
-      </w:pPr>
-      <w:rPr>
-        <w:rFonts w:ascii="Wingdings" w:hAnsi="Wingdings" w:hint="default"/>
-      </w:rPr>
-    </w:lvl>
-  </w:abstractNum>
-  <w:abstractNum w:abstractNumId="18" w15:restartNumberingAfterBreak="0">
-    <w:nsid w:val="2B8F3DC0"/>
+  <w:abstractNum w:abstractNumId="12" w15:restartNumberingAfterBreak="0">
+    <w:nsid w:val="42352E4D"/>
     <w:multiLevelType w:val="multilevel"/>
-    <w:tmpl w:val="698A2CBA"/>
+    <w:tmpl w:val="1682FA42"/>
     <w:lvl w:ilvl="0">
       <w:start w:val="1"/>
       <w:numFmt w:val="bullet"/>
@@ -17148,10 +16430,236 @@
       </w:rPr>
     </w:lvl>
   </w:abstractNum>
-  <w:abstractNum w:abstractNumId="19" w15:restartNumberingAfterBreak="0">
-    <w:nsid w:val="2C613724"/>
+  <w:abstractNum w:abstractNumId="13" w15:restartNumberingAfterBreak="0">
+    <w:nsid w:val="44C157CD"/>
+    <w:multiLevelType w:val="hybridMultilevel"/>
+    <w:tmpl w:val="22BC0AEA"/>
+    <w:lvl w:ilvl="0" w:tplc="04090001">
+      <w:start w:val="1"/>
+      <w:numFmt w:val="bullet"/>
+      <w:lvlText w:val=""/>
+      <w:lvlJc w:val="left"/>
+      <w:pPr>
+        <w:ind w:left="720" w:hanging="360"/>
+      </w:pPr>
+      <w:rPr>
+        <w:rFonts w:ascii="Symbol" w:hAnsi="Symbol" w:hint="default"/>
+      </w:rPr>
+    </w:lvl>
+    <w:lvl w:ilvl="1" w:tplc="04090003" w:tentative="1">
+      <w:start w:val="1"/>
+      <w:numFmt w:val="bullet"/>
+      <w:lvlText w:val="o"/>
+      <w:lvlJc w:val="left"/>
+      <w:pPr>
+        <w:ind w:left="1440" w:hanging="360"/>
+      </w:pPr>
+      <w:rPr>
+        <w:rFonts w:ascii="Courier New" w:hAnsi="Courier New" w:cs="Courier New" w:hint="default"/>
+      </w:rPr>
+    </w:lvl>
+    <w:lvl w:ilvl="2" w:tplc="04090005" w:tentative="1">
+      <w:start w:val="1"/>
+      <w:numFmt w:val="bullet"/>
+      <w:lvlText w:val=""/>
+      <w:lvlJc w:val="left"/>
+      <w:pPr>
+        <w:ind w:left="2160" w:hanging="360"/>
+      </w:pPr>
+      <w:rPr>
+        <w:rFonts w:ascii="Wingdings" w:hAnsi="Wingdings" w:hint="default"/>
+      </w:rPr>
+    </w:lvl>
+    <w:lvl w:ilvl="3" w:tplc="04090001" w:tentative="1">
+      <w:start w:val="1"/>
+      <w:numFmt w:val="bullet"/>
+      <w:lvlText w:val=""/>
+      <w:lvlJc w:val="left"/>
+      <w:pPr>
+        <w:ind w:left="2880" w:hanging="360"/>
+      </w:pPr>
+      <w:rPr>
+        <w:rFonts w:ascii="Symbol" w:hAnsi="Symbol" w:hint="default"/>
+      </w:rPr>
+    </w:lvl>
+    <w:lvl w:ilvl="4" w:tplc="04090003" w:tentative="1">
+      <w:start w:val="1"/>
+      <w:numFmt w:val="bullet"/>
+      <w:lvlText w:val="o"/>
+      <w:lvlJc w:val="left"/>
+      <w:pPr>
+        <w:ind w:left="3600" w:hanging="360"/>
+      </w:pPr>
+      <w:rPr>
+        <w:rFonts w:ascii="Courier New" w:hAnsi="Courier New" w:cs="Courier New" w:hint="default"/>
+      </w:rPr>
+    </w:lvl>
+    <w:lvl w:ilvl="5" w:tplc="04090005" w:tentative="1">
+      <w:start w:val="1"/>
+      <w:numFmt w:val="bullet"/>
+      <w:lvlText w:val=""/>
+      <w:lvlJc w:val="left"/>
+      <w:pPr>
+        <w:ind w:left="4320" w:hanging="360"/>
+      </w:pPr>
+      <w:rPr>
+        <w:rFonts w:ascii="Wingdings" w:hAnsi="Wingdings" w:hint="default"/>
+      </w:rPr>
+    </w:lvl>
+    <w:lvl w:ilvl="6" w:tplc="04090001" w:tentative="1">
+      <w:start w:val="1"/>
+      <w:numFmt w:val="bullet"/>
+      <w:lvlText w:val=""/>
+      <w:lvlJc w:val="left"/>
+      <w:pPr>
+        <w:ind w:left="5040" w:hanging="360"/>
+      </w:pPr>
+      <w:rPr>
+        <w:rFonts w:ascii="Symbol" w:hAnsi="Symbol" w:hint="default"/>
+      </w:rPr>
+    </w:lvl>
+    <w:lvl w:ilvl="7" w:tplc="04090003" w:tentative="1">
+      <w:start w:val="1"/>
+      <w:numFmt w:val="bullet"/>
+      <w:lvlText w:val="o"/>
+      <w:lvlJc w:val="left"/>
+      <w:pPr>
+        <w:ind w:left="5760" w:hanging="360"/>
+      </w:pPr>
+      <w:rPr>
+        <w:rFonts w:ascii="Courier New" w:hAnsi="Courier New" w:cs="Courier New" w:hint="default"/>
+      </w:rPr>
+    </w:lvl>
+    <w:lvl w:ilvl="8" w:tplc="04090005" w:tentative="1">
+      <w:start w:val="1"/>
+      <w:numFmt w:val="bullet"/>
+      <w:lvlText w:val=""/>
+      <w:lvlJc w:val="left"/>
+      <w:pPr>
+        <w:ind w:left="6480" w:hanging="360"/>
+      </w:pPr>
+      <w:rPr>
+        <w:rFonts w:ascii="Wingdings" w:hAnsi="Wingdings" w:hint="default"/>
+      </w:rPr>
+    </w:lvl>
+  </w:abstractNum>
+  <w:abstractNum w:abstractNumId="14" w15:restartNumberingAfterBreak="0">
+    <w:nsid w:val="474E4EEF"/>
+    <w:multiLevelType w:val="hybridMultilevel"/>
+    <w:tmpl w:val="D8B89C7A"/>
+    <w:lvl w:ilvl="0" w:tplc="04090001">
+      <w:start w:val="1"/>
+      <w:numFmt w:val="bullet"/>
+      <w:lvlText w:val=""/>
+      <w:lvlJc w:val="left"/>
+      <w:pPr>
+        <w:ind w:left="720" w:hanging="360"/>
+      </w:pPr>
+      <w:rPr>
+        <w:rFonts w:ascii="Symbol" w:hAnsi="Symbol" w:hint="default"/>
+      </w:rPr>
+    </w:lvl>
+    <w:lvl w:ilvl="1" w:tplc="04090003" w:tentative="1">
+      <w:start w:val="1"/>
+      <w:numFmt w:val="bullet"/>
+      <w:lvlText w:val="o"/>
+      <w:lvlJc w:val="left"/>
+      <w:pPr>
+        <w:ind w:left="1440" w:hanging="360"/>
+      </w:pPr>
+      <w:rPr>
+        <w:rFonts w:ascii="Courier New" w:hAnsi="Courier New" w:cs="Courier New" w:hint="default"/>
+      </w:rPr>
+    </w:lvl>
+    <w:lvl w:ilvl="2" w:tplc="04090005" w:tentative="1">
+      <w:start w:val="1"/>
+      <w:numFmt w:val="bullet"/>
+      <w:lvlText w:val=""/>
+      <w:lvlJc w:val="left"/>
+      <w:pPr>
+        <w:ind w:left="2160" w:hanging="360"/>
+      </w:pPr>
+      <w:rPr>
+        <w:rFonts w:ascii="Wingdings" w:hAnsi="Wingdings" w:hint="default"/>
+      </w:rPr>
+    </w:lvl>
+    <w:lvl w:ilvl="3" w:tplc="04090001" w:tentative="1">
+      <w:start w:val="1"/>
+      <w:numFmt w:val="bullet"/>
+      <w:lvlText w:val=""/>
+      <w:lvlJc w:val="left"/>
+      <w:pPr>
+        <w:ind w:left="2880" w:hanging="360"/>
+      </w:pPr>
+      <w:rPr>
+        <w:rFonts w:ascii="Symbol" w:hAnsi="Symbol" w:hint="default"/>
+      </w:rPr>
+    </w:lvl>
+    <w:lvl w:ilvl="4" w:tplc="04090003" w:tentative="1">
+      <w:start w:val="1"/>
+      <w:numFmt w:val="bullet"/>
+      <w:lvlText w:val="o"/>
+      <w:lvlJc w:val="left"/>
+      <w:pPr>
+        <w:ind w:left="3600" w:hanging="360"/>
+      </w:pPr>
+      <w:rPr>
+        <w:rFonts w:ascii="Courier New" w:hAnsi="Courier New" w:cs="Courier New" w:hint="default"/>
+      </w:rPr>
+    </w:lvl>
+    <w:lvl w:ilvl="5" w:tplc="04090005" w:tentative="1">
+      <w:start w:val="1"/>
+      <w:numFmt w:val="bullet"/>
+      <w:lvlText w:val=""/>
+      <w:lvlJc w:val="left"/>
+      <w:pPr>
+        <w:ind w:left="4320" w:hanging="360"/>
+      </w:pPr>
+      <w:rPr>
+        <w:rFonts w:ascii="Wingdings" w:hAnsi="Wingdings" w:hint="default"/>
+      </w:rPr>
+    </w:lvl>
+    <w:lvl w:ilvl="6" w:tplc="04090001" w:tentative="1">
+      <w:start w:val="1"/>
+      <w:numFmt w:val="bullet"/>
+      <w:lvlText w:val=""/>
+      <w:lvlJc w:val="left"/>
+      <w:pPr>
+        <w:ind w:left="5040" w:hanging="360"/>
+      </w:pPr>
+      <w:rPr>
+        <w:rFonts w:ascii="Symbol" w:hAnsi="Symbol" w:hint="default"/>
+      </w:rPr>
+    </w:lvl>
+    <w:lvl w:ilvl="7" w:tplc="04090003" w:tentative="1">
+      <w:start w:val="1"/>
+      <w:numFmt w:val="bullet"/>
+      <w:lvlText w:val="o"/>
+      <w:lvlJc w:val="left"/>
+      <w:pPr>
+        <w:ind w:left="5760" w:hanging="360"/>
+      </w:pPr>
+      <w:rPr>
+        <w:rFonts w:ascii="Courier New" w:hAnsi="Courier New" w:cs="Courier New" w:hint="default"/>
+      </w:rPr>
+    </w:lvl>
+    <w:lvl w:ilvl="8" w:tplc="04090005" w:tentative="1">
+      <w:start w:val="1"/>
+      <w:numFmt w:val="bullet"/>
+      <w:lvlText w:val=""/>
+      <w:lvlJc w:val="left"/>
+      <w:pPr>
+        <w:ind w:left="6480" w:hanging="360"/>
+      </w:pPr>
+      <w:rPr>
+        <w:rFonts w:ascii="Wingdings" w:hAnsi="Wingdings" w:hint="default"/>
+      </w:rPr>
+    </w:lvl>
+  </w:abstractNum>
+  <w:abstractNum w:abstractNumId="15" w15:restartNumberingAfterBreak="0">
+    <w:nsid w:val="482B6067"/>
     <w:multiLevelType w:val="multilevel"/>
-    <w:tmpl w:val="4350E844"/>
+    <w:tmpl w:val="4C664DA0"/>
     <w:lvl w:ilvl="0">
       <w:start w:val="1"/>
       <w:numFmt w:val="bullet"/>
@@ -17297,237 +16805,689 @@
       </w:rPr>
     </w:lvl>
   </w:abstractNum>
+  <w:abstractNum w:abstractNumId="16" w15:restartNumberingAfterBreak="0">
+    <w:nsid w:val="4916265D"/>
+    <w:multiLevelType w:val="multilevel"/>
+    <w:tmpl w:val="14601900"/>
+    <w:lvl w:ilvl="0">
+      <w:start w:val="1"/>
+      <w:numFmt w:val="bullet"/>
+      <w:lvlText w:val="●"/>
+      <w:lvlJc w:val="left"/>
+      <w:pPr>
+        <w:ind w:left="720" w:hanging="360"/>
+      </w:pPr>
+      <w:rPr>
+        <w:u w:val="none"/>
+      </w:rPr>
+    </w:lvl>
+    <w:lvl w:ilvl="1">
+      <w:start w:val="1"/>
+      <w:numFmt w:val="bullet"/>
+      <w:lvlText w:val="○"/>
+      <w:lvlJc w:val="left"/>
+      <w:pPr>
+        <w:ind w:left="1440" w:hanging="360"/>
+      </w:pPr>
+      <w:rPr>
+        <w:u w:val="none"/>
+      </w:rPr>
+    </w:lvl>
+    <w:lvl w:ilvl="2">
+      <w:start w:val="1"/>
+      <w:numFmt w:val="bullet"/>
+      <w:lvlText w:val="■"/>
+      <w:lvlJc w:val="left"/>
+      <w:pPr>
+        <w:ind w:left="2160" w:hanging="360"/>
+      </w:pPr>
+      <w:rPr>
+        <w:u w:val="none"/>
+      </w:rPr>
+    </w:lvl>
+    <w:lvl w:ilvl="3">
+      <w:start w:val="1"/>
+      <w:numFmt w:val="bullet"/>
+      <w:lvlText w:val="●"/>
+      <w:lvlJc w:val="left"/>
+      <w:pPr>
+        <w:ind w:left="2880" w:hanging="360"/>
+      </w:pPr>
+      <w:rPr>
+        <w:u w:val="none"/>
+      </w:rPr>
+    </w:lvl>
+    <w:lvl w:ilvl="4">
+      <w:start w:val="1"/>
+      <w:numFmt w:val="bullet"/>
+      <w:lvlText w:val="○"/>
+      <w:lvlJc w:val="left"/>
+      <w:pPr>
+        <w:ind w:left="3600" w:hanging="360"/>
+      </w:pPr>
+      <w:rPr>
+        <w:u w:val="none"/>
+      </w:rPr>
+    </w:lvl>
+    <w:lvl w:ilvl="5">
+      <w:start w:val="1"/>
+      <w:numFmt w:val="bullet"/>
+      <w:lvlText w:val="■"/>
+      <w:lvlJc w:val="left"/>
+      <w:pPr>
+        <w:ind w:left="4320" w:hanging="360"/>
+      </w:pPr>
+      <w:rPr>
+        <w:u w:val="none"/>
+      </w:rPr>
+    </w:lvl>
+    <w:lvl w:ilvl="6">
+      <w:start w:val="1"/>
+      <w:numFmt w:val="bullet"/>
+      <w:lvlText w:val="●"/>
+      <w:lvlJc w:val="left"/>
+      <w:pPr>
+        <w:ind w:left="5040" w:hanging="360"/>
+      </w:pPr>
+      <w:rPr>
+        <w:u w:val="none"/>
+      </w:rPr>
+    </w:lvl>
+    <w:lvl w:ilvl="7">
+      <w:start w:val="1"/>
+      <w:numFmt w:val="bullet"/>
+      <w:lvlText w:val="○"/>
+      <w:lvlJc w:val="left"/>
+      <w:pPr>
+        <w:ind w:left="5760" w:hanging="360"/>
+      </w:pPr>
+      <w:rPr>
+        <w:u w:val="none"/>
+      </w:rPr>
+    </w:lvl>
+    <w:lvl w:ilvl="8">
+      <w:start w:val="1"/>
+      <w:numFmt w:val="bullet"/>
+      <w:lvlText w:val="■"/>
+      <w:lvlJc w:val="left"/>
+      <w:pPr>
+        <w:ind w:left="6480" w:hanging="360"/>
+      </w:pPr>
+      <w:rPr>
+        <w:u w:val="none"/>
+      </w:rPr>
+    </w:lvl>
+  </w:abstractNum>
+  <w:abstractNum w:abstractNumId="17" w15:restartNumberingAfterBreak="0">
+    <w:nsid w:val="52096670"/>
+    <w:multiLevelType w:val="multilevel"/>
+    <w:tmpl w:val="5C7ECA58"/>
+    <w:lvl w:ilvl="0">
+      <w:start w:val="1"/>
+      <w:numFmt w:val="bullet"/>
+      <w:lvlText w:val="●"/>
+      <w:lvlJc w:val="left"/>
+      <w:pPr>
+        <w:ind w:left="720" w:hanging="360"/>
+      </w:pPr>
+      <w:rPr>
+        <w:u w:val="none"/>
+      </w:rPr>
+    </w:lvl>
+    <w:lvl w:ilvl="1">
+      <w:start w:val="1"/>
+      <w:numFmt w:val="bullet"/>
+      <w:lvlText w:val="○"/>
+      <w:lvlJc w:val="left"/>
+      <w:pPr>
+        <w:ind w:left="1440" w:hanging="360"/>
+      </w:pPr>
+      <w:rPr>
+        <w:u w:val="none"/>
+      </w:rPr>
+    </w:lvl>
+    <w:lvl w:ilvl="2">
+      <w:start w:val="1"/>
+      <w:numFmt w:val="bullet"/>
+      <w:lvlText w:val="■"/>
+      <w:lvlJc w:val="left"/>
+      <w:pPr>
+        <w:ind w:left="2160" w:hanging="360"/>
+      </w:pPr>
+      <w:rPr>
+        <w:u w:val="none"/>
+      </w:rPr>
+    </w:lvl>
+    <w:lvl w:ilvl="3">
+      <w:start w:val="1"/>
+      <w:numFmt w:val="bullet"/>
+      <w:lvlText w:val="●"/>
+      <w:lvlJc w:val="left"/>
+      <w:pPr>
+        <w:ind w:left="2880" w:hanging="360"/>
+      </w:pPr>
+      <w:rPr>
+        <w:u w:val="none"/>
+      </w:rPr>
+    </w:lvl>
+    <w:lvl w:ilvl="4">
+      <w:start w:val="1"/>
+      <w:numFmt w:val="bullet"/>
+      <w:lvlText w:val="○"/>
+      <w:lvlJc w:val="left"/>
+      <w:pPr>
+        <w:ind w:left="3600" w:hanging="360"/>
+      </w:pPr>
+      <w:rPr>
+        <w:u w:val="none"/>
+      </w:rPr>
+    </w:lvl>
+    <w:lvl w:ilvl="5">
+      <w:start w:val="1"/>
+      <w:numFmt w:val="bullet"/>
+      <w:lvlText w:val="■"/>
+      <w:lvlJc w:val="left"/>
+      <w:pPr>
+        <w:ind w:left="4320" w:hanging="360"/>
+      </w:pPr>
+      <w:rPr>
+        <w:u w:val="none"/>
+      </w:rPr>
+    </w:lvl>
+    <w:lvl w:ilvl="6">
+      <w:start w:val="1"/>
+      <w:numFmt w:val="bullet"/>
+      <w:lvlText w:val="●"/>
+      <w:lvlJc w:val="left"/>
+      <w:pPr>
+        <w:ind w:left="5040" w:hanging="360"/>
+      </w:pPr>
+      <w:rPr>
+        <w:u w:val="none"/>
+      </w:rPr>
+    </w:lvl>
+    <w:lvl w:ilvl="7">
+      <w:start w:val="1"/>
+      <w:numFmt w:val="bullet"/>
+      <w:lvlText w:val="○"/>
+      <w:lvlJc w:val="left"/>
+      <w:pPr>
+        <w:ind w:left="5760" w:hanging="360"/>
+      </w:pPr>
+      <w:rPr>
+        <w:u w:val="none"/>
+      </w:rPr>
+    </w:lvl>
+    <w:lvl w:ilvl="8">
+      <w:start w:val="1"/>
+      <w:numFmt w:val="bullet"/>
+      <w:lvlText w:val="■"/>
+      <w:lvlJc w:val="left"/>
+      <w:pPr>
+        <w:ind w:left="6480" w:hanging="360"/>
+      </w:pPr>
+      <w:rPr>
+        <w:u w:val="none"/>
+      </w:rPr>
+    </w:lvl>
+  </w:abstractNum>
+  <w:abstractNum w:abstractNumId="18" w15:restartNumberingAfterBreak="0">
+    <w:nsid w:val="53F8170E"/>
+    <w:multiLevelType w:val="hybridMultilevel"/>
+    <w:tmpl w:val="6A083F66"/>
+    <w:lvl w:ilvl="0" w:tplc="04090001">
+      <w:start w:val="1"/>
+      <w:numFmt w:val="bullet"/>
+      <w:lvlText w:val=""/>
+      <w:lvlJc w:val="left"/>
+      <w:pPr>
+        <w:ind w:left="720" w:hanging="360"/>
+      </w:pPr>
+      <w:rPr>
+        <w:rFonts w:ascii="Symbol" w:hAnsi="Symbol" w:hint="default"/>
+      </w:rPr>
+    </w:lvl>
+    <w:lvl w:ilvl="1" w:tplc="04090003" w:tentative="1">
+      <w:start w:val="1"/>
+      <w:numFmt w:val="bullet"/>
+      <w:lvlText w:val="o"/>
+      <w:lvlJc w:val="left"/>
+      <w:pPr>
+        <w:ind w:left="1440" w:hanging="360"/>
+      </w:pPr>
+      <w:rPr>
+        <w:rFonts w:ascii="Courier New" w:hAnsi="Courier New" w:hint="default"/>
+      </w:rPr>
+    </w:lvl>
+    <w:lvl w:ilvl="2" w:tplc="04090005" w:tentative="1">
+      <w:start w:val="1"/>
+      <w:numFmt w:val="bullet"/>
+      <w:lvlText w:val=""/>
+      <w:lvlJc w:val="left"/>
+      <w:pPr>
+        <w:ind w:left="2160" w:hanging="360"/>
+      </w:pPr>
+      <w:rPr>
+        <w:rFonts w:ascii="Wingdings" w:hAnsi="Wingdings" w:hint="default"/>
+      </w:rPr>
+    </w:lvl>
+    <w:lvl w:ilvl="3" w:tplc="04090001" w:tentative="1">
+      <w:start w:val="1"/>
+      <w:numFmt w:val="bullet"/>
+      <w:lvlText w:val=""/>
+      <w:lvlJc w:val="left"/>
+      <w:pPr>
+        <w:ind w:left="2880" w:hanging="360"/>
+      </w:pPr>
+      <w:rPr>
+        <w:rFonts w:ascii="Symbol" w:hAnsi="Symbol" w:hint="default"/>
+      </w:rPr>
+    </w:lvl>
+    <w:lvl w:ilvl="4" w:tplc="04090003" w:tentative="1">
+      <w:start w:val="1"/>
+      <w:numFmt w:val="bullet"/>
+      <w:lvlText w:val="o"/>
+      <w:lvlJc w:val="left"/>
+      <w:pPr>
+        <w:ind w:left="3600" w:hanging="360"/>
+      </w:pPr>
+      <w:rPr>
+        <w:rFonts w:ascii="Courier New" w:hAnsi="Courier New" w:hint="default"/>
+      </w:rPr>
+    </w:lvl>
+    <w:lvl w:ilvl="5" w:tplc="04090005" w:tentative="1">
+      <w:start w:val="1"/>
+      <w:numFmt w:val="bullet"/>
+      <w:lvlText w:val=""/>
+      <w:lvlJc w:val="left"/>
+      <w:pPr>
+        <w:ind w:left="4320" w:hanging="360"/>
+      </w:pPr>
+      <w:rPr>
+        <w:rFonts w:ascii="Wingdings" w:hAnsi="Wingdings" w:hint="default"/>
+      </w:rPr>
+    </w:lvl>
+    <w:lvl w:ilvl="6" w:tplc="04090001" w:tentative="1">
+      <w:start w:val="1"/>
+      <w:numFmt w:val="bullet"/>
+      <w:lvlText w:val=""/>
+      <w:lvlJc w:val="left"/>
+      <w:pPr>
+        <w:ind w:left="5040" w:hanging="360"/>
+      </w:pPr>
+      <w:rPr>
+        <w:rFonts w:ascii="Symbol" w:hAnsi="Symbol" w:hint="default"/>
+      </w:rPr>
+    </w:lvl>
+    <w:lvl w:ilvl="7" w:tplc="04090003" w:tentative="1">
+      <w:start w:val="1"/>
+      <w:numFmt w:val="bullet"/>
+      <w:lvlText w:val="o"/>
+      <w:lvlJc w:val="left"/>
+      <w:pPr>
+        <w:ind w:left="5760" w:hanging="360"/>
+      </w:pPr>
+      <w:rPr>
+        <w:rFonts w:ascii="Courier New" w:hAnsi="Courier New" w:hint="default"/>
+      </w:rPr>
+    </w:lvl>
+    <w:lvl w:ilvl="8" w:tplc="04090005" w:tentative="1">
+      <w:start w:val="1"/>
+      <w:numFmt w:val="bullet"/>
+      <w:lvlText w:val=""/>
+      <w:lvlJc w:val="left"/>
+      <w:pPr>
+        <w:ind w:left="6480" w:hanging="360"/>
+      </w:pPr>
+      <w:rPr>
+        <w:rFonts w:ascii="Wingdings" w:hAnsi="Wingdings" w:hint="default"/>
+      </w:rPr>
+    </w:lvl>
+  </w:abstractNum>
+  <w:abstractNum w:abstractNumId="19" w15:restartNumberingAfterBreak="0">
+    <w:nsid w:val="54C308B1"/>
+    <w:multiLevelType w:val="multilevel"/>
+    <w:tmpl w:val="52AACB84"/>
+    <w:lvl w:ilvl="0">
+      <w:start w:val="1"/>
+      <w:numFmt w:val="bullet"/>
+      <w:lvlText w:val="●"/>
+      <w:lvlJc w:val="left"/>
+      <w:pPr>
+        <w:ind w:left="720" w:hanging="360"/>
+      </w:pPr>
+      <w:rPr>
+        <w:u w:val="none"/>
+      </w:rPr>
+    </w:lvl>
+    <w:lvl w:ilvl="1">
+      <w:start w:val="1"/>
+      <w:numFmt w:val="bullet"/>
+      <w:lvlText w:val="○"/>
+      <w:lvlJc w:val="left"/>
+      <w:pPr>
+        <w:ind w:left="1440" w:hanging="360"/>
+      </w:pPr>
+      <w:rPr>
+        <w:u w:val="none"/>
+      </w:rPr>
+    </w:lvl>
+    <w:lvl w:ilvl="2">
+      <w:start w:val="1"/>
+      <w:numFmt w:val="bullet"/>
+      <w:lvlText w:val="■"/>
+      <w:lvlJc w:val="left"/>
+      <w:pPr>
+        <w:ind w:left="2160" w:hanging="360"/>
+      </w:pPr>
+      <w:rPr>
+        <w:u w:val="none"/>
+      </w:rPr>
+    </w:lvl>
+    <w:lvl w:ilvl="3">
+      <w:start w:val="1"/>
+      <w:numFmt w:val="bullet"/>
+      <w:lvlText w:val="●"/>
+      <w:lvlJc w:val="left"/>
+      <w:pPr>
+        <w:ind w:left="2880" w:hanging="360"/>
+      </w:pPr>
+      <w:rPr>
+        <w:u w:val="none"/>
+      </w:rPr>
+    </w:lvl>
+    <w:lvl w:ilvl="4">
+      <w:start w:val="1"/>
+      <w:numFmt w:val="bullet"/>
+      <w:lvlText w:val="○"/>
+      <w:lvlJc w:val="left"/>
+      <w:pPr>
+        <w:ind w:left="3600" w:hanging="360"/>
+      </w:pPr>
+      <w:rPr>
+        <w:u w:val="none"/>
+      </w:rPr>
+    </w:lvl>
+    <w:lvl w:ilvl="5">
+      <w:start w:val="1"/>
+      <w:numFmt w:val="bullet"/>
+      <w:lvlText w:val="■"/>
+      <w:lvlJc w:val="left"/>
+      <w:pPr>
+        <w:ind w:left="4320" w:hanging="360"/>
+      </w:pPr>
+      <w:rPr>
+        <w:u w:val="none"/>
+      </w:rPr>
+    </w:lvl>
+    <w:lvl w:ilvl="6">
+      <w:start w:val="1"/>
+      <w:numFmt w:val="bullet"/>
+      <w:lvlText w:val="●"/>
+      <w:lvlJc w:val="left"/>
+      <w:pPr>
+        <w:ind w:left="5040" w:hanging="360"/>
+      </w:pPr>
+      <w:rPr>
+        <w:u w:val="none"/>
+      </w:rPr>
+    </w:lvl>
+    <w:lvl w:ilvl="7">
+      <w:start w:val="1"/>
+      <w:numFmt w:val="bullet"/>
+      <w:lvlText w:val="○"/>
+      <w:lvlJc w:val="left"/>
+      <w:pPr>
+        <w:ind w:left="5760" w:hanging="360"/>
+      </w:pPr>
+      <w:rPr>
+        <w:u w:val="none"/>
+      </w:rPr>
+    </w:lvl>
+    <w:lvl w:ilvl="8">
+      <w:start w:val="1"/>
+      <w:numFmt w:val="bullet"/>
+      <w:lvlText w:val="■"/>
+      <w:lvlJc w:val="left"/>
+      <w:pPr>
+        <w:ind w:left="6480" w:hanging="360"/>
+      </w:pPr>
+      <w:rPr>
+        <w:u w:val="none"/>
+      </w:rPr>
+    </w:lvl>
+  </w:abstractNum>
   <w:abstractNum w:abstractNumId="20" w15:restartNumberingAfterBreak="0">
-    <w:nsid w:val="2FCB29DF"/>
-    <w:multiLevelType w:val="hybridMultilevel"/>
-    <w:tmpl w:val="36C8F0A2"/>
-    <w:lvl w:ilvl="0" w:tplc="C7A0C8B0">
-      <w:start w:val="1"/>
-      <w:numFmt w:val="bullet"/>
-      <w:lvlText w:val=""/>
+    <w:nsid w:val="551E18B1"/>
+    <w:multiLevelType w:val="multilevel"/>
+    <w:tmpl w:val="D9F07580"/>
+    <w:lvl w:ilvl="0">
+      <w:start w:val="1"/>
+      <w:numFmt w:val="bullet"/>
+      <w:lvlText w:val="●"/>
       <w:lvlJc w:val="left"/>
       <w:pPr>
         <w:ind w:left="720" w:hanging="360"/>
       </w:pPr>
       <w:rPr>
-        <w:rFonts w:ascii="Symbol" w:hAnsi="Symbol" w:hint="default"/>
-      </w:rPr>
-    </w:lvl>
-    <w:lvl w:ilvl="1" w:tplc="B05C6FD4" w:tentative="1">
-      <w:start w:val="1"/>
-      <w:numFmt w:val="bullet"/>
-      <w:lvlText w:val="o"/>
+        <w:u w:val="none"/>
+      </w:rPr>
+    </w:lvl>
+    <w:lvl w:ilvl="1">
+      <w:start w:val="1"/>
+      <w:numFmt w:val="bullet"/>
+      <w:lvlText w:val="○"/>
       <w:lvlJc w:val="left"/>
       <w:pPr>
         <w:ind w:left="1440" w:hanging="360"/>
       </w:pPr>
       <w:rPr>
-        <w:rFonts w:ascii="Courier New" w:hAnsi="Courier New" w:hint="default"/>
-      </w:rPr>
-    </w:lvl>
-    <w:lvl w:ilvl="2" w:tplc="AD04FB8C" w:tentative="1">
-      <w:start w:val="1"/>
-      <w:numFmt w:val="bullet"/>
-      <w:lvlText w:val=""/>
+        <w:u w:val="none"/>
+      </w:rPr>
+    </w:lvl>
+    <w:lvl w:ilvl="2">
+      <w:start w:val="1"/>
+      <w:numFmt w:val="bullet"/>
+      <w:lvlText w:val="■"/>
       <w:lvlJc w:val="left"/>
       <w:pPr>
         <w:ind w:left="2160" w:hanging="360"/>
       </w:pPr>
       <w:rPr>
-        <w:rFonts w:ascii="Wingdings" w:hAnsi="Wingdings" w:hint="default"/>
-      </w:rPr>
-    </w:lvl>
-    <w:lvl w:ilvl="3" w:tplc="EC66B464" w:tentative="1">
-      <w:start w:val="1"/>
-      <w:numFmt w:val="bullet"/>
-      <w:lvlText w:val=""/>
+        <w:u w:val="none"/>
+      </w:rPr>
+    </w:lvl>
+    <w:lvl w:ilvl="3">
+      <w:start w:val="1"/>
+      <w:numFmt w:val="bullet"/>
+      <w:lvlText w:val="●"/>
       <w:lvlJc w:val="left"/>
       <w:pPr>
         <w:ind w:left="2880" w:hanging="360"/>
       </w:pPr>
       <w:rPr>
-        <w:rFonts w:ascii="Symbol" w:hAnsi="Symbol" w:hint="default"/>
-      </w:rPr>
-    </w:lvl>
-    <w:lvl w:ilvl="4" w:tplc="DB04B104" w:tentative="1">
-      <w:start w:val="1"/>
-      <w:numFmt w:val="bullet"/>
-      <w:lvlText w:val="o"/>
+        <w:u w:val="none"/>
+      </w:rPr>
+    </w:lvl>
+    <w:lvl w:ilvl="4">
+      <w:start w:val="1"/>
+      <w:numFmt w:val="bullet"/>
+      <w:lvlText w:val="○"/>
       <w:lvlJc w:val="left"/>
       <w:pPr>
         <w:ind w:left="3600" w:hanging="360"/>
       </w:pPr>
       <w:rPr>
-        <w:rFonts w:ascii="Courier New" w:hAnsi="Courier New" w:hint="default"/>
-      </w:rPr>
-    </w:lvl>
-    <w:lvl w:ilvl="5" w:tplc="55B43C64" w:tentative="1">
-      <w:start w:val="1"/>
-      <w:numFmt w:val="bullet"/>
-      <w:lvlText w:val=""/>
+        <w:u w:val="none"/>
+      </w:rPr>
+    </w:lvl>
+    <w:lvl w:ilvl="5">
+      <w:start w:val="1"/>
+      <w:numFmt w:val="bullet"/>
+      <w:lvlText w:val="■"/>
       <w:lvlJc w:val="left"/>
       <w:pPr>
         <w:ind w:left="4320" w:hanging="360"/>
       </w:pPr>
       <w:rPr>
-        <w:rFonts w:ascii="Wingdings" w:hAnsi="Wingdings" w:hint="default"/>
-      </w:rPr>
-    </w:lvl>
-    <w:lvl w:ilvl="6" w:tplc="48CE98C4" w:tentative="1">
-      <w:start w:val="1"/>
-      <w:numFmt w:val="bullet"/>
-      <w:lvlText w:val=""/>
+        <w:u w:val="none"/>
+      </w:rPr>
+    </w:lvl>
+    <w:lvl w:ilvl="6">
+      <w:start w:val="1"/>
+      <w:numFmt w:val="bullet"/>
+      <w:lvlText w:val="●"/>
       <w:lvlJc w:val="left"/>
       <w:pPr>
         <w:ind w:left="5040" w:hanging="360"/>
       </w:pPr>
       <w:rPr>
-        <w:rFonts w:ascii="Symbol" w:hAnsi="Symbol" w:hint="default"/>
-      </w:rPr>
-    </w:lvl>
-    <w:lvl w:ilvl="7" w:tplc="0C58D300" w:tentative="1">
-      <w:start w:val="1"/>
-      <w:numFmt w:val="bullet"/>
-      <w:lvlText w:val="o"/>
+        <w:u w:val="none"/>
+      </w:rPr>
+    </w:lvl>
+    <w:lvl w:ilvl="7">
+      <w:start w:val="1"/>
+      <w:numFmt w:val="bullet"/>
+      <w:lvlText w:val="○"/>
       <w:lvlJc w:val="left"/>
       <w:pPr>
         <w:ind w:left="5760" w:hanging="360"/>
       </w:pPr>
       <w:rPr>
-        <w:rFonts w:ascii="Courier New" w:hAnsi="Courier New" w:hint="default"/>
-      </w:rPr>
-    </w:lvl>
-    <w:lvl w:ilvl="8" w:tplc="5DA85B3E" w:tentative="1">
-      <w:start w:val="1"/>
-      <w:numFmt w:val="bullet"/>
-      <w:lvlText w:val=""/>
+        <w:u w:val="none"/>
+      </w:rPr>
+    </w:lvl>
+    <w:lvl w:ilvl="8">
+      <w:start w:val="1"/>
+      <w:numFmt w:val="bullet"/>
+      <w:lvlText w:val="■"/>
       <w:lvlJc w:val="left"/>
       <w:pPr>
         <w:ind w:left="6480" w:hanging="360"/>
       </w:pPr>
       <w:rPr>
-        <w:rFonts w:ascii="Wingdings" w:hAnsi="Wingdings" w:hint="default"/>
+        <w:u w:val="none"/>
       </w:rPr>
     </w:lvl>
   </w:abstractNum>
   <w:abstractNum w:abstractNumId="21" w15:restartNumberingAfterBreak="0">
-    <w:nsid w:val="321E51D3"/>
-    <w:multiLevelType w:val="hybridMultilevel"/>
-    <w:tmpl w:val="6062ED04"/>
-    <w:lvl w:ilvl="0" w:tplc="53CC2820">
-      <w:start w:val="1"/>
-      <w:numFmt w:val="bullet"/>
-      <w:lvlText w:val=""/>
+    <w:nsid w:val="58421705"/>
+    <w:multiLevelType w:val="multilevel"/>
+    <w:tmpl w:val="C4C4093C"/>
+    <w:lvl w:ilvl="0">
+      <w:start w:val="1"/>
+      <w:numFmt w:val="bullet"/>
+      <w:lvlText w:val="●"/>
       <w:lvlJc w:val="left"/>
       <w:pPr>
         <w:ind w:left="720" w:hanging="360"/>
       </w:pPr>
       <w:rPr>
-        <w:rFonts w:ascii="Symbol" w:hAnsi="Symbol" w:hint="default"/>
-      </w:rPr>
-    </w:lvl>
-    <w:lvl w:ilvl="1" w:tplc="D41E30F0">
-      <w:start w:val="1"/>
-      <w:numFmt w:val="bullet"/>
-      <w:lvlText w:val="o"/>
+        <w:u w:val="none"/>
+      </w:rPr>
+    </w:lvl>
+    <w:lvl w:ilvl="1">
+      <w:start w:val="1"/>
+      <w:numFmt w:val="bullet"/>
+      <w:lvlText w:val="○"/>
       <w:lvlJc w:val="left"/>
       <w:pPr>
         <w:ind w:left="1440" w:hanging="360"/>
       </w:pPr>
       <w:rPr>
-        <w:rFonts w:ascii="Courier New" w:hAnsi="Courier New" w:hint="default"/>
-      </w:rPr>
-    </w:lvl>
-    <w:lvl w:ilvl="2" w:tplc="F29E3DC0">
-      <w:start w:val="1"/>
-      <w:numFmt w:val="bullet"/>
-      <w:lvlText w:val=""/>
+        <w:u w:val="none"/>
+      </w:rPr>
+    </w:lvl>
+    <w:lvl w:ilvl="2">
+      <w:start w:val="1"/>
+      <w:numFmt w:val="bullet"/>
+      <w:lvlText w:val="■"/>
       <w:lvlJc w:val="left"/>
       <w:pPr>
         <w:ind w:left="2160" w:hanging="360"/>
       </w:pPr>
       <w:rPr>
-        <w:rFonts w:ascii="Wingdings" w:hAnsi="Wingdings" w:hint="default"/>
-      </w:rPr>
-    </w:lvl>
-    <w:lvl w:ilvl="3" w:tplc="56182BDE">
-      <w:start w:val="1"/>
-      <w:numFmt w:val="bullet"/>
-      <w:lvlText w:val=""/>
+        <w:u w:val="none"/>
+      </w:rPr>
+    </w:lvl>
+    <w:lvl w:ilvl="3">
+      <w:start w:val="1"/>
+      <w:numFmt w:val="bullet"/>
+      <w:lvlText w:val="●"/>
       <w:lvlJc w:val="left"/>
       <w:pPr>
         <w:ind w:left="2880" w:hanging="360"/>
       </w:pPr>
       <w:rPr>
-        <w:rFonts w:ascii="Symbol" w:hAnsi="Symbol" w:hint="default"/>
-      </w:rPr>
-    </w:lvl>
-    <w:lvl w:ilvl="4" w:tplc="3D7E806C">
-      <w:start w:val="1"/>
-      <w:numFmt w:val="bullet"/>
-      <w:lvlText w:val="o"/>
+        <w:u w:val="none"/>
+      </w:rPr>
+    </w:lvl>
+    <w:lvl w:ilvl="4">
+      <w:start w:val="1"/>
+      <w:numFmt w:val="bullet"/>
+      <w:lvlText w:val="○"/>
       <w:lvlJc w:val="left"/>
       <w:pPr>
         <w:ind w:left="3600" w:hanging="360"/>
       </w:pPr>
       <w:rPr>
-        <w:rFonts w:ascii="Courier New" w:hAnsi="Courier New" w:hint="default"/>
-      </w:rPr>
-    </w:lvl>
-    <w:lvl w:ilvl="5" w:tplc="326A6994">
-      <w:start w:val="1"/>
-      <w:numFmt w:val="bullet"/>
-      <w:lvlText w:val=""/>
+        <w:u w:val="none"/>
+      </w:rPr>
+    </w:lvl>
+    <w:lvl w:ilvl="5">
+      <w:start w:val="1"/>
+      <w:numFmt w:val="bullet"/>
+      <w:lvlText w:val="■"/>
       <w:lvlJc w:val="left"/>
       <w:pPr>
         <w:ind w:left="4320" w:hanging="360"/>
       </w:pPr>
       <w:rPr>
-        <w:rFonts w:ascii="Wingdings" w:hAnsi="Wingdings" w:hint="default"/>
-      </w:rPr>
-    </w:lvl>
-    <w:lvl w:ilvl="6" w:tplc="DAAC857E">
-      <w:start w:val="1"/>
-      <w:numFmt w:val="bullet"/>
-      <w:lvlText w:val=""/>
+        <w:u w:val="none"/>
+      </w:rPr>
+    </w:lvl>
+    <w:lvl w:ilvl="6">
+      <w:start w:val="1"/>
+      <w:numFmt w:val="bullet"/>
+      <w:lvlText w:val="●"/>
       <w:lvlJc w:val="left"/>
       <w:pPr>
         <w:ind w:left="5040" w:hanging="360"/>
       </w:pPr>
       <w:rPr>
-        <w:rFonts w:ascii="Symbol" w:hAnsi="Symbol" w:hint="default"/>
-      </w:rPr>
-    </w:lvl>
-    <w:lvl w:ilvl="7" w:tplc="DCC63A1A">
-      <w:start w:val="1"/>
-      <w:numFmt w:val="bullet"/>
-      <w:lvlText w:val="o"/>
+        <w:u w:val="none"/>
+      </w:rPr>
+    </w:lvl>
+    <w:lvl w:ilvl="7">
+      <w:start w:val="1"/>
+      <w:numFmt w:val="bullet"/>
+      <w:lvlText w:val="○"/>
       <w:lvlJc w:val="left"/>
       <w:pPr>
         <w:ind w:left="5760" w:hanging="360"/>
       </w:pPr>
       <w:rPr>
-        <w:rFonts w:ascii="Courier New" w:hAnsi="Courier New" w:hint="default"/>
-      </w:rPr>
-    </w:lvl>
-    <w:lvl w:ilvl="8" w:tplc="57108C1E">
-      <w:start w:val="1"/>
-      <w:numFmt w:val="bullet"/>
-      <w:lvlText w:val=""/>
+        <w:u w:val="none"/>
+      </w:rPr>
+    </w:lvl>
+    <w:lvl w:ilvl="8">
+      <w:start w:val="1"/>
+      <w:numFmt w:val="bullet"/>
+      <w:lvlText w:val="■"/>
       <w:lvlJc w:val="left"/>
       <w:pPr>
         <w:ind w:left="6480" w:hanging="360"/>
       </w:pPr>
       <w:rPr>
-        <w:rFonts w:ascii="Wingdings" w:hAnsi="Wingdings" w:hint="default"/>
+        <w:u w:val="none"/>
       </w:rPr>
     </w:lvl>
   </w:abstractNum>
   <w:abstractNum w:abstractNumId="22" w15:restartNumberingAfterBreak="0">
-    <w:nsid w:val="337719A6"/>
+    <w:nsid w:val="626631F7"/>
     <w:multiLevelType w:val="hybridMultilevel"/>
-    <w:tmpl w:val="28D6ED68"/>
-    <w:lvl w:ilvl="0" w:tplc="4390386E">
+    <w:tmpl w:val="3FD65736"/>
+    <w:lvl w:ilvl="0" w:tplc="04090001">
       <w:start w:val="1"/>
       <w:numFmt w:val="bullet"/>
       <w:lvlText w:val=""/>
@@ -17539,7 +17499,7 @@
         <w:rFonts w:ascii="Symbol" w:hAnsi="Symbol" w:hint="default"/>
       </w:rPr>
     </w:lvl>
-    <w:lvl w:ilvl="1" w:tplc="337EC70A" w:tentative="1">
+    <w:lvl w:ilvl="1" w:tplc="04090003" w:tentative="1">
       <w:start w:val="1"/>
       <w:numFmt w:val="bullet"/>
       <w:lvlText w:val="o"/>
@@ -17548,10 +17508,10 @@
         <w:ind w:left="1440" w:hanging="360"/>
       </w:pPr>
       <w:rPr>
-        <w:rFonts w:ascii="Courier New" w:hAnsi="Courier New" w:hint="default"/>
-      </w:rPr>
-    </w:lvl>
-    <w:lvl w:ilvl="2" w:tplc="744627D6" w:tentative="1">
+        <w:rFonts w:ascii="Courier New" w:hAnsi="Courier New" w:cs="Courier New" w:hint="default"/>
+      </w:rPr>
+    </w:lvl>
+    <w:lvl w:ilvl="2" w:tplc="04090005" w:tentative="1">
       <w:start w:val="1"/>
       <w:numFmt w:val="bullet"/>
       <w:lvlText w:val=""/>
@@ -17563,7 +17523,7 @@
         <w:rFonts w:ascii="Wingdings" w:hAnsi="Wingdings" w:hint="default"/>
       </w:rPr>
     </w:lvl>
-    <w:lvl w:ilvl="3" w:tplc="9DECFDB6" w:tentative="1">
+    <w:lvl w:ilvl="3" w:tplc="04090001" w:tentative="1">
       <w:start w:val="1"/>
       <w:numFmt w:val="bullet"/>
       <w:lvlText w:val=""/>
@@ -17575,7 +17535,7 @@
         <w:rFonts w:ascii="Symbol" w:hAnsi="Symbol" w:hint="default"/>
       </w:rPr>
     </w:lvl>
-    <w:lvl w:ilvl="4" w:tplc="DBC495C6" w:tentative="1">
+    <w:lvl w:ilvl="4" w:tplc="04090003" w:tentative="1">
       <w:start w:val="1"/>
       <w:numFmt w:val="bullet"/>
       <w:lvlText w:val="o"/>
@@ -17584,10 +17544,10 @@
         <w:ind w:left="3600" w:hanging="360"/>
       </w:pPr>
       <w:rPr>
-        <w:rFonts w:ascii="Courier New" w:hAnsi="Courier New" w:hint="default"/>
-      </w:rPr>
-    </w:lvl>
-    <w:lvl w:ilvl="5" w:tplc="40FEA23E" w:tentative="1">
+        <w:rFonts w:ascii="Courier New" w:hAnsi="Courier New" w:cs="Courier New" w:hint="default"/>
+      </w:rPr>
+    </w:lvl>
+    <w:lvl w:ilvl="5" w:tplc="04090005" w:tentative="1">
       <w:start w:val="1"/>
       <w:numFmt w:val="bullet"/>
       <w:lvlText w:val=""/>
@@ -17599,7 +17559,7 @@
         <w:rFonts w:ascii="Wingdings" w:hAnsi="Wingdings" w:hint="default"/>
       </w:rPr>
     </w:lvl>
-    <w:lvl w:ilvl="6" w:tplc="B050A46C" w:tentative="1">
+    <w:lvl w:ilvl="6" w:tplc="04090001" w:tentative="1">
       <w:start w:val="1"/>
       <w:numFmt w:val="bullet"/>
       <w:lvlText w:val=""/>
@@ -17611,7 +17571,7 @@
         <w:rFonts w:ascii="Symbol" w:hAnsi="Symbol" w:hint="default"/>
       </w:rPr>
     </w:lvl>
-    <w:lvl w:ilvl="7" w:tplc="31FC1CA4" w:tentative="1">
+    <w:lvl w:ilvl="7" w:tplc="04090003" w:tentative="1">
       <w:start w:val="1"/>
       <w:numFmt w:val="bullet"/>
       <w:lvlText w:val="o"/>
@@ -17620,10 +17580,10 @@
         <w:ind w:left="5760" w:hanging="360"/>
       </w:pPr>
       <w:rPr>
-        <w:rFonts w:ascii="Courier New" w:hAnsi="Courier New" w:hint="default"/>
-      </w:rPr>
-    </w:lvl>
-    <w:lvl w:ilvl="8" w:tplc="41585030" w:tentative="1">
+        <w:rFonts w:ascii="Courier New" w:hAnsi="Courier New" w:cs="Courier New" w:hint="default"/>
+      </w:rPr>
+    </w:lvl>
+    <w:lvl w:ilvl="8" w:tplc="04090005" w:tentative="1">
       <w:start w:val="1"/>
       <w:numFmt w:val="bullet"/>
       <w:lvlText w:val=""/>
@@ -17637,235 +17597,9 @@
     </w:lvl>
   </w:abstractNum>
   <w:abstractNum w:abstractNumId="23" w15:restartNumberingAfterBreak="0">
-    <w:nsid w:val="34ABCF0D"/>
-    <w:multiLevelType w:val="hybridMultilevel"/>
-    <w:tmpl w:val="CFBA9A20"/>
-    <w:lvl w:ilvl="0" w:tplc="5C849C2C">
-      <w:start w:val="1"/>
-      <w:numFmt w:val="bullet"/>
-      <w:lvlText w:val="o"/>
-      <w:lvlJc w:val="left"/>
-      <w:pPr>
-        <w:ind w:left="1080" w:hanging="360"/>
-      </w:pPr>
-      <w:rPr>
-        <w:rFonts w:ascii="Courier New" w:hAnsi="Courier New" w:hint="default"/>
-      </w:rPr>
-    </w:lvl>
-    <w:lvl w:ilvl="1" w:tplc="EA1A7A38">
-      <w:start w:val="1"/>
-      <w:numFmt w:val="bullet"/>
-      <w:lvlText w:val="o"/>
-      <w:lvlJc w:val="left"/>
-      <w:pPr>
-        <w:ind w:left="1800" w:hanging="360"/>
-      </w:pPr>
-      <w:rPr>
-        <w:rFonts w:ascii="Courier New" w:hAnsi="Courier New" w:hint="default"/>
-      </w:rPr>
-    </w:lvl>
-    <w:lvl w:ilvl="2" w:tplc="22B4C3DA">
-      <w:start w:val="1"/>
-      <w:numFmt w:val="bullet"/>
-      <w:lvlText w:val=""/>
-      <w:lvlJc w:val="left"/>
-      <w:pPr>
-        <w:ind w:left="2520" w:hanging="360"/>
-      </w:pPr>
-      <w:rPr>
-        <w:rFonts w:ascii="Wingdings" w:hAnsi="Wingdings" w:hint="default"/>
-      </w:rPr>
-    </w:lvl>
-    <w:lvl w:ilvl="3" w:tplc="2C54FDBE">
-      <w:start w:val="1"/>
-      <w:numFmt w:val="bullet"/>
-      <w:lvlText w:val=""/>
-      <w:lvlJc w:val="left"/>
-      <w:pPr>
-        <w:ind w:left="3240" w:hanging="360"/>
-      </w:pPr>
-      <w:rPr>
-        <w:rFonts w:ascii="Symbol" w:hAnsi="Symbol" w:hint="default"/>
-      </w:rPr>
-    </w:lvl>
-    <w:lvl w:ilvl="4" w:tplc="2C960348">
-      <w:start w:val="1"/>
-      <w:numFmt w:val="bullet"/>
-      <w:lvlText w:val="o"/>
-      <w:lvlJc w:val="left"/>
-      <w:pPr>
-        <w:ind w:left="3960" w:hanging="360"/>
-      </w:pPr>
-      <w:rPr>
-        <w:rFonts w:ascii="Courier New" w:hAnsi="Courier New" w:hint="default"/>
-      </w:rPr>
-    </w:lvl>
-    <w:lvl w:ilvl="5" w:tplc="301E5798">
-      <w:start w:val="1"/>
-      <w:numFmt w:val="bullet"/>
-      <w:lvlText w:val=""/>
-      <w:lvlJc w:val="left"/>
-      <w:pPr>
-        <w:ind w:left="4680" w:hanging="360"/>
-      </w:pPr>
-      <w:rPr>
-        <w:rFonts w:ascii="Wingdings" w:hAnsi="Wingdings" w:hint="default"/>
-      </w:rPr>
-    </w:lvl>
-    <w:lvl w:ilvl="6" w:tplc="F6E0710A">
-      <w:start w:val="1"/>
-      <w:numFmt w:val="bullet"/>
-      <w:lvlText w:val=""/>
-      <w:lvlJc w:val="left"/>
-      <w:pPr>
-        <w:ind w:left="5400" w:hanging="360"/>
-      </w:pPr>
-      <w:rPr>
-        <w:rFonts w:ascii="Symbol" w:hAnsi="Symbol" w:hint="default"/>
-      </w:rPr>
-    </w:lvl>
-    <w:lvl w:ilvl="7" w:tplc="195C4660">
-      <w:start w:val="1"/>
-      <w:numFmt w:val="bullet"/>
-      <w:lvlText w:val="o"/>
-      <w:lvlJc w:val="left"/>
-      <w:pPr>
-        <w:ind w:left="6120" w:hanging="360"/>
-      </w:pPr>
-      <w:rPr>
-        <w:rFonts w:ascii="Courier New" w:hAnsi="Courier New" w:hint="default"/>
-      </w:rPr>
-    </w:lvl>
-    <w:lvl w:ilvl="8" w:tplc="2612ED46">
-      <w:start w:val="1"/>
-      <w:numFmt w:val="bullet"/>
-      <w:lvlText w:val=""/>
-      <w:lvlJc w:val="left"/>
-      <w:pPr>
-        <w:ind w:left="6840" w:hanging="360"/>
-      </w:pPr>
-      <w:rPr>
-        <w:rFonts w:ascii="Wingdings" w:hAnsi="Wingdings" w:hint="default"/>
-      </w:rPr>
-    </w:lvl>
-  </w:abstractNum>
-  <w:abstractNum w:abstractNumId="24" w15:restartNumberingAfterBreak="0">
-    <w:nsid w:val="34B77B6B"/>
-    <w:multiLevelType w:val="hybridMultilevel"/>
-    <w:tmpl w:val="1E0E5200"/>
-    <w:lvl w:ilvl="0" w:tplc="04090001">
-      <w:start w:val="1"/>
-      <w:numFmt w:val="bullet"/>
-      <w:lvlText w:val=""/>
-      <w:lvlJc w:val="left"/>
-      <w:pPr>
-        <w:ind w:left="720" w:hanging="360"/>
-      </w:pPr>
-      <w:rPr>
-        <w:rFonts w:ascii="Symbol" w:hAnsi="Symbol" w:hint="default"/>
-      </w:rPr>
-    </w:lvl>
-    <w:lvl w:ilvl="1" w:tplc="04090003" w:tentative="1">
-      <w:start w:val="1"/>
-      <w:numFmt w:val="bullet"/>
-      <w:lvlText w:val="o"/>
-      <w:lvlJc w:val="left"/>
-      <w:pPr>
-        <w:ind w:left="1440" w:hanging="360"/>
-      </w:pPr>
-      <w:rPr>
-        <w:rFonts w:ascii="Courier New" w:hAnsi="Courier New" w:cs="Courier New" w:hint="default"/>
-      </w:rPr>
-    </w:lvl>
-    <w:lvl w:ilvl="2" w:tplc="04090005" w:tentative="1">
-      <w:start w:val="1"/>
-      <w:numFmt w:val="bullet"/>
-      <w:lvlText w:val=""/>
-      <w:lvlJc w:val="left"/>
-      <w:pPr>
-        <w:ind w:left="2160" w:hanging="360"/>
-      </w:pPr>
-      <w:rPr>
-        <w:rFonts w:ascii="Wingdings" w:hAnsi="Wingdings" w:hint="default"/>
-      </w:rPr>
-    </w:lvl>
-    <w:lvl w:ilvl="3" w:tplc="04090001" w:tentative="1">
-      <w:start w:val="1"/>
-      <w:numFmt w:val="bullet"/>
-      <w:lvlText w:val=""/>
-      <w:lvlJc w:val="left"/>
-      <w:pPr>
-        <w:ind w:left="2880" w:hanging="360"/>
-      </w:pPr>
-      <w:rPr>
-        <w:rFonts w:ascii="Symbol" w:hAnsi="Symbol" w:hint="default"/>
-      </w:rPr>
-    </w:lvl>
-    <w:lvl w:ilvl="4" w:tplc="04090003" w:tentative="1">
-      <w:start w:val="1"/>
-      <w:numFmt w:val="bullet"/>
-      <w:lvlText w:val="o"/>
-      <w:lvlJc w:val="left"/>
-      <w:pPr>
-        <w:ind w:left="3600" w:hanging="360"/>
-      </w:pPr>
-      <w:rPr>
-        <w:rFonts w:ascii="Courier New" w:hAnsi="Courier New" w:cs="Courier New" w:hint="default"/>
-      </w:rPr>
-    </w:lvl>
-    <w:lvl w:ilvl="5" w:tplc="04090005" w:tentative="1">
-      <w:start w:val="1"/>
-      <w:numFmt w:val="bullet"/>
-      <w:lvlText w:val=""/>
-      <w:lvlJc w:val="left"/>
-      <w:pPr>
-        <w:ind w:left="4320" w:hanging="360"/>
-      </w:pPr>
-      <w:rPr>
-        <w:rFonts w:ascii="Wingdings" w:hAnsi="Wingdings" w:hint="default"/>
-      </w:rPr>
-    </w:lvl>
-    <w:lvl w:ilvl="6" w:tplc="04090001" w:tentative="1">
-      <w:start w:val="1"/>
-      <w:numFmt w:val="bullet"/>
-      <w:lvlText w:val=""/>
-      <w:lvlJc w:val="left"/>
-      <w:pPr>
-        <w:ind w:left="5040" w:hanging="360"/>
-      </w:pPr>
-      <w:rPr>
-        <w:rFonts w:ascii="Symbol" w:hAnsi="Symbol" w:hint="default"/>
-      </w:rPr>
-    </w:lvl>
-    <w:lvl w:ilvl="7" w:tplc="04090003" w:tentative="1">
-      <w:start w:val="1"/>
-      <w:numFmt w:val="bullet"/>
-      <w:lvlText w:val="o"/>
-      <w:lvlJc w:val="left"/>
-      <w:pPr>
-        <w:ind w:left="5760" w:hanging="360"/>
-      </w:pPr>
-      <w:rPr>
-        <w:rFonts w:ascii="Courier New" w:hAnsi="Courier New" w:cs="Courier New" w:hint="default"/>
-      </w:rPr>
-    </w:lvl>
-    <w:lvl w:ilvl="8" w:tplc="04090005" w:tentative="1">
-      <w:start w:val="1"/>
-      <w:numFmt w:val="bullet"/>
-      <w:lvlText w:val=""/>
-      <w:lvlJc w:val="left"/>
-      <w:pPr>
-        <w:ind w:left="6480" w:hanging="360"/>
-      </w:pPr>
-      <w:rPr>
-        <w:rFonts w:ascii="Wingdings" w:hAnsi="Wingdings" w:hint="default"/>
-      </w:rPr>
-    </w:lvl>
-  </w:abstractNum>
-  <w:abstractNum w:abstractNumId="25" w15:restartNumberingAfterBreak="0">
-    <w:nsid w:val="366461A4"/>
+    <w:nsid w:val="639D5CB1"/>
     <w:multiLevelType w:val="multilevel"/>
-    <w:tmpl w:val="13C242AC"/>
+    <w:tmpl w:val="610A5110"/>
     <w:lvl w:ilvl="0">
       <w:start w:val="1"/>
       <w:numFmt w:val="bullet"/>
@@ -18011,10 +17745,10 @@
       </w:rPr>
     </w:lvl>
   </w:abstractNum>
-  <w:abstractNum w:abstractNumId="26" w15:restartNumberingAfterBreak="0">
-    <w:nsid w:val="39A10A46"/>
+  <w:abstractNum w:abstractNumId="24" w15:restartNumberingAfterBreak="0">
+    <w:nsid w:val="67D53309"/>
     <w:multiLevelType w:val="multilevel"/>
-    <w:tmpl w:val="C5C477D8"/>
+    <w:tmpl w:val="3246380E"/>
     <w:lvl w:ilvl="0">
       <w:start w:val="1"/>
       <w:numFmt w:val="bullet"/>
@@ -18160,123 +17894,10 @@
       </w:rPr>
     </w:lvl>
   </w:abstractNum>
-  <w:abstractNum w:abstractNumId="27" w15:restartNumberingAfterBreak="0">
-    <w:nsid w:val="39AD8CD7"/>
-    <w:multiLevelType w:val="hybridMultilevel"/>
-    <w:tmpl w:val="FFFFFFFF"/>
-    <w:lvl w:ilvl="0" w:tplc="121E5DF0">
-      <w:start w:val="1"/>
-      <w:numFmt w:val="bullet"/>
-      <w:lvlText w:val=""/>
-      <w:lvlJc w:val="left"/>
-      <w:pPr>
-        <w:ind w:left="720" w:hanging="360"/>
-      </w:pPr>
-      <w:rPr>
-        <w:rFonts w:ascii="Symbol" w:hAnsi="Symbol" w:hint="default"/>
-      </w:rPr>
-    </w:lvl>
-    <w:lvl w:ilvl="1" w:tplc="249281D8">
-      <w:start w:val="1"/>
-      <w:numFmt w:val="bullet"/>
-      <w:lvlText w:val="o"/>
-      <w:lvlJc w:val="left"/>
-      <w:pPr>
-        <w:ind w:left="1440" w:hanging="360"/>
-      </w:pPr>
-      <w:rPr>
-        <w:rFonts w:ascii="Courier New" w:hAnsi="Courier New" w:hint="default"/>
-      </w:rPr>
-    </w:lvl>
-    <w:lvl w:ilvl="2" w:tplc="BD9A4418">
-      <w:start w:val="1"/>
-      <w:numFmt w:val="bullet"/>
-      <w:lvlText w:val=""/>
-      <w:lvlJc w:val="left"/>
-      <w:pPr>
-        <w:ind w:left="2160" w:hanging="360"/>
-      </w:pPr>
-      <w:rPr>
-        <w:rFonts w:ascii="Wingdings" w:hAnsi="Wingdings" w:hint="default"/>
-      </w:rPr>
-    </w:lvl>
-    <w:lvl w:ilvl="3" w:tplc="982AEBC6">
-      <w:start w:val="1"/>
-      <w:numFmt w:val="bullet"/>
-      <w:lvlText w:val=""/>
-      <w:lvlJc w:val="left"/>
-      <w:pPr>
-        <w:ind w:left="2880" w:hanging="360"/>
-      </w:pPr>
-      <w:rPr>
-        <w:rFonts w:ascii="Symbol" w:hAnsi="Symbol" w:hint="default"/>
-      </w:rPr>
-    </w:lvl>
-    <w:lvl w:ilvl="4" w:tplc="C240C2B8">
-      <w:start w:val="1"/>
-      <w:numFmt w:val="bullet"/>
-      <w:lvlText w:val="o"/>
-      <w:lvlJc w:val="left"/>
-      <w:pPr>
-        <w:ind w:left="3600" w:hanging="360"/>
-      </w:pPr>
-      <w:rPr>
-        <w:rFonts w:ascii="Courier New" w:hAnsi="Courier New" w:hint="default"/>
-      </w:rPr>
-    </w:lvl>
-    <w:lvl w:ilvl="5" w:tplc="A2D8A924">
-      <w:start w:val="1"/>
-      <w:numFmt w:val="bullet"/>
-      <w:lvlText w:val=""/>
-      <w:lvlJc w:val="left"/>
-      <w:pPr>
-        <w:ind w:left="4320" w:hanging="360"/>
-      </w:pPr>
-      <w:rPr>
-        <w:rFonts w:ascii="Wingdings" w:hAnsi="Wingdings" w:hint="default"/>
-      </w:rPr>
-    </w:lvl>
-    <w:lvl w:ilvl="6" w:tplc="3FAE5DFC">
-      <w:start w:val="1"/>
-      <w:numFmt w:val="bullet"/>
-      <w:lvlText w:val=""/>
-      <w:lvlJc w:val="left"/>
-      <w:pPr>
-        <w:ind w:left="5040" w:hanging="360"/>
-      </w:pPr>
-      <w:rPr>
-        <w:rFonts w:ascii="Symbol" w:hAnsi="Symbol" w:hint="default"/>
-      </w:rPr>
-    </w:lvl>
-    <w:lvl w:ilvl="7" w:tplc="E782E1C8">
-      <w:start w:val="1"/>
-      <w:numFmt w:val="bullet"/>
-      <w:lvlText w:val="o"/>
-      <w:lvlJc w:val="left"/>
-      <w:pPr>
-        <w:ind w:left="5760" w:hanging="360"/>
-      </w:pPr>
-      <w:rPr>
-        <w:rFonts w:ascii="Courier New" w:hAnsi="Courier New" w:hint="default"/>
-      </w:rPr>
-    </w:lvl>
-    <w:lvl w:ilvl="8" w:tplc="596CF788">
-      <w:start w:val="1"/>
-      <w:numFmt w:val="bullet"/>
-      <w:lvlText w:val=""/>
-      <w:lvlJc w:val="left"/>
-      <w:pPr>
-        <w:ind w:left="6480" w:hanging="360"/>
-      </w:pPr>
-      <w:rPr>
-        <w:rFonts w:ascii="Wingdings" w:hAnsi="Wingdings" w:hint="default"/>
-      </w:rPr>
-    </w:lvl>
-  </w:abstractNum>
-  <w:abstractNum w:abstractNumId="28" w15:restartNumberingAfterBreak="0">
-    <w:nsid w:val="3B1F5CE3"/>
+  <w:abstractNum w:abstractNumId="25" w15:restartNumberingAfterBreak="0">
+    <w:nsid w:val="694376C7"/>
     <w:multiLevelType w:val="multilevel"/>
-    <w:tmpl w:val="76FE68CA"/>
+    <w:tmpl w:val="FFFAB08A"/>
     <w:lvl w:ilvl="0">
       <w:start w:val="1"/>
       <w:numFmt w:val="bullet"/>
@@ -18296,7 +17917,7 @@
     <w:lvl w:ilvl="1" w:tentative="1">
       <w:start w:val="1"/>
       <w:numFmt w:val="bullet"/>
-      <w:lvlText w:val=""/>
+      <w:lvlText w:val="o"/>
       <w:lvlJc w:val="left"/>
       <w:pPr>
         <w:tabs>
@@ -18305,14 +17926,14 @@
         <w:ind w:left="1440" w:hanging="360"/>
       </w:pPr>
       <w:rPr>
-        <w:rFonts w:ascii="Symbol" w:hAnsi="Symbol" w:hint="default"/>
+        <w:rFonts w:ascii="Courier New" w:hAnsi="Courier New" w:hint="default"/>
         <w:sz w:val="20"/>
       </w:rPr>
     </w:lvl>
     <w:lvl w:ilvl="2" w:tentative="1">
       <w:start w:val="1"/>
       <w:numFmt w:val="bullet"/>
-      <w:lvlText w:val=""/>
+      <w:lvlText w:val=""/>
       <w:lvlJc w:val="left"/>
       <w:pPr>
         <w:tabs>
@@ -18321,14 +17942,14 @@
         <w:ind w:left="2160" w:hanging="360"/>
       </w:pPr>
       <w:rPr>
-        <w:rFonts w:ascii="Symbol" w:hAnsi="Symbol" w:hint="default"/>
+        <w:rFonts w:ascii="Wingdings" w:hAnsi="Wingdings" w:hint="default"/>
         <w:sz w:val="20"/>
       </w:rPr>
     </w:lvl>
     <w:lvl w:ilvl="3" w:tentative="1">
       <w:start w:val="1"/>
       <w:numFmt w:val="bullet"/>
-      <w:lvlText w:val=""/>
+      <w:lvlText w:val=""/>
       <w:lvlJc w:val="left"/>
       <w:pPr>
         <w:tabs>
@@ -18337,14 +17958,14 @@
         <w:ind w:left="2880" w:hanging="360"/>
       </w:pPr>
       <w:rPr>
-        <w:rFonts w:ascii="Symbol" w:hAnsi="Symbol" w:hint="default"/>
+        <w:rFonts w:ascii="Wingdings" w:hAnsi="Wingdings" w:hint="default"/>
         <w:sz w:val="20"/>
       </w:rPr>
     </w:lvl>
     <w:lvl w:ilvl="4" w:tentative="1">
       <w:start w:val="1"/>
       <w:numFmt w:val="bullet"/>
-      <w:lvlText w:val=""/>
+      <w:lvlText w:val=""/>
       <w:lvlJc w:val="left"/>
       <w:pPr>
         <w:tabs>
@@ -18353,14 +17974,14 @@
         <w:ind w:left="3600" w:hanging="360"/>
       </w:pPr>
       <w:rPr>
-        <w:rFonts w:ascii="Symbol" w:hAnsi="Symbol" w:hint="default"/>
+        <w:rFonts w:ascii="Wingdings" w:hAnsi="Wingdings" w:hint="default"/>
         <w:sz w:val="20"/>
       </w:rPr>
     </w:lvl>
     <w:lvl w:ilvl="5" w:tentative="1">
       <w:start w:val="1"/>
       <w:numFmt w:val="bullet"/>
-      <w:lvlText w:val=""/>
+      <w:lvlText w:val=""/>
       <w:lvlJc w:val="left"/>
       <w:pPr>
         <w:tabs>
@@ -18369,14 +17990,14 @@
         <w:ind w:left="4320" w:hanging="360"/>
       </w:pPr>
       <w:rPr>
-        <w:rFonts w:ascii="Symbol" w:hAnsi="Symbol" w:hint="default"/>
+        <w:rFonts w:ascii="Wingdings" w:hAnsi="Wingdings" w:hint="default"/>
         <w:sz w:val="20"/>
       </w:rPr>
     </w:lvl>
     <w:lvl w:ilvl="6" w:tentative="1">
       <w:start w:val="1"/>
       <w:numFmt w:val="bullet"/>
-      <w:lvlText w:val=""/>
+      <w:lvlText w:val=""/>
       <w:lvlJc w:val="left"/>
       <w:pPr>
         <w:tabs>
@@ -18385,14 +18006,14 @@
         <w:ind w:left="5040" w:hanging="360"/>
       </w:pPr>
       <w:rPr>
-        <w:rFonts w:ascii="Symbol" w:hAnsi="Symbol" w:hint="default"/>
+        <w:rFonts w:ascii="Wingdings" w:hAnsi="Wingdings" w:hint="default"/>
         <w:sz w:val="20"/>
       </w:rPr>
     </w:lvl>
     <w:lvl w:ilvl="7" w:tentative="1">
       <w:start w:val="1"/>
       <w:numFmt w:val="bullet"/>
-      <w:lvlText w:val=""/>
+      <w:lvlText w:val=""/>
       <w:lvlJc w:val="left"/>
       <w:pPr>
         <w:tabs>
@@ -18401,14 +18022,14 @@
         <w:ind w:left="5760" w:hanging="360"/>
       </w:pPr>
       <w:rPr>
-        <w:rFonts w:ascii="Symbol" w:hAnsi="Symbol" w:hint="default"/>
+        <w:rFonts w:ascii="Wingdings" w:hAnsi="Wingdings" w:hint="default"/>
         <w:sz w:val="20"/>
       </w:rPr>
     </w:lvl>
     <w:lvl w:ilvl="8" w:tentative="1">
       <w:start w:val="1"/>
       <w:numFmt w:val="bullet"/>
-      <w:lvlText w:val=""/>
+      <w:lvlText w:val=""/>
       <w:lvlJc w:val="left"/>
       <w:pPr>
         <w:tabs>
@@ -18417,4135 +18038,90 @@
         <w:ind w:left="6480" w:hanging="360"/>
       </w:pPr>
       <w:rPr>
-        <w:rFonts w:ascii="Symbol" w:hAnsi="Symbol" w:hint="default"/>
-        <w:sz w:val="20"/>
-      </w:rPr>
-    </w:lvl>
-  </w:abstractNum>
-  <w:abstractNum w:abstractNumId="29" w15:restartNumberingAfterBreak="0">
-    <w:nsid w:val="3FE0C434"/>
-    <w:multiLevelType w:val="hybridMultilevel"/>
-    <w:tmpl w:val="BA5AB584"/>
-    <w:lvl w:ilvl="0" w:tplc="063CA080">
-      <w:start w:val="1"/>
-      <w:numFmt w:val="bullet"/>
-      <w:lvlText w:val="o"/>
-      <w:lvlJc w:val="left"/>
-      <w:pPr>
-        <w:ind w:left="1080" w:hanging="360"/>
-      </w:pPr>
-      <w:rPr>
-        <w:rFonts w:ascii="Courier New" w:hAnsi="Courier New" w:hint="default"/>
-      </w:rPr>
-    </w:lvl>
-    <w:lvl w:ilvl="1" w:tplc="C0EA5BEC">
-      <w:start w:val="1"/>
-      <w:numFmt w:val="bullet"/>
-      <w:lvlText w:val="o"/>
-      <w:lvlJc w:val="left"/>
-      <w:pPr>
-        <w:ind w:left="1800" w:hanging="360"/>
-      </w:pPr>
-      <w:rPr>
-        <w:rFonts w:ascii="Courier New" w:hAnsi="Courier New" w:hint="default"/>
-      </w:rPr>
-    </w:lvl>
-    <w:lvl w:ilvl="2" w:tplc="EE78FE7A">
-      <w:start w:val="1"/>
-      <w:numFmt w:val="bullet"/>
-      <w:lvlText w:val=""/>
-      <w:lvlJc w:val="left"/>
-      <w:pPr>
-        <w:ind w:left="2520" w:hanging="360"/>
-      </w:pPr>
-      <w:rPr>
-        <w:rFonts w:ascii="Wingdings" w:hAnsi="Wingdings" w:hint="default"/>
-      </w:rPr>
-    </w:lvl>
-    <w:lvl w:ilvl="3" w:tplc="14F8E316">
-      <w:start w:val="1"/>
-      <w:numFmt w:val="bullet"/>
-      <w:lvlText w:val=""/>
-      <w:lvlJc w:val="left"/>
-      <w:pPr>
-        <w:ind w:left="3240" w:hanging="360"/>
-      </w:pPr>
-      <w:rPr>
-        <w:rFonts w:ascii="Symbol" w:hAnsi="Symbol" w:hint="default"/>
-      </w:rPr>
-    </w:lvl>
-    <w:lvl w:ilvl="4" w:tplc="7A7A3EE4">
-      <w:start w:val="1"/>
-      <w:numFmt w:val="bullet"/>
-      <w:lvlText w:val="o"/>
-      <w:lvlJc w:val="left"/>
-      <w:pPr>
-        <w:ind w:left="3960" w:hanging="360"/>
-      </w:pPr>
-      <w:rPr>
-        <w:rFonts w:ascii="Courier New" w:hAnsi="Courier New" w:hint="default"/>
-      </w:rPr>
-    </w:lvl>
-    <w:lvl w:ilvl="5" w:tplc="10B0A738">
-      <w:start w:val="1"/>
-      <w:numFmt w:val="bullet"/>
-      <w:lvlText w:val=""/>
-      <w:lvlJc w:val="left"/>
-      <w:pPr>
-        <w:ind w:left="4680" w:hanging="360"/>
-      </w:pPr>
-      <w:rPr>
-        <w:rFonts w:ascii="Wingdings" w:hAnsi="Wingdings" w:hint="default"/>
-      </w:rPr>
-    </w:lvl>
-    <w:lvl w:ilvl="6" w:tplc="980802E8">
-      <w:start w:val="1"/>
-      <w:numFmt w:val="bullet"/>
-      <w:lvlText w:val=""/>
-      <w:lvlJc w:val="left"/>
-      <w:pPr>
-        <w:ind w:left="5400" w:hanging="360"/>
-      </w:pPr>
-      <w:rPr>
-        <w:rFonts w:ascii="Symbol" w:hAnsi="Symbol" w:hint="default"/>
-      </w:rPr>
-    </w:lvl>
-    <w:lvl w:ilvl="7" w:tplc="B7607B66">
-      <w:start w:val="1"/>
-      <w:numFmt w:val="bullet"/>
-      <w:lvlText w:val="o"/>
-      <w:lvlJc w:val="left"/>
-      <w:pPr>
-        <w:ind w:left="6120" w:hanging="360"/>
-      </w:pPr>
-      <w:rPr>
-        <w:rFonts w:ascii="Courier New" w:hAnsi="Courier New" w:hint="default"/>
-      </w:rPr>
-    </w:lvl>
-    <w:lvl w:ilvl="8" w:tplc="82EE692A">
-      <w:start w:val="1"/>
-      <w:numFmt w:val="bullet"/>
-      <w:lvlText w:val=""/>
-      <w:lvlJc w:val="left"/>
-      <w:pPr>
-        <w:ind w:left="6840" w:hanging="360"/>
-      </w:pPr>
-      <w:rPr>
-        <w:rFonts w:ascii="Wingdings" w:hAnsi="Wingdings" w:hint="default"/>
-      </w:rPr>
-    </w:lvl>
-  </w:abstractNum>
-  <w:abstractNum w:abstractNumId="30" w15:restartNumberingAfterBreak="0">
-    <w:nsid w:val="41E94D4B"/>
-    <w:multiLevelType w:val="hybridMultilevel"/>
-    <w:tmpl w:val="FC7A6950"/>
-    <w:lvl w:ilvl="0" w:tplc="A74A372C">
-      <w:start w:val="1"/>
-      <w:numFmt w:val="bullet"/>
-      <w:lvlText w:val=""/>
-      <w:lvlJc w:val="left"/>
-      <w:pPr>
-        <w:ind w:left="720" w:hanging="360"/>
-      </w:pPr>
-      <w:rPr>
-        <w:rFonts w:ascii="Symbol" w:hAnsi="Symbol" w:hint="default"/>
-      </w:rPr>
-    </w:lvl>
-    <w:lvl w:ilvl="1" w:tplc="F8DEE448">
-      <w:start w:val="1"/>
-      <w:numFmt w:val="bullet"/>
-      <w:lvlText w:val="o"/>
-      <w:lvlJc w:val="left"/>
-      <w:pPr>
-        <w:ind w:left="1440" w:hanging="360"/>
-      </w:pPr>
-      <w:rPr>
-        <w:rFonts w:ascii="Courier New" w:hAnsi="Courier New" w:hint="default"/>
-      </w:rPr>
-    </w:lvl>
-    <w:lvl w:ilvl="2" w:tplc="27FC40DE" w:tentative="1">
-      <w:start w:val="1"/>
-      <w:numFmt w:val="bullet"/>
-      <w:lvlText w:val=""/>
-      <w:lvlJc w:val="left"/>
-      <w:pPr>
-        <w:ind w:left="2160" w:hanging="360"/>
-      </w:pPr>
-      <w:rPr>
-        <w:rFonts w:ascii="Wingdings" w:hAnsi="Wingdings" w:hint="default"/>
-      </w:rPr>
-    </w:lvl>
-    <w:lvl w:ilvl="3" w:tplc="E01293AE" w:tentative="1">
-      <w:start w:val="1"/>
-      <w:numFmt w:val="bullet"/>
-      <w:lvlText w:val=""/>
-      <w:lvlJc w:val="left"/>
-      <w:pPr>
-        <w:ind w:left="2880" w:hanging="360"/>
-      </w:pPr>
-      <w:rPr>
-        <w:rFonts w:ascii="Symbol" w:hAnsi="Symbol" w:hint="default"/>
-      </w:rPr>
-    </w:lvl>
-    <w:lvl w:ilvl="4" w:tplc="FABC816A" w:tentative="1">
-      <w:start w:val="1"/>
-      <w:numFmt w:val="bullet"/>
-      <w:lvlText w:val="o"/>
-      <w:lvlJc w:val="left"/>
-      <w:pPr>
-        <w:ind w:left="3600" w:hanging="360"/>
-      </w:pPr>
-      <w:rPr>
-        <w:rFonts w:ascii="Courier New" w:hAnsi="Courier New" w:hint="default"/>
-      </w:rPr>
-    </w:lvl>
-    <w:lvl w:ilvl="5" w:tplc="32E610FC" w:tentative="1">
-      <w:start w:val="1"/>
-      <w:numFmt w:val="bullet"/>
-      <w:lvlText w:val=""/>
-      <w:lvlJc w:val="left"/>
-      <w:pPr>
-        <w:ind w:left="4320" w:hanging="360"/>
-      </w:pPr>
-      <w:rPr>
-        <w:rFonts w:ascii="Wingdings" w:hAnsi="Wingdings" w:hint="default"/>
-      </w:rPr>
-    </w:lvl>
-    <w:lvl w:ilvl="6" w:tplc="E78EEBF8" w:tentative="1">
-      <w:start w:val="1"/>
-      <w:numFmt w:val="bullet"/>
-      <w:lvlText w:val=""/>
-      <w:lvlJc w:val="left"/>
-      <w:pPr>
-        <w:ind w:left="5040" w:hanging="360"/>
-      </w:pPr>
-      <w:rPr>
-        <w:rFonts w:ascii="Symbol" w:hAnsi="Symbol" w:hint="default"/>
-      </w:rPr>
-    </w:lvl>
-    <w:lvl w:ilvl="7" w:tplc="493E3FB4" w:tentative="1">
-      <w:start w:val="1"/>
-      <w:numFmt w:val="bullet"/>
-      <w:lvlText w:val="o"/>
-      <w:lvlJc w:val="left"/>
-      <w:pPr>
-        <w:ind w:left="5760" w:hanging="360"/>
-      </w:pPr>
-      <w:rPr>
-        <w:rFonts w:ascii="Courier New" w:hAnsi="Courier New" w:hint="default"/>
-      </w:rPr>
-    </w:lvl>
-    <w:lvl w:ilvl="8" w:tplc="5CDCB7FE" w:tentative="1">
-      <w:start w:val="1"/>
-      <w:numFmt w:val="bullet"/>
-      <w:lvlText w:val=""/>
-      <w:lvlJc w:val="left"/>
-      <w:pPr>
-        <w:ind w:left="6480" w:hanging="360"/>
-      </w:pPr>
-      <w:rPr>
-        <w:rFonts w:ascii="Wingdings" w:hAnsi="Wingdings" w:hint="default"/>
-      </w:rPr>
-    </w:lvl>
-  </w:abstractNum>
-  <w:abstractNum w:abstractNumId="31" w15:restartNumberingAfterBreak="0">
-    <w:nsid w:val="42352E4D"/>
-    <w:multiLevelType w:val="multilevel"/>
-    <w:tmpl w:val="1682FA42"/>
-    <w:lvl w:ilvl="0">
-      <w:start w:val="1"/>
-      <w:numFmt w:val="bullet"/>
-      <w:lvlText w:val=""/>
-      <w:lvlJc w:val="left"/>
-      <w:pPr>
-        <w:tabs>
-          <w:tab w:val="num" w:pos="720"/>
-        </w:tabs>
-        <w:ind w:left="720" w:hanging="360"/>
-      </w:pPr>
-      <w:rPr>
-        <w:rFonts w:ascii="Symbol" w:hAnsi="Symbol" w:hint="default"/>
-        <w:sz w:val="20"/>
-      </w:rPr>
-    </w:lvl>
-    <w:lvl w:ilvl="1" w:tentative="1">
-      <w:start w:val="1"/>
-      <w:numFmt w:val="bullet"/>
-      <w:lvlText w:val="o"/>
-      <w:lvlJc w:val="left"/>
-      <w:pPr>
-        <w:tabs>
-          <w:tab w:val="num" w:pos="1440"/>
-        </w:tabs>
-        <w:ind w:left="1440" w:hanging="360"/>
-      </w:pPr>
-      <w:rPr>
-        <w:rFonts w:ascii="Courier New" w:hAnsi="Courier New" w:hint="default"/>
-        <w:sz w:val="20"/>
-      </w:rPr>
-    </w:lvl>
-    <w:lvl w:ilvl="2" w:tentative="1">
-      <w:start w:val="1"/>
-      <w:numFmt w:val="bullet"/>
-      <w:lvlText w:val=""/>
-      <w:lvlJc w:val="left"/>
-      <w:pPr>
-        <w:tabs>
-          <w:tab w:val="num" w:pos="2160"/>
-        </w:tabs>
-        <w:ind w:left="2160" w:hanging="360"/>
-      </w:pPr>
-      <w:rPr>
         <w:rFonts w:ascii="Wingdings" w:hAnsi="Wingdings" w:hint="default"/>
         <w:sz w:val="20"/>
       </w:rPr>
     </w:lvl>
-    <w:lvl w:ilvl="3" w:tentative="1">
-      <w:start w:val="1"/>
-      <w:numFmt w:val="bullet"/>
-      <w:lvlText w:val=""/>
-      <w:lvlJc w:val="left"/>
-      <w:pPr>
-        <w:tabs>
-          <w:tab w:val="num" w:pos="2880"/>
-        </w:tabs>
-        <w:ind w:left="2880" w:hanging="360"/>
-      </w:pPr>
-      <w:rPr>
-        <w:rFonts w:ascii="Wingdings" w:hAnsi="Wingdings" w:hint="default"/>
-        <w:sz w:val="20"/>
-      </w:rPr>
-    </w:lvl>
-    <w:lvl w:ilvl="4" w:tentative="1">
-      <w:start w:val="1"/>
-      <w:numFmt w:val="bullet"/>
-      <w:lvlText w:val=""/>
-      <w:lvlJc w:val="left"/>
-      <w:pPr>
-        <w:tabs>
-          <w:tab w:val="num" w:pos="3600"/>
-        </w:tabs>
-        <w:ind w:left="3600" w:hanging="360"/>
-      </w:pPr>
-      <w:rPr>
-        <w:rFonts w:ascii="Wingdings" w:hAnsi="Wingdings" w:hint="default"/>
-        <w:sz w:val="20"/>
-      </w:rPr>
-    </w:lvl>
-    <w:lvl w:ilvl="5" w:tentative="1">
-      <w:start w:val="1"/>
-      <w:numFmt w:val="bullet"/>
-      <w:lvlText w:val=""/>
-      <w:lvlJc w:val="left"/>
-      <w:pPr>
-        <w:tabs>
-          <w:tab w:val="num" w:pos="4320"/>
-        </w:tabs>
-        <w:ind w:left="4320" w:hanging="360"/>
-      </w:pPr>
-      <w:rPr>
-        <w:rFonts w:ascii="Wingdings" w:hAnsi="Wingdings" w:hint="default"/>
-        <w:sz w:val="20"/>
-      </w:rPr>
-    </w:lvl>
-    <w:lvl w:ilvl="6" w:tentative="1">
-      <w:start w:val="1"/>
-      <w:numFmt w:val="bullet"/>
-      <w:lvlText w:val=""/>
-      <w:lvlJc w:val="left"/>
-      <w:pPr>
-        <w:tabs>
-          <w:tab w:val="num" w:pos="5040"/>
-        </w:tabs>
-        <w:ind w:left="5040" w:hanging="360"/>
-      </w:pPr>
-      <w:rPr>
-        <w:rFonts w:ascii="Wingdings" w:hAnsi="Wingdings" w:hint="default"/>
-        <w:sz w:val="20"/>
-      </w:rPr>
-    </w:lvl>
-    <w:lvl w:ilvl="7" w:tentative="1">
-      <w:start w:val="1"/>
-      <w:numFmt w:val="bullet"/>
-      <w:lvlText w:val=""/>
-      <w:lvlJc w:val="left"/>
-      <w:pPr>
-        <w:tabs>
-          <w:tab w:val="num" w:pos="5760"/>
-        </w:tabs>
-        <w:ind w:left="5760" w:hanging="360"/>
-      </w:pPr>
-      <w:rPr>
-        <w:rFonts w:ascii="Wingdings" w:hAnsi="Wingdings" w:hint="default"/>
-        <w:sz w:val="20"/>
-      </w:rPr>
-    </w:lvl>
-    <w:lvl w:ilvl="8" w:tentative="1">
-      <w:start w:val="1"/>
-      <w:numFmt w:val="bullet"/>
-      <w:lvlText w:val=""/>
-      <w:lvlJc w:val="left"/>
-      <w:pPr>
-        <w:tabs>
-          <w:tab w:val="num" w:pos="6480"/>
-        </w:tabs>
-        <w:ind w:left="6480" w:hanging="360"/>
-      </w:pPr>
-      <w:rPr>
-        <w:rFonts w:ascii="Wingdings" w:hAnsi="Wingdings" w:hint="default"/>
-        <w:sz w:val="20"/>
-      </w:rPr>
-    </w:lvl>
   </w:abstractNum>
-  <w:abstractNum w:abstractNumId="32" w15:restartNumberingAfterBreak="0">
-    <w:nsid w:val="44C157CD"/>
-    <w:multiLevelType w:val="hybridMultilevel"/>
-    <w:tmpl w:val="22BC0AEA"/>
-    <w:lvl w:ilvl="0" w:tplc="04090001">
-      <w:start w:val="1"/>
-      <w:numFmt w:val="bullet"/>
-      <w:lvlText w:val=""/>
-      <w:lvlJc w:val="left"/>
-      <w:pPr>
-        <w:ind w:left="720" w:hanging="360"/>
-      </w:pPr>
-      <w:rPr>
-        <w:rFonts w:ascii="Symbol" w:hAnsi="Symbol" w:hint="default"/>
-      </w:rPr>
-    </w:lvl>
-    <w:lvl w:ilvl="1" w:tplc="04090003" w:tentative="1">
-      <w:start w:val="1"/>
-      <w:numFmt w:val="bullet"/>
-      <w:lvlText w:val="o"/>
-      <w:lvlJc w:val="left"/>
-      <w:pPr>
-        <w:ind w:left="1440" w:hanging="360"/>
-      </w:pPr>
-      <w:rPr>
-        <w:rFonts w:ascii="Courier New" w:hAnsi="Courier New" w:cs="Courier New" w:hint="default"/>
-      </w:rPr>
-    </w:lvl>
-    <w:lvl w:ilvl="2" w:tplc="04090005" w:tentative="1">
-      <w:start w:val="1"/>
-      <w:numFmt w:val="bullet"/>
-      <w:lvlText w:val=""/>
-      <w:lvlJc w:val="left"/>
-      <w:pPr>
-        <w:ind w:left="2160" w:hanging="360"/>
-      </w:pPr>
-      <w:rPr>
-        <w:rFonts w:ascii="Wingdings" w:hAnsi="Wingdings" w:hint="default"/>
-      </w:rPr>
-    </w:lvl>
-    <w:lvl w:ilvl="3" w:tplc="04090001" w:tentative="1">
-      <w:start w:val="1"/>
-      <w:numFmt w:val="bullet"/>
-      <w:lvlText w:val=""/>
-      <w:lvlJc w:val="left"/>
-      <w:pPr>
-        <w:ind w:left="2880" w:hanging="360"/>
-      </w:pPr>
-      <w:rPr>
-        <w:rFonts w:ascii="Symbol" w:hAnsi="Symbol" w:hint="default"/>
-      </w:rPr>
-    </w:lvl>
-    <w:lvl w:ilvl="4" w:tplc="04090003" w:tentative="1">
-      <w:start w:val="1"/>
-      <w:numFmt w:val="bullet"/>
-      <w:lvlText w:val="o"/>
-      <w:lvlJc w:val="left"/>
-      <w:pPr>
-        <w:ind w:left="3600" w:hanging="360"/>
-      </w:pPr>
-      <w:rPr>
-        <w:rFonts w:ascii="Courier New" w:hAnsi="Courier New" w:cs="Courier New" w:hint="default"/>
-      </w:rPr>
-    </w:lvl>
-    <w:lvl w:ilvl="5" w:tplc="04090005" w:tentative="1">
-      <w:start w:val="1"/>
-      <w:numFmt w:val="bullet"/>
-      <w:lvlText w:val=""/>
-      <w:lvlJc w:val="left"/>
-      <w:pPr>
-        <w:ind w:left="4320" w:hanging="360"/>
-      </w:pPr>
-      <w:rPr>
-        <w:rFonts w:ascii="Wingdings" w:hAnsi="Wingdings" w:hint="default"/>
-      </w:rPr>
-    </w:lvl>
-    <w:lvl w:ilvl="6" w:tplc="04090001" w:tentative="1">
-      <w:start w:val="1"/>
-      <w:numFmt w:val="bullet"/>
-      <w:lvlText w:val=""/>
-      <w:lvlJc w:val="left"/>
-      <w:pPr>
-        <w:ind w:left="5040" w:hanging="360"/>
-      </w:pPr>
-      <w:rPr>
-        <w:rFonts w:ascii="Symbol" w:hAnsi="Symbol" w:hint="default"/>
-      </w:rPr>
-    </w:lvl>
-    <w:lvl w:ilvl="7" w:tplc="04090003" w:tentative="1">
-      <w:start w:val="1"/>
-      <w:numFmt w:val="bullet"/>
-      <w:lvlText w:val="o"/>
-      <w:lvlJc w:val="left"/>
-      <w:pPr>
-        <w:ind w:left="5760" w:hanging="360"/>
-      </w:pPr>
-      <w:rPr>
-        <w:rFonts w:ascii="Courier New" w:hAnsi="Courier New" w:cs="Courier New" w:hint="default"/>
-      </w:rPr>
-    </w:lvl>
-    <w:lvl w:ilvl="8" w:tplc="04090005" w:tentative="1">
-      <w:start w:val="1"/>
-      <w:numFmt w:val="bullet"/>
-      <w:lvlText w:val=""/>
-      <w:lvlJc w:val="left"/>
-      <w:pPr>
-        <w:ind w:left="6480" w:hanging="360"/>
-      </w:pPr>
-      <w:rPr>
-        <w:rFonts w:ascii="Wingdings" w:hAnsi="Wingdings" w:hint="default"/>
-      </w:rPr>
-    </w:lvl>
-  </w:abstractNum>
-  <w:abstractNum w:abstractNumId="33" w15:restartNumberingAfterBreak="0">
-    <w:nsid w:val="45C131A8"/>
-    <w:multiLevelType w:val="hybridMultilevel"/>
-    <w:tmpl w:val="519C4748"/>
-    <w:lvl w:ilvl="0" w:tplc="04090001">
-      <w:start w:val="1"/>
-      <w:numFmt w:val="bullet"/>
-      <w:lvlText w:val=""/>
-      <w:lvlJc w:val="left"/>
-      <w:pPr>
-        <w:ind w:left="720" w:hanging="360"/>
-      </w:pPr>
-      <w:rPr>
-        <w:rFonts w:ascii="Symbol" w:hAnsi="Symbol" w:hint="default"/>
-      </w:rPr>
-    </w:lvl>
-    <w:lvl w:ilvl="1" w:tplc="04090003" w:tentative="1">
-      <w:start w:val="1"/>
-      <w:numFmt w:val="bullet"/>
-      <w:lvlText w:val="o"/>
-      <w:lvlJc w:val="left"/>
-      <w:pPr>
-        <w:ind w:left="1440" w:hanging="360"/>
-      </w:pPr>
-      <w:rPr>
-        <w:rFonts w:ascii="Courier New" w:hAnsi="Courier New" w:cs="Courier New" w:hint="default"/>
-      </w:rPr>
-    </w:lvl>
-    <w:lvl w:ilvl="2" w:tplc="04090005" w:tentative="1">
-      <w:start w:val="1"/>
-      <w:numFmt w:val="bullet"/>
-      <w:lvlText w:val=""/>
-      <w:lvlJc w:val="left"/>
-      <w:pPr>
-        <w:ind w:left="2160" w:hanging="360"/>
-      </w:pPr>
-      <w:rPr>
-        <w:rFonts w:ascii="Wingdings" w:hAnsi="Wingdings" w:hint="default"/>
-      </w:rPr>
-    </w:lvl>
-    <w:lvl w:ilvl="3" w:tplc="04090001" w:tentative="1">
-      <w:start w:val="1"/>
-      <w:numFmt w:val="bullet"/>
-      <w:lvlText w:val=""/>
-      <w:lvlJc w:val="left"/>
-      <w:pPr>
-        <w:ind w:left="2880" w:hanging="360"/>
-      </w:pPr>
-      <w:rPr>
-        <w:rFonts w:ascii="Symbol" w:hAnsi="Symbol" w:hint="default"/>
-      </w:rPr>
-    </w:lvl>
-    <w:lvl w:ilvl="4" w:tplc="04090003" w:tentative="1">
-      <w:start w:val="1"/>
-      <w:numFmt w:val="bullet"/>
-      <w:lvlText w:val="o"/>
-      <w:lvlJc w:val="left"/>
-      <w:pPr>
-        <w:ind w:left="3600" w:hanging="360"/>
-      </w:pPr>
-      <w:rPr>
-        <w:rFonts w:ascii="Courier New" w:hAnsi="Courier New" w:cs="Courier New" w:hint="default"/>
-      </w:rPr>
-    </w:lvl>
-    <w:lvl w:ilvl="5" w:tplc="04090005" w:tentative="1">
-      <w:start w:val="1"/>
-      <w:numFmt w:val="bullet"/>
-      <w:lvlText w:val=""/>
-      <w:lvlJc w:val="left"/>
-      <w:pPr>
-        <w:ind w:left="4320" w:hanging="360"/>
-      </w:pPr>
-      <w:rPr>
-        <w:rFonts w:ascii="Wingdings" w:hAnsi="Wingdings" w:hint="default"/>
-      </w:rPr>
-    </w:lvl>
-    <w:lvl w:ilvl="6" w:tplc="04090001" w:tentative="1">
-      <w:start w:val="1"/>
-      <w:numFmt w:val="bullet"/>
-      <w:lvlText w:val=""/>
-      <w:lvlJc w:val="left"/>
-      <w:pPr>
-        <w:ind w:left="5040" w:hanging="360"/>
-      </w:pPr>
-      <w:rPr>
-        <w:rFonts w:ascii="Symbol" w:hAnsi="Symbol" w:hint="default"/>
-      </w:rPr>
-    </w:lvl>
-    <w:lvl w:ilvl="7" w:tplc="04090003" w:tentative="1">
-      <w:start w:val="1"/>
-      <w:numFmt w:val="bullet"/>
-      <w:lvlText w:val="o"/>
-      <w:lvlJc w:val="left"/>
-      <w:pPr>
-        <w:ind w:left="5760" w:hanging="360"/>
-      </w:pPr>
-      <w:rPr>
-        <w:rFonts w:ascii="Courier New" w:hAnsi="Courier New" w:cs="Courier New" w:hint="default"/>
-      </w:rPr>
-    </w:lvl>
-    <w:lvl w:ilvl="8" w:tplc="04090005" w:tentative="1">
-      <w:start w:val="1"/>
-      <w:numFmt w:val="bullet"/>
-      <w:lvlText w:val=""/>
-      <w:lvlJc w:val="left"/>
-      <w:pPr>
-        <w:ind w:left="6480" w:hanging="360"/>
-      </w:pPr>
-      <w:rPr>
-        <w:rFonts w:ascii="Wingdings" w:hAnsi="Wingdings" w:hint="default"/>
-      </w:rPr>
-    </w:lvl>
-  </w:abstractNum>
-  <w:abstractNum w:abstractNumId="34" w15:restartNumberingAfterBreak="0">
-    <w:nsid w:val="474E4EEF"/>
-    <w:multiLevelType w:val="hybridMultilevel"/>
-    <w:tmpl w:val="D8B89C7A"/>
-    <w:lvl w:ilvl="0" w:tplc="04090001">
-      <w:start w:val="1"/>
-      <w:numFmt w:val="bullet"/>
-      <w:lvlText w:val=""/>
-      <w:lvlJc w:val="left"/>
-      <w:pPr>
-        <w:ind w:left="720" w:hanging="360"/>
-      </w:pPr>
-      <w:rPr>
-        <w:rFonts w:ascii="Symbol" w:hAnsi="Symbol" w:hint="default"/>
-      </w:rPr>
-    </w:lvl>
-    <w:lvl w:ilvl="1" w:tplc="04090003" w:tentative="1">
-      <w:start w:val="1"/>
-      <w:numFmt w:val="bullet"/>
-      <w:lvlText w:val="o"/>
-      <w:lvlJc w:val="left"/>
-      <w:pPr>
-        <w:ind w:left="1440" w:hanging="360"/>
-      </w:pPr>
-      <w:rPr>
-        <w:rFonts w:ascii="Courier New" w:hAnsi="Courier New" w:cs="Courier New" w:hint="default"/>
-      </w:rPr>
-    </w:lvl>
-    <w:lvl w:ilvl="2" w:tplc="04090005" w:tentative="1">
-      <w:start w:val="1"/>
-      <w:numFmt w:val="bullet"/>
-      <w:lvlText w:val=""/>
-      <w:lvlJc w:val="left"/>
-      <w:pPr>
-        <w:ind w:left="2160" w:hanging="360"/>
-      </w:pPr>
-      <w:rPr>
-        <w:rFonts w:ascii="Wingdings" w:hAnsi="Wingdings" w:hint="default"/>
-      </w:rPr>
-    </w:lvl>
-    <w:lvl w:ilvl="3" w:tplc="04090001" w:tentative="1">
-      <w:start w:val="1"/>
-      <w:numFmt w:val="bullet"/>
-      <w:lvlText w:val=""/>
-      <w:lvlJc w:val="left"/>
-      <w:pPr>
-        <w:ind w:left="2880" w:hanging="360"/>
-      </w:pPr>
-      <w:rPr>
-        <w:rFonts w:ascii="Symbol" w:hAnsi="Symbol" w:hint="default"/>
-      </w:rPr>
-    </w:lvl>
-    <w:lvl w:ilvl="4" w:tplc="04090003" w:tentative="1">
-      <w:start w:val="1"/>
-      <w:numFmt w:val="bullet"/>
-      <w:lvlText w:val="o"/>
-      <w:lvlJc w:val="left"/>
-      <w:pPr>
-        <w:ind w:left="3600" w:hanging="360"/>
-      </w:pPr>
-      <w:rPr>
-        <w:rFonts w:ascii="Courier New" w:hAnsi="Courier New" w:cs="Courier New" w:hint="default"/>
-      </w:rPr>
-    </w:lvl>
-    <w:lvl w:ilvl="5" w:tplc="04090005" w:tentative="1">
-      <w:start w:val="1"/>
-      <w:numFmt w:val="bullet"/>
-      <w:lvlText w:val=""/>
-      <w:lvlJc w:val="left"/>
-      <w:pPr>
-        <w:ind w:left="4320" w:hanging="360"/>
-      </w:pPr>
-      <w:rPr>
-        <w:rFonts w:ascii="Wingdings" w:hAnsi="Wingdings" w:hint="default"/>
-      </w:rPr>
-    </w:lvl>
-    <w:lvl w:ilvl="6" w:tplc="04090001" w:tentative="1">
-      <w:start w:val="1"/>
-      <w:numFmt w:val="bullet"/>
-      <w:lvlText w:val=""/>
-      <w:lvlJc w:val="left"/>
-      <w:pPr>
-        <w:ind w:left="5040" w:hanging="360"/>
-      </w:pPr>
-      <w:rPr>
-        <w:rFonts w:ascii="Symbol" w:hAnsi="Symbol" w:hint="default"/>
-      </w:rPr>
-    </w:lvl>
-    <w:lvl w:ilvl="7" w:tplc="04090003" w:tentative="1">
-      <w:start w:val="1"/>
-      <w:numFmt w:val="bullet"/>
-      <w:lvlText w:val="o"/>
-      <w:lvlJc w:val="left"/>
-      <w:pPr>
-        <w:ind w:left="5760" w:hanging="360"/>
-      </w:pPr>
-      <w:rPr>
-        <w:rFonts w:ascii="Courier New" w:hAnsi="Courier New" w:cs="Courier New" w:hint="default"/>
-      </w:rPr>
-    </w:lvl>
-    <w:lvl w:ilvl="8" w:tplc="04090005" w:tentative="1">
-      <w:start w:val="1"/>
-      <w:numFmt w:val="bullet"/>
-      <w:lvlText w:val=""/>
-      <w:lvlJc w:val="left"/>
-      <w:pPr>
-        <w:ind w:left="6480" w:hanging="360"/>
-      </w:pPr>
-      <w:rPr>
-        <w:rFonts w:ascii="Wingdings" w:hAnsi="Wingdings" w:hint="default"/>
-      </w:rPr>
-    </w:lvl>
-  </w:abstractNum>
-  <w:abstractNum w:abstractNumId="35" w15:restartNumberingAfterBreak="0">
-    <w:nsid w:val="47A28271"/>
-    <w:multiLevelType w:val="hybridMultilevel"/>
-    <w:tmpl w:val="FA16D760"/>
-    <w:lvl w:ilvl="0" w:tplc="2AC2AC5E">
-      <w:start w:val="1"/>
-      <w:numFmt w:val="bullet"/>
-      <w:lvlText w:val="o"/>
-      <w:lvlJc w:val="left"/>
-      <w:pPr>
-        <w:ind w:left="1080" w:hanging="360"/>
-      </w:pPr>
-      <w:rPr>
-        <w:rFonts w:ascii="Courier New" w:hAnsi="Courier New" w:hint="default"/>
-      </w:rPr>
-    </w:lvl>
-    <w:lvl w:ilvl="1" w:tplc="1A5A51C4">
-      <w:start w:val="1"/>
-      <w:numFmt w:val="bullet"/>
-      <w:lvlText w:val="o"/>
-      <w:lvlJc w:val="left"/>
-      <w:pPr>
-        <w:ind w:left="1800" w:hanging="360"/>
-      </w:pPr>
-      <w:rPr>
-        <w:rFonts w:ascii="Courier New" w:hAnsi="Courier New" w:hint="default"/>
-      </w:rPr>
-    </w:lvl>
-    <w:lvl w:ilvl="2" w:tplc="28022C40">
-      <w:start w:val="1"/>
-      <w:numFmt w:val="bullet"/>
-      <w:lvlText w:val=""/>
-      <w:lvlJc w:val="left"/>
-      <w:pPr>
-        <w:ind w:left="2520" w:hanging="360"/>
-      </w:pPr>
-      <w:rPr>
-        <w:rFonts w:ascii="Wingdings" w:hAnsi="Wingdings" w:hint="default"/>
-      </w:rPr>
-    </w:lvl>
-    <w:lvl w:ilvl="3" w:tplc="E2DCB9A2">
-      <w:start w:val="1"/>
-      <w:numFmt w:val="bullet"/>
-      <w:lvlText w:val=""/>
-      <w:lvlJc w:val="left"/>
-      <w:pPr>
-        <w:ind w:left="3240" w:hanging="360"/>
-      </w:pPr>
-      <w:rPr>
-        <w:rFonts w:ascii="Symbol" w:hAnsi="Symbol" w:hint="default"/>
-      </w:rPr>
-    </w:lvl>
-    <w:lvl w:ilvl="4" w:tplc="296EBD88">
-      <w:start w:val="1"/>
-      <w:numFmt w:val="bullet"/>
-      <w:lvlText w:val="o"/>
-      <w:lvlJc w:val="left"/>
-      <w:pPr>
-        <w:ind w:left="3960" w:hanging="360"/>
-      </w:pPr>
-      <w:rPr>
-        <w:rFonts w:ascii="Courier New" w:hAnsi="Courier New" w:hint="default"/>
-      </w:rPr>
-    </w:lvl>
-    <w:lvl w:ilvl="5" w:tplc="BB5415AE">
-      <w:start w:val="1"/>
-      <w:numFmt w:val="bullet"/>
-      <w:lvlText w:val=""/>
-      <w:lvlJc w:val="left"/>
-      <w:pPr>
-        <w:ind w:left="4680" w:hanging="360"/>
-      </w:pPr>
-      <w:rPr>
-        <w:rFonts w:ascii="Wingdings" w:hAnsi="Wingdings" w:hint="default"/>
-      </w:rPr>
-    </w:lvl>
-    <w:lvl w:ilvl="6" w:tplc="0DF252A4">
-      <w:start w:val="1"/>
-      <w:numFmt w:val="bullet"/>
-      <w:lvlText w:val=""/>
-      <w:lvlJc w:val="left"/>
-      <w:pPr>
-        <w:ind w:left="5400" w:hanging="360"/>
-      </w:pPr>
-      <w:rPr>
-        <w:rFonts w:ascii="Symbol" w:hAnsi="Symbol" w:hint="default"/>
-      </w:rPr>
-    </w:lvl>
-    <w:lvl w:ilvl="7" w:tplc="C486E346">
-      <w:start w:val="1"/>
-      <w:numFmt w:val="bullet"/>
-      <w:lvlText w:val="o"/>
-      <w:lvlJc w:val="left"/>
-      <w:pPr>
-        <w:ind w:left="6120" w:hanging="360"/>
-      </w:pPr>
-      <w:rPr>
-        <w:rFonts w:ascii="Courier New" w:hAnsi="Courier New" w:hint="default"/>
-      </w:rPr>
-    </w:lvl>
-    <w:lvl w:ilvl="8" w:tplc="850244F6">
-      <w:start w:val="1"/>
-      <w:numFmt w:val="bullet"/>
-      <w:lvlText w:val=""/>
-      <w:lvlJc w:val="left"/>
-      <w:pPr>
-        <w:ind w:left="6840" w:hanging="360"/>
-      </w:pPr>
-      <w:rPr>
-        <w:rFonts w:ascii="Wingdings" w:hAnsi="Wingdings" w:hint="default"/>
-      </w:rPr>
-    </w:lvl>
-  </w:abstractNum>
-  <w:abstractNum w:abstractNumId="36" w15:restartNumberingAfterBreak="0">
-    <w:nsid w:val="47E5234D"/>
-    <w:multiLevelType w:val="hybridMultilevel"/>
-    <w:tmpl w:val="7B5AB308"/>
-    <w:lvl w:ilvl="0" w:tplc="BCA6CB12">
-      <w:start w:val="1"/>
-      <w:numFmt w:val="bullet"/>
-      <w:lvlText w:val=""/>
-      <w:lvlJc w:val="left"/>
-      <w:pPr>
-        <w:ind w:left="720" w:hanging="360"/>
-      </w:pPr>
-      <w:rPr>
-        <w:rFonts w:ascii="Symbol" w:hAnsi="Symbol" w:hint="default"/>
-      </w:rPr>
-    </w:lvl>
-    <w:lvl w:ilvl="1" w:tplc="2D741CD8">
-      <w:start w:val="1"/>
-      <w:numFmt w:val="bullet"/>
-      <w:lvlText w:val="o"/>
-      <w:lvlJc w:val="left"/>
-      <w:pPr>
-        <w:ind w:left="1440" w:hanging="360"/>
-      </w:pPr>
-      <w:rPr>
-        <w:rFonts w:ascii="Courier New" w:hAnsi="Courier New" w:hint="default"/>
-      </w:rPr>
-    </w:lvl>
-    <w:lvl w:ilvl="2" w:tplc="0FE8B434">
-      <w:start w:val="1"/>
-      <w:numFmt w:val="bullet"/>
-      <w:lvlText w:val=""/>
-      <w:lvlJc w:val="left"/>
-      <w:pPr>
-        <w:ind w:left="2160" w:hanging="360"/>
-      </w:pPr>
-      <w:rPr>
-        <w:rFonts w:ascii="Wingdings" w:hAnsi="Wingdings" w:hint="default"/>
-      </w:rPr>
-    </w:lvl>
-    <w:lvl w:ilvl="3" w:tplc="DAEAE762">
-      <w:start w:val="1"/>
-      <w:numFmt w:val="bullet"/>
-      <w:lvlText w:val=""/>
-      <w:lvlJc w:val="left"/>
-      <w:pPr>
-        <w:ind w:left="2880" w:hanging="360"/>
-      </w:pPr>
-      <w:rPr>
-        <w:rFonts w:ascii="Symbol" w:hAnsi="Symbol" w:hint="default"/>
-      </w:rPr>
-    </w:lvl>
-    <w:lvl w:ilvl="4" w:tplc="53CC1E62">
-      <w:start w:val="1"/>
-      <w:numFmt w:val="bullet"/>
-      <w:lvlText w:val="o"/>
-      <w:lvlJc w:val="left"/>
-      <w:pPr>
-        <w:ind w:left="3600" w:hanging="360"/>
-      </w:pPr>
-      <w:rPr>
-        <w:rFonts w:ascii="Courier New" w:hAnsi="Courier New" w:hint="default"/>
-      </w:rPr>
-    </w:lvl>
-    <w:lvl w:ilvl="5" w:tplc="0CF44FA4">
-      <w:start w:val="1"/>
-      <w:numFmt w:val="bullet"/>
-      <w:lvlText w:val=""/>
-      <w:lvlJc w:val="left"/>
-      <w:pPr>
-        <w:ind w:left="4320" w:hanging="360"/>
-      </w:pPr>
-      <w:rPr>
-        <w:rFonts w:ascii="Wingdings" w:hAnsi="Wingdings" w:hint="default"/>
-      </w:rPr>
-    </w:lvl>
-    <w:lvl w:ilvl="6" w:tplc="B38691C2">
-      <w:start w:val="1"/>
-      <w:numFmt w:val="bullet"/>
-      <w:lvlText w:val=""/>
-      <w:lvlJc w:val="left"/>
-      <w:pPr>
-        <w:ind w:left="5040" w:hanging="360"/>
-      </w:pPr>
-      <w:rPr>
-        <w:rFonts w:ascii="Symbol" w:hAnsi="Symbol" w:hint="default"/>
-      </w:rPr>
-    </w:lvl>
-    <w:lvl w:ilvl="7" w:tplc="4702A2A0">
-      <w:start w:val="1"/>
-      <w:numFmt w:val="bullet"/>
-      <w:lvlText w:val="o"/>
-      <w:lvlJc w:val="left"/>
-      <w:pPr>
-        <w:ind w:left="5760" w:hanging="360"/>
-      </w:pPr>
-      <w:rPr>
-        <w:rFonts w:ascii="Courier New" w:hAnsi="Courier New" w:hint="default"/>
-      </w:rPr>
-    </w:lvl>
-    <w:lvl w:ilvl="8" w:tplc="462680FE">
-      <w:start w:val="1"/>
-      <w:numFmt w:val="bullet"/>
-      <w:lvlText w:val=""/>
-      <w:lvlJc w:val="left"/>
-      <w:pPr>
-        <w:ind w:left="6480" w:hanging="360"/>
-      </w:pPr>
-      <w:rPr>
-        <w:rFonts w:ascii="Wingdings" w:hAnsi="Wingdings" w:hint="default"/>
-      </w:rPr>
-    </w:lvl>
-  </w:abstractNum>
-  <w:abstractNum w:abstractNumId="37" w15:restartNumberingAfterBreak="0">
-    <w:nsid w:val="482B6067"/>
-    <w:multiLevelType w:val="multilevel"/>
-    <w:tmpl w:val="4C664DA0"/>
-    <w:lvl w:ilvl="0">
-      <w:start w:val="1"/>
-      <w:numFmt w:val="bullet"/>
-      <w:lvlText w:val=""/>
-      <w:lvlJc w:val="left"/>
-      <w:pPr>
-        <w:tabs>
-          <w:tab w:val="num" w:pos="720"/>
-        </w:tabs>
-        <w:ind w:left="720" w:hanging="360"/>
-      </w:pPr>
-      <w:rPr>
-        <w:rFonts w:ascii="Symbol" w:hAnsi="Symbol" w:hint="default"/>
-        <w:sz w:val="20"/>
-      </w:rPr>
-    </w:lvl>
-    <w:lvl w:ilvl="1" w:tentative="1">
-      <w:start w:val="1"/>
-      <w:numFmt w:val="bullet"/>
-      <w:lvlText w:val="o"/>
-      <w:lvlJc w:val="left"/>
-      <w:pPr>
-        <w:tabs>
-          <w:tab w:val="num" w:pos="1440"/>
-        </w:tabs>
-        <w:ind w:left="1440" w:hanging="360"/>
-      </w:pPr>
-      <w:rPr>
-        <w:rFonts w:ascii="Courier New" w:hAnsi="Courier New" w:hint="default"/>
-        <w:sz w:val="20"/>
-      </w:rPr>
-    </w:lvl>
-    <w:lvl w:ilvl="2" w:tentative="1">
-      <w:start w:val="1"/>
-      <w:numFmt w:val="bullet"/>
-      <w:lvlText w:val=""/>
-      <w:lvlJc w:val="left"/>
-      <w:pPr>
-        <w:tabs>
-          <w:tab w:val="num" w:pos="2160"/>
-        </w:tabs>
-        <w:ind w:left="2160" w:hanging="360"/>
-      </w:pPr>
-      <w:rPr>
-        <w:rFonts w:ascii="Wingdings" w:hAnsi="Wingdings" w:hint="default"/>
-        <w:sz w:val="20"/>
-      </w:rPr>
-    </w:lvl>
-    <w:lvl w:ilvl="3" w:tentative="1">
-      <w:start w:val="1"/>
-      <w:numFmt w:val="bullet"/>
-      <w:lvlText w:val=""/>
-      <w:lvlJc w:val="left"/>
-      <w:pPr>
-        <w:tabs>
-          <w:tab w:val="num" w:pos="2880"/>
-        </w:tabs>
-        <w:ind w:left="2880" w:hanging="360"/>
-      </w:pPr>
-      <w:rPr>
-        <w:rFonts w:ascii="Wingdings" w:hAnsi="Wingdings" w:hint="default"/>
-        <w:sz w:val="20"/>
-      </w:rPr>
-    </w:lvl>
-    <w:lvl w:ilvl="4" w:tentative="1">
-      <w:start w:val="1"/>
-      <w:numFmt w:val="bullet"/>
-      <w:lvlText w:val=""/>
-      <w:lvlJc w:val="left"/>
-      <w:pPr>
-        <w:tabs>
-          <w:tab w:val="num" w:pos="3600"/>
-        </w:tabs>
-        <w:ind w:left="3600" w:hanging="360"/>
-      </w:pPr>
-      <w:rPr>
-        <w:rFonts w:ascii="Wingdings" w:hAnsi="Wingdings" w:hint="default"/>
-        <w:sz w:val="20"/>
-      </w:rPr>
-    </w:lvl>
-    <w:lvl w:ilvl="5" w:tentative="1">
-      <w:start w:val="1"/>
-      <w:numFmt w:val="bullet"/>
-      <w:lvlText w:val=""/>
-      <w:lvlJc w:val="left"/>
-      <w:pPr>
-        <w:tabs>
-          <w:tab w:val="num" w:pos="4320"/>
-        </w:tabs>
-        <w:ind w:left="4320" w:hanging="360"/>
-      </w:pPr>
-      <w:rPr>
-        <w:rFonts w:ascii="Wingdings" w:hAnsi="Wingdings" w:hint="default"/>
-        <w:sz w:val="20"/>
-      </w:rPr>
-    </w:lvl>
-    <w:lvl w:ilvl="6" w:tentative="1">
-      <w:start w:val="1"/>
-      <w:numFmt w:val="bullet"/>
-      <w:lvlText w:val=""/>
-      <w:lvlJc w:val="left"/>
-      <w:pPr>
-        <w:tabs>
-          <w:tab w:val="num" w:pos="5040"/>
-        </w:tabs>
-        <w:ind w:left="5040" w:hanging="360"/>
-      </w:pPr>
-      <w:rPr>
-        <w:rFonts w:ascii="Wingdings" w:hAnsi="Wingdings" w:hint="default"/>
-        <w:sz w:val="20"/>
-      </w:rPr>
-    </w:lvl>
-    <w:lvl w:ilvl="7" w:tentative="1">
-      <w:start w:val="1"/>
-      <w:numFmt w:val="bullet"/>
-      <w:lvlText w:val=""/>
-      <w:lvlJc w:val="left"/>
-      <w:pPr>
-        <w:tabs>
-          <w:tab w:val="num" w:pos="5760"/>
-        </w:tabs>
-        <w:ind w:left="5760" w:hanging="360"/>
-      </w:pPr>
-      <w:rPr>
-        <w:rFonts w:ascii="Wingdings" w:hAnsi="Wingdings" w:hint="default"/>
-        <w:sz w:val="20"/>
-      </w:rPr>
-    </w:lvl>
-    <w:lvl w:ilvl="8" w:tentative="1">
-      <w:start w:val="1"/>
-      <w:numFmt w:val="bullet"/>
-      <w:lvlText w:val=""/>
-      <w:lvlJc w:val="left"/>
-      <w:pPr>
-        <w:tabs>
-          <w:tab w:val="num" w:pos="6480"/>
-        </w:tabs>
-        <w:ind w:left="6480" w:hanging="360"/>
-      </w:pPr>
-      <w:rPr>
-        <w:rFonts w:ascii="Wingdings" w:hAnsi="Wingdings" w:hint="default"/>
-        <w:sz w:val="20"/>
-      </w:rPr>
-    </w:lvl>
-  </w:abstractNum>
-  <w:abstractNum w:abstractNumId="38" w15:restartNumberingAfterBreak="0">
-    <w:nsid w:val="4916265D"/>
-    <w:multiLevelType w:val="multilevel"/>
-    <w:tmpl w:val="14601900"/>
-    <w:lvl w:ilvl="0">
-      <w:start w:val="1"/>
-      <w:numFmt w:val="bullet"/>
-      <w:lvlText w:val="●"/>
-      <w:lvlJc w:val="left"/>
-      <w:pPr>
-        <w:ind w:left="720" w:hanging="360"/>
-      </w:pPr>
-      <w:rPr>
-        <w:u w:val="none"/>
-      </w:rPr>
-    </w:lvl>
-    <w:lvl w:ilvl="1">
-      <w:start w:val="1"/>
-      <w:numFmt w:val="bullet"/>
-      <w:lvlText w:val="○"/>
-      <w:lvlJc w:val="left"/>
-      <w:pPr>
-        <w:ind w:left="1440" w:hanging="360"/>
-      </w:pPr>
-      <w:rPr>
-        <w:u w:val="none"/>
-      </w:rPr>
-    </w:lvl>
-    <w:lvl w:ilvl="2">
-      <w:start w:val="1"/>
-      <w:numFmt w:val="bullet"/>
-      <w:lvlText w:val="■"/>
-      <w:lvlJc w:val="left"/>
-      <w:pPr>
-        <w:ind w:left="2160" w:hanging="360"/>
-      </w:pPr>
-      <w:rPr>
-        <w:u w:val="none"/>
-      </w:rPr>
-    </w:lvl>
-    <w:lvl w:ilvl="3">
-      <w:start w:val="1"/>
-      <w:numFmt w:val="bullet"/>
-      <w:lvlText w:val="●"/>
-      <w:lvlJc w:val="left"/>
-      <w:pPr>
-        <w:ind w:left="2880" w:hanging="360"/>
-      </w:pPr>
-      <w:rPr>
-        <w:u w:val="none"/>
-      </w:rPr>
-    </w:lvl>
-    <w:lvl w:ilvl="4">
-      <w:start w:val="1"/>
-      <w:numFmt w:val="bullet"/>
-      <w:lvlText w:val="○"/>
-      <w:lvlJc w:val="left"/>
-      <w:pPr>
-        <w:ind w:left="3600" w:hanging="360"/>
-      </w:pPr>
-      <w:rPr>
-        <w:u w:val="none"/>
-      </w:rPr>
-    </w:lvl>
-    <w:lvl w:ilvl="5">
-      <w:start w:val="1"/>
-      <w:numFmt w:val="bullet"/>
-      <w:lvlText w:val="■"/>
-      <w:lvlJc w:val="left"/>
-      <w:pPr>
-        <w:ind w:left="4320" w:hanging="360"/>
-      </w:pPr>
-      <w:rPr>
-        <w:u w:val="none"/>
-      </w:rPr>
-    </w:lvl>
-    <w:lvl w:ilvl="6">
-      <w:start w:val="1"/>
-      <w:numFmt w:val="bullet"/>
-      <w:lvlText w:val="●"/>
-      <w:lvlJc w:val="left"/>
-      <w:pPr>
-        <w:ind w:left="5040" w:hanging="360"/>
-      </w:pPr>
-      <w:rPr>
-        <w:u w:val="none"/>
-      </w:rPr>
-    </w:lvl>
-    <w:lvl w:ilvl="7">
-      <w:start w:val="1"/>
-      <w:numFmt w:val="bullet"/>
-      <w:lvlText w:val="○"/>
-      <w:lvlJc w:val="left"/>
-      <w:pPr>
-        <w:ind w:left="5760" w:hanging="360"/>
-      </w:pPr>
-      <w:rPr>
-        <w:u w:val="none"/>
-      </w:rPr>
-    </w:lvl>
-    <w:lvl w:ilvl="8">
-      <w:start w:val="1"/>
-      <w:numFmt w:val="bullet"/>
-      <w:lvlText w:val="■"/>
-      <w:lvlJc w:val="left"/>
-      <w:pPr>
-        <w:ind w:left="6480" w:hanging="360"/>
-      </w:pPr>
-      <w:rPr>
-        <w:u w:val="none"/>
-      </w:rPr>
-    </w:lvl>
-  </w:abstractNum>
-  <w:abstractNum w:abstractNumId="39" w15:restartNumberingAfterBreak="0">
-    <w:nsid w:val="4AFB08D5"/>
-    <w:multiLevelType w:val="hybridMultilevel"/>
-    <w:tmpl w:val="2292B872"/>
-    <w:lvl w:ilvl="0" w:tplc="7B18E606">
-      <w:start w:val="1"/>
-      <w:numFmt w:val="bullet"/>
-      <w:lvlText w:val="o"/>
-      <w:lvlJc w:val="left"/>
-      <w:pPr>
-        <w:ind w:left="1080" w:hanging="360"/>
-      </w:pPr>
-      <w:rPr>
-        <w:rFonts w:ascii="Courier New" w:hAnsi="Courier New" w:hint="default"/>
-      </w:rPr>
-    </w:lvl>
-    <w:lvl w:ilvl="1" w:tplc="391086A4">
-      <w:start w:val="1"/>
-      <w:numFmt w:val="bullet"/>
-      <w:lvlText w:val="o"/>
-      <w:lvlJc w:val="left"/>
-      <w:pPr>
-        <w:ind w:left="1800" w:hanging="360"/>
-      </w:pPr>
-      <w:rPr>
-        <w:rFonts w:ascii="Courier New" w:hAnsi="Courier New" w:hint="default"/>
-      </w:rPr>
-    </w:lvl>
-    <w:lvl w:ilvl="2" w:tplc="B9F6CB08">
-      <w:start w:val="1"/>
-      <w:numFmt w:val="bullet"/>
-      <w:lvlText w:val=""/>
-      <w:lvlJc w:val="left"/>
-      <w:pPr>
-        <w:ind w:left="2520" w:hanging="360"/>
-      </w:pPr>
-      <w:rPr>
-        <w:rFonts w:ascii="Wingdings" w:hAnsi="Wingdings" w:hint="default"/>
-      </w:rPr>
-    </w:lvl>
-    <w:lvl w:ilvl="3" w:tplc="8490F3E2">
-      <w:start w:val="1"/>
-      <w:numFmt w:val="bullet"/>
-      <w:lvlText w:val=""/>
-      <w:lvlJc w:val="left"/>
-      <w:pPr>
-        <w:ind w:left="3240" w:hanging="360"/>
-      </w:pPr>
-      <w:rPr>
-        <w:rFonts w:ascii="Symbol" w:hAnsi="Symbol" w:hint="default"/>
-      </w:rPr>
-    </w:lvl>
-    <w:lvl w:ilvl="4" w:tplc="B4D6293C">
-      <w:start w:val="1"/>
-      <w:numFmt w:val="bullet"/>
-      <w:lvlText w:val="o"/>
-      <w:lvlJc w:val="left"/>
-      <w:pPr>
-        <w:ind w:left="3960" w:hanging="360"/>
-      </w:pPr>
-      <w:rPr>
-        <w:rFonts w:ascii="Courier New" w:hAnsi="Courier New" w:hint="default"/>
-      </w:rPr>
-    </w:lvl>
-    <w:lvl w:ilvl="5" w:tplc="5806382E">
-      <w:start w:val="1"/>
-      <w:numFmt w:val="bullet"/>
-      <w:lvlText w:val=""/>
-      <w:lvlJc w:val="left"/>
-      <w:pPr>
-        <w:ind w:left="4680" w:hanging="360"/>
-      </w:pPr>
-      <w:rPr>
-        <w:rFonts w:ascii="Wingdings" w:hAnsi="Wingdings" w:hint="default"/>
-      </w:rPr>
-    </w:lvl>
-    <w:lvl w:ilvl="6" w:tplc="B6F0B54A">
-      <w:start w:val="1"/>
-      <w:numFmt w:val="bullet"/>
-      <w:lvlText w:val=""/>
-      <w:lvlJc w:val="left"/>
-      <w:pPr>
-        <w:ind w:left="5400" w:hanging="360"/>
-      </w:pPr>
-      <w:rPr>
-        <w:rFonts w:ascii="Symbol" w:hAnsi="Symbol" w:hint="default"/>
-      </w:rPr>
-    </w:lvl>
-    <w:lvl w:ilvl="7" w:tplc="7B3C242A">
-      <w:start w:val="1"/>
-      <w:numFmt w:val="bullet"/>
-      <w:lvlText w:val="o"/>
-      <w:lvlJc w:val="left"/>
-      <w:pPr>
-        <w:ind w:left="6120" w:hanging="360"/>
-      </w:pPr>
-      <w:rPr>
-        <w:rFonts w:ascii="Courier New" w:hAnsi="Courier New" w:hint="default"/>
-      </w:rPr>
-    </w:lvl>
-    <w:lvl w:ilvl="8" w:tplc="B7F60AB6">
-      <w:start w:val="1"/>
-      <w:numFmt w:val="bullet"/>
-      <w:lvlText w:val=""/>
-      <w:lvlJc w:val="left"/>
-      <w:pPr>
-        <w:ind w:left="6840" w:hanging="360"/>
-      </w:pPr>
-      <w:rPr>
-        <w:rFonts w:ascii="Wingdings" w:hAnsi="Wingdings" w:hint="default"/>
-      </w:rPr>
-    </w:lvl>
-  </w:abstractNum>
-  <w:abstractNum w:abstractNumId="40" w15:restartNumberingAfterBreak="0">
-    <w:nsid w:val="512010AF"/>
-    <w:multiLevelType w:val="multilevel"/>
-    <w:tmpl w:val="71BE0778"/>
-    <w:lvl w:ilvl="0">
-      <w:start w:val="1"/>
-      <w:numFmt w:val="bullet"/>
-      <w:lvlText w:val=""/>
-      <w:lvlJc w:val="left"/>
-      <w:pPr>
-        <w:tabs>
-          <w:tab w:val="num" w:pos="720"/>
-        </w:tabs>
-        <w:ind w:left="720" w:hanging="360"/>
-      </w:pPr>
-      <w:rPr>
-        <w:rFonts w:ascii="Symbol" w:hAnsi="Symbol" w:hint="default"/>
-        <w:sz w:val="20"/>
-      </w:rPr>
-    </w:lvl>
-    <w:lvl w:ilvl="1" w:tentative="1">
-      <w:start w:val="1"/>
-      <w:numFmt w:val="bullet"/>
-      <w:lvlText w:val="o"/>
-      <w:lvlJc w:val="left"/>
-      <w:pPr>
-        <w:tabs>
-          <w:tab w:val="num" w:pos="1440"/>
-        </w:tabs>
-        <w:ind w:left="1440" w:hanging="360"/>
-      </w:pPr>
-      <w:rPr>
-        <w:rFonts w:ascii="Courier New" w:hAnsi="Courier New" w:hint="default"/>
-        <w:sz w:val="20"/>
-      </w:rPr>
-    </w:lvl>
-    <w:lvl w:ilvl="2" w:tentative="1">
-      <w:start w:val="1"/>
-      <w:numFmt w:val="bullet"/>
-      <w:lvlText w:val=""/>
-      <w:lvlJc w:val="left"/>
-      <w:pPr>
-        <w:tabs>
-          <w:tab w:val="num" w:pos="2160"/>
-        </w:tabs>
-        <w:ind w:left="2160" w:hanging="360"/>
-      </w:pPr>
-      <w:rPr>
-        <w:rFonts w:ascii="Wingdings" w:hAnsi="Wingdings" w:hint="default"/>
-        <w:sz w:val="20"/>
-      </w:rPr>
-    </w:lvl>
-    <w:lvl w:ilvl="3" w:tentative="1">
-      <w:start w:val="1"/>
-      <w:numFmt w:val="bullet"/>
-      <w:lvlText w:val=""/>
-      <w:lvlJc w:val="left"/>
-      <w:pPr>
-        <w:tabs>
-          <w:tab w:val="num" w:pos="2880"/>
-        </w:tabs>
-        <w:ind w:left="2880" w:hanging="360"/>
-      </w:pPr>
-      <w:rPr>
-        <w:rFonts w:ascii="Wingdings" w:hAnsi="Wingdings" w:hint="default"/>
-        <w:sz w:val="20"/>
-      </w:rPr>
-    </w:lvl>
-    <w:lvl w:ilvl="4" w:tentative="1">
-      <w:start w:val="1"/>
-      <w:numFmt w:val="bullet"/>
-      <w:lvlText w:val=""/>
-      <w:lvlJc w:val="left"/>
-      <w:pPr>
-        <w:tabs>
-          <w:tab w:val="num" w:pos="3600"/>
-        </w:tabs>
-        <w:ind w:left="3600" w:hanging="360"/>
-      </w:pPr>
-      <w:rPr>
-        <w:rFonts w:ascii="Wingdings" w:hAnsi="Wingdings" w:hint="default"/>
-        <w:sz w:val="20"/>
-      </w:rPr>
-    </w:lvl>
-    <w:lvl w:ilvl="5" w:tentative="1">
-      <w:start w:val="1"/>
-      <w:numFmt w:val="bullet"/>
-      <w:lvlText w:val=""/>
-      <w:lvlJc w:val="left"/>
-      <w:pPr>
-        <w:tabs>
-          <w:tab w:val="num" w:pos="4320"/>
-        </w:tabs>
-        <w:ind w:left="4320" w:hanging="360"/>
-      </w:pPr>
-      <w:rPr>
-        <w:rFonts w:ascii="Wingdings" w:hAnsi="Wingdings" w:hint="default"/>
-        <w:sz w:val="20"/>
-      </w:rPr>
-    </w:lvl>
-    <w:lvl w:ilvl="6" w:tentative="1">
-      <w:start w:val="1"/>
-      <w:numFmt w:val="bullet"/>
-      <w:lvlText w:val=""/>
-      <w:lvlJc w:val="left"/>
-      <w:pPr>
-        <w:tabs>
-          <w:tab w:val="num" w:pos="5040"/>
-        </w:tabs>
-        <w:ind w:left="5040" w:hanging="360"/>
-      </w:pPr>
-      <w:rPr>
-        <w:rFonts w:ascii="Wingdings" w:hAnsi="Wingdings" w:hint="default"/>
-        <w:sz w:val="20"/>
-      </w:rPr>
-    </w:lvl>
-    <w:lvl w:ilvl="7" w:tentative="1">
-      <w:start w:val="1"/>
-      <w:numFmt w:val="bullet"/>
-      <w:lvlText w:val=""/>
-      <w:lvlJc w:val="left"/>
-      <w:pPr>
-        <w:tabs>
-          <w:tab w:val="num" w:pos="5760"/>
-        </w:tabs>
-        <w:ind w:left="5760" w:hanging="360"/>
-      </w:pPr>
-      <w:rPr>
-        <w:rFonts w:ascii="Wingdings" w:hAnsi="Wingdings" w:hint="default"/>
-        <w:sz w:val="20"/>
-      </w:rPr>
-    </w:lvl>
-    <w:lvl w:ilvl="8" w:tentative="1">
-      <w:start w:val="1"/>
-      <w:numFmt w:val="bullet"/>
-      <w:lvlText w:val=""/>
-      <w:lvlJc w:val="left"/>
-      <w:pPr>
-        <w:tabs>
-          <w:tab w:val="num" w:pos="6480"/>
-        </w:tabs>
-        <w:ind w:left="6480" w:hanging="360"/>
-      </w:pPr>
-      <w:rPr>
-        <w:rFonts w:ascii="Wingdings" w:hAnsi="Wingdings" w:hint="default"/>
-        <w:sz w:val="20"/>
-      </w:rPr>
-    </w:lvl>
-  </w:abstractNum>
-  <w:abstractNum w:abstractNumId="41" w15:restartNumberingAfterBreak="0">
-    <w:nsid w:val="515031A6"/>
-    <w:multiLevelType w:val="multilevel"/>
-    <w:tmpl w:val="F5882076"/>
-    <w:lvl w:ilvl="0">
-      <w:start w:val="1"/>
-      <w:numFmt w:val="bullet"/>
-      <w:lvlText w:val=""/>
-      <w:lvlJc w:val="left"/>
-      <w:pPr>
-        <w:tabs>
-          <w:tab w:val="num" w:pos="720"/>
-        </w:tabs>
-        <w:ind w:left="720" w:hanging="360"/>
-      </w:pPr>
-      <w:rPr>
-        <w:rFonts w:ascii="Symbol" w:hAnsi="Symbol" w:hint="default"/>
-        <w:sz w:val="20"/>
-      </w:rPr>
-    </w:lvl>
-    <w:lvl w:ilvl="1" w:tentative="1">
-      <w:start w:val="1"/>
-      <w:numFmt w:val="bullet"/>
-      <w:lvlText w:val="o"/>
-      <w:lvlJc w:val="left"/>
-      <w:pPr>
-        <w:tabs>
-          <w:tab w:val="num" w:pos="1440"/>
-        </w:tabs>
-        <w:ind w:left="1440" w:hanging="360"/>
-      </w:pPr>
-      <w:rPr>
-        <w:rFonts w:ascii="Courier New" w:hAnsi="Courier New" w:hint="default"/>
-        <w:sz w:val="20"/>
-      </w:rPr>
-    </w:lvl>
-    <w:lvl w:ilvl="2" w:tentative="1">
-      <w:start w:val="1"/>
-      <w:numFmt w:val="bullet"/>
-      <w:lvlText w:val=""/>
-      <w:lvlJc w:val="left"/>
-      <w:pPr>
-        <w:tabs>
-          <w:tab w:val="num" w:pos="2160"/>
-        </w:tabs>
-        <w:ind w:left="2160" w:hanging="360"/>
-      </w:pPr>
-      <w:rPr>
-        <w:rFonts w:ascii="Wingdings" w:hAnsi="Wingdings" w:hint="default"/>
-        <w:sz w:val="20"/>
-      </w:rPr>
-    </w:lvl>
-    <w:lvl w:ilvl="3" w:tentative="1">
-      <w:start w:val="1"/>
-      <w:numFmt w:val="bullet"/>
-      <w:lvlText w:val=""/>
-      <w:lvlJc w:val="left"/>
-      <w:pPr>
-        <w:tabs>
-          <w:tab w:val="num" w:pos="2880"/>
-        </w:tabs>
-        <w:ind w:left="2880" w:hanging="360"/>
-      </w:pPr>
-      <w:rPr>
-        <w:rFonts w:ascii="Wingdings" w:hAnsi="Wingdings" w:hint="default"/>
-        <w:sz w:val="20"/>
-      </w:rPr>
-    </w:lvl>
-    <w:lvl w:ilvl="4" w:tentative="1">
-      <w:start w:val="1"/>
-      <w:numFmt w:val="bullet"/>
-      <w:lvlText w:val=""/>
-      <w:lvlJc w:val="left"/>
-      <w:pPr>
-        <w:tabs>
-          <w:tab w:val="num" w:pos="3600"/>
-        </w:tabs>
-        <w:ind w:left="3600" w:hanging="360"/>
-      </w:pPr>
-      <w:rPr>
-        <w:rFonts w:ascii="Wingdings" w:hAnsi="Wingdings" w:hint="default"/>
-        <w:sz w:val="20"/>
-      </w:rPr>
-    </w:lvl>
-    <w:lvl w:ilvl="5" w:tentative="1">
-      <w:start w:val="1"/>
-      <w:numFmt w:val="bullet"/>
-      <w:lvlText w:val=""/>
-      <w:lvlJc w:val="left"/>
-      <w:pPr>
-        <w:tabs>
-          <w:tab w:val="num" w:pos="4320"/>
-        </w:tabs>
-        <w:ind w:left="4320" w:hanging="360"/>
-      </w:pPr>
-      <w:rPr>
-        <w:rFonts w:ascii="Wingdings" w:hAnsi="Wingdings" w:hint="default"/>
-        <w:sz w:val="20"/>
-      </w:rPr>
-    </w:lvl>
-    <w:lvl w:ilvl="6" w:tentative="1">
-      <w:start w:val="1"/>
-      <w:numFmt w:val="bullet"/>
-      <w:lvlText w:val=""/>
-      <w:lvlJc w:val="left"/>
-      <w:pPr>
-        <w:tabs>
-          <w:tab w:val="num" w:pos="5040"/>
-        </w:tabs>
-        <w:ind w:left="5040" w:hanging="360"/>
-      </w:pPr>
-      <w:rPr>
-        <w:rFonts w:ascii="Wingdings" w:hAnsi="Wingdings" w:hint="default"/>
-        <w:sz w:val="20"/>
-      </w:rPr>
-    </w:lvl>
-    <w:lvl w:ilvl="7" w:tentative="1">
-      <w:start w:val="1"/>
-      <w:numFmt w:val="bullet"/>
-      <w:lvlText w:val=""/>
-      <w:lvlJc w:val="left"/>
-      <w:pPr>
-        <w:tabs>
-          <w:tab w:val="num" w:pos="5760"/>
-        </w:tabs>
-        <w:ind w:left="5760" w:hanging="360"/>
-      </w:pPr>
-      <w:rPr>
-        <w:rFonts w:ascii="Wingdings" w:hAnsi="Wingdings" w:hint="default"/>
-        <w:sz w:val="20"/>
-      </w:rPr>
-    </w:lvl>
-    <w:lvl w:ilvl="8" w:tentative="1">
-      <w:start w:val="1"/>
-      <w:numFmt w:val="bullet"/>
-      <w:lvlText w:val=""/>
-      <w:lvlJc w:val="left"/>
-      <w:pPr>
-        <w:tabs>
-          <w:tab w:val="num" w:pos="6480"/>
-        </w:tabs>
-        <w:ind w:left="6480" w:hanging="360"/>
-      </w:pPr>
-      <w:rPr>
-        <w:rFonts w:ascii="Wingdings" w:hAnsi="Wingdings" w:hint="default"/>
-        <w:sz w:val="20"/>
-      </w:rPr>
-    </w:lvl>
-  </w:abstractNum>
-  <w:abstractNum w:abstractNumId="42" w15:restartNumberingAfterBreak="0">
-    <w:nsid w:val="51600ACE"/>
-    <w:multiLevelType w:val="multilevel"/>
-    <w:tmpl w:val="4950E7C2"/>
-    <w:lvl w:ilvl="0">
-      <w:start w:val="1"/>
-      <w:numFmt w:val="bullet"/>
-      <w:lvlText w:val=""/>
-      <w:lvlJc w:val="left"/>
-      <w:pPr>
-        <w:tabs>
-          <w:tab w:val="num" w:pos="720"/>
-        </w:tabs>
-        <w:ind w:left="720" w:hanging="360"/>
-      </w:pPr>
-      <w:rPr>
-        <w:rFonts w:ascii="Symbol" w:hAnsi="Symbol" w:hint="default"/>
-        <w:sz w:val="20"/>
-      </w:rPr>
-    </w:lvl>
-    <w:lvl w:ilvl="1" w:tentative="1">
-      <w:start w:val="1"/>
-      <w:numFmt w:val="bullet"/>
-      <w:lvlText w:val="o"/>
-      <w:lvlJc w:val="left"/>
-      <w:pPr>
-        <w:tabs>
-          <w:tab w:val="num" w:pos="1440"/>
-        </w:tabs>
-        <w:ind w:left="1440" w:hanging="360"/>
-      </w:pPr>
-      <w:rPr>
-        <w:rFonts w:ascii="Courier New" w:hAnsi="Courier New" w:hint="default"/>
-        <w:sz w:val="20"/>
-      </w:rPr>
-    </w:lvl>
-    <w:lvl w:ilvl="2" w:tentative="1">
-      <w:start w:val="1"/>
-      <w:numFmt w:val="bullet"/>
-      <w:lvlText w:val=""/>
-      <w:lvlJc w:val="left"/>
-      <w:pPr>
-        <w:tabs>
-          <w:tab w:val="num" w:pos="2160"/>
-        </w:tabs>
-        <w:ind w:left="2160" w:hanging="360"/>
-      </w:pPr>
-      <w:rPr>
-        <w:rFonts w:ascii="Wingdings" w:hAnsi="Wingdings" w:hint="default"/>
-        <w:sz w:val="20"/>
-      </w:rPr>
-    </w:lvl>
-    <w:lvl w:ilvl="3" w:tentative="1">
-      <w:start w:val="1"/>
-      <w:numFmt w:val="bullet"/>
-      <w:lvlText w:val=""/>
-      <w:lvlJc w:val="left"/>
-      <w:pPr>
-        <w:tabs>
-          <w:tab w:val="num" w:pos="2880"/>
-        </w:tabs>
-        <w:ind w:left="2880" w:hanging="360"/>
-      </w:pPr>
-      <w:rPr>
-        <w:rFonts w:ascii="Wingdings" w:hAnsi="Wingdings" w:hint="default"/>
-        <w:sz w:val="20"/>
-      </w:rPr>
-    </w:lvl>
-    <w:lvl w:ilvl="4" w:tentative="1">
-      <w:start w:val="1"/>
-      <w:numFmt w:val="bullet"/>
-      <w:lvlText w:val=""/>
-      <w:lvlJc w:val="left"/>
-      <w:pPr>
-        <w:tabs>
-          <w:tab w:val="num" w:pos="3600"/>
-        </w:tabs>
-        <w:ind w:left="3600" w:hanging="360"/>
-      </w:pPr>
-      <w:rPr>
-        <w:rFonts w:ascii="Wingdings" w:hAnsi="Wingdings" w:hint="default"/>
-        <w:sz w:val="20"/>
-      </w:rPr>
-    </w:lvl>
-    <w:lvl w:ilvl="5" w:tentative="1">
-      <w:start w:val="1"/>
-      <w:numFmt w:val="bullet"/>
-      <w:lvlText w:val=""/>
-      <w:lvlJc w:val="left"/>
-      <w:pPr>
-        <w:tabs>
-          <w:tab w:val="num" w:pos="4320"/>
-        </w:tabs>
-        <w:ind w:left="4320" w:hanging="360"/>
-      </w:pPr>
-      <w:rPr>
-        <w:rFonts w:ascii="Wingdings" w:hAnsi="Wingdings" w:hint="default"/>
-        <w:sz w:val="20"/>
-      </w:rPr>
-    </w:lvl>
-    <w:lvl w:ilvl="6" w:tentative="1">
-      <w:start w:val="1"/>
-      <w:numFmt w:val="bullet"/>
-      <w:lvlText w:val=""/>
-      <w:lvlJc w:val="left"/>
-      <w:pPr>
-        <w:tabs>
-          <w:tab w:val="num" w:pos="5040"/>
-        </w:tabs>
-        <w:ind w:left="5040" w:hanging="360"/>
-      </w:pPr>
-      <w:rPr>
-        <w:rFonts w:ascii="Wingdings" w:hAnsi="Wingdings" w:hint="default"/>
-        <w:sz w:val="20"/>
-      </w:rPr>
-    </w:lvl>
-    <w:lvl w:ilvl="7" w:tentative="1">
-      <w:start w:val="1"/>
-      <w:numFmt w:val="bullet"/>
-      <w:lvlText w:val=""/>
-      <w:lvlJc w:val="left"/>
-      <w:pPr>
-        <w:tabs>
-          <w:tab w:val="num" w:pos="5760"/>
-        </w:tabs>
-        <w:ind w:left="5760" w:hanging="360"/>
-      </w:pPr>
-      <w:rPr>
-        <w:rFonts w:ascii="Wingdings" w:hAnsi="Wingdings" w:hint="default"/>
-        <w:sz w:val="20"/>
-      </w:rPr>
-    </w:lvl>
-    <w:lvl w:ilvl="8" w:tentative="1">
-      <w:start w:val="1"/>
-      <w:numFmt w:val="bullet"/>
-      <w:lvlText w:val=""/>
-      <w:lvlJc w:val="left"/>
-      <w:pPr>
-        <w:tabs>
-          <w:tab w:val="num" w:pos="6480"/>
-        </w:tabs>
-        <w:ind w:left="6480" w:hanging="360"/>
-      </w:pPr>
-      <w:rPr>
-        <w:rFonts w:ascii="Wingdings" w:hAnsi="Wingdings" w:hint="default"/>
-        <w:sz w:val="20"/>
-      </w:rPr>
-    </w:lvl>
-  </w:abstractNum>
-  <w:abstractNum w:abstractNumId="43" w15:restartNumberingAfterBreak="0">
-    <w:nsid w:val="51727DE0"/>
-    <w:multiLevelType w:val="hybridMultilevel"/>
-    <w:tmpl w:val="7A7C5ECC"/>
-    <w:lvl w:ilvl="0" w:tplc="3F2A815C">
-      <w:start w:val="1"/>
-      <w:numFmt w:val="bullet"/>
-      <w:lvlText w:val="o"/>
-      <w:lvlJc w:val="left"/>
-      <w:pPr>
-        <w:ind w:left="1080" w:hanging="360"/>
-      </w:pPr>
-      <w:rPr>
-        <w:rFonts w:ascii="Courier New" w:hAnsi="Courier New" w:hint="default"/>
-      </w:rPr>
-    </w:lvl>
-    <w:lvl w:ilvl="1" w:tplc="4B86DDDE">
-      <w:start w:val="1"/>
-      <w:numFmt w:val="bullet"/>
-      <w:lvlText w:val="o"/>
-      <w:lvlJc w:val="left"/>
-      <w:pPr>
-        <w:ind w:left="1800" w:hanging="360"/>
-      </w:pPr>
-      <w:rPr>
-        <w:rFonts w:ascii="Courier New" w:hAnsi="Courier New" w:hint="default"/>
-      </w:rPr>
-    </w:lvl>
-    <w:lvl w:ilvl="2" w:tplc="4C48FE5C">
-      <w:start w:val="1"/>
-      <w:numFmt w:val="bullet"/>
-      <w:lvlText w:val=""/>
-      <w:lvlJc w:val="left"/>
-      <w:pPr>
-        <w:ind w:left="2520" w:hanging="360"/>
-      </w:pPr>
-      <w:rPr>
-        <w:rFonts w:ascii="Wingdings" w:hAnsi="Wingdings" w:hint="default"/>
-      </w:rPr>
-    </w:lvl>
-    <w:lvl w:ilvl="3" w:tplc="C5062D82">
-      <w:start w:val="1"/>
-      <w:numFmt w:val="bullet"/>
-      <w:lvlText w:val=""/>
-      <w:lvlJc w:val="left"/>
-      <w:pPr>
-        <w:ind w:left="3240" w:hanging="360"/>
-      </w:pPr>
-      <w:rPr>
-        <w:rFonts w:ascii="Symbol" w:hAnsi="Symbol" w:hint="default"/>
-      </w:rPr>
-    </w:lvl>
-    <w:lvl w:ilvl="4" w:tplc="25EE6344">
-      <w:start w:val="1"/>
-      <w:numFmt w:val="bullet"/>
-      <w:lvlText w:val="o"/>
-      <w:lvlJc w:val="left"/>
-      <w:pPr>
-        <w:ind w:left="3960" w:hanging="360"/>
-      </w:pPr>
-      <w:rPr>
-        <w:rFonts w:ascii="Courier New" w:hAnsi="Courier New" w:hint="default"/>
-      </w:rPr>
-    </w:lvl>
-    <w:lvl w:ilvl="5" w:tplc="A2B43FC4">
-      <w:start w:val="1"/>
-      <w:numFmt w:val="bullet"/>
-      <w:lvlText w:val=""/>
-      <w:lvlJc w:val="left"/>
-      <w:pPr>
-        <w:ind w:left="4680" w:hanging="360"/>
-      </w:pPr>
-      <w:rPr>
-        <w:rFonts w:ascii="Wingdings" w:hAnsi="Wingdings" w:hint="default"/>
-      </w:rPr>
-    </w:lvl>
-    <w:lvl w:ilvl="6" w:tplc="D57221BE">
-      <w:start w:val="1"/>
-      <w:numFmt w:val="bullet"/>
-      <w:lvlText w:val=""/>
-      <w:lvlJc w:val="left"/>
-      <w:pPr>
-        <w:ind w:left="5400" w:hanging="360"/>
-      </w:pPr>
-      <w:rPr>
-        <w:rFonts w:ascii="Symbol" w:hAnsi="Symbol" w:hint="default"/>
-      </w:rPr>
-    </w:lvl>
-    <w:lvl w:ilvl="7" w:tplc="E850C3FA">
-      <w:start w:val="1"/>
-      <w:numFmt w:val="bullet"/>
-      <w:lvlText w:val="o"/>
-      <w:lvlJc w:val="left"/>
-      <w:pPr>
-        <w:ind w:left="6120" w:hanging="360"/>
-      </w:pPr>
-      <w:rPr>
-        <w:rFonts w:ascii="Courier New" w:hAnsi="Courier New" w:hint="default"/>
-      </w:rPr>
-    </w:lvl>
-    <w:lvl w:ilvl="8" w:tplc="BFE8A920">
-      <w:start w:val="1"/>
-      <w:numFmt w:val="bullet"/>
-      <w:lvlText w:val=""/>
-      <w:lvlJc w:val="left"/>
-      <w:pPr>
-        <w:ind w:left="6840" w:hanging="360"/>
-      </w:pPr>
-      <w:rPr>
-        <w:rFonts w:ascii="Wingdings" w:hAnsi="Wingdings" w:hint="default"/>
-      </w:rPr>
-    </w:lvl>
-  </w:abstractNum>
-  <w:abstractNum w:abstractNumId="44" w15:restartNumberingAfterBreak="0">
-    <w:nsid w:val="52096670"/>
-    <w:multiLevelType w:val="multilevel"/>
-    <w:tmpl w:val="5C7ECA58"/>
-    <w:lvl w:ilvl="0">
-      <w:start w:val="1"/>
-      <w:numFmt w:val="bullet"/>
-      <w:lvlText w:val="●"/>
-      <w:lvlJc w:val="left"/>
-      <w:pPr>
-        <w:ind w:left="720" w:hanging="360"/>
-      </w:pPr>
-      <w:rPr>
-        <w:u w:val="none"/>
-      </w:rPr>
-    </w:lvl>
-    <w:lvl w:ilvl="1">
-      <w:start w:val="1"/>
-      <w:numFmt w:val="bullet"/>
-      <w:lvlText w:val="○"/>
-      <w:lvlJc w:val="left"/>
-      <w:pPr>
-        <w:ind w:left="1440" w:hanging="360"/>
-      </w:pPr>
-      <w:rPr>
-        <w:u w:val="none"/>
-      </w:rPr>
-    </w:lvl>
-    <w:lvl w:ilvl="2">
-      <w:start w:val="1"/>
-      <w:numFmt w:val="bullet"/>
-      <w:lvlText w:val="■"/>
-      <w:lvlJc w:val="left"/>
-      <w:pPr>
-        <w:ind w:left="2160" w:hanging="360"/>
-      </w:pPr>
-      <w:rPr>
-        <w:u w:val="none"/>
-      </w:rPr>
-    </w:lvl>
-    <w:lvl w:ilvl="3">
-      <w:start w:val="1"/>
-      <w:numFmt w:val="bullet"/>
-      <w:lvlText w:val="●"/>
-      <w:lvlJc w:val="left"/>
-      <w:pPr>
-        <w:ind w:left="2880" w:hanging="360"/>
-      </w:pPr>
-      <w:rPr>
-        <w:u w:val="none"/>
-      </w:rPr>
-    </w:lvl>
-    <w:lvl w:ilvl="4">
-      <w:start w:val="1"/>
-      <w:numFmt w:val="bullet"/>
-      <w:lvlText w:val="○"/>
-      <w:lvlJc w:val="left"/>
-      <w:pPr>
-        <w:ind w:left="3600" w:hanging="360"/>
-      </w:pPr>
-      <w:rPr>
-        <w:u w:val="none"/>
-      </w:rPr>
-    </w:lvl>
-    <w:lvl w:ilvl="5">
-      <w:start w:val="1"/>
-      <w:numFmt w:val="bullet"/>
-      <w:lvlText w:val="■"/>
-      <w:lvlJc w:val="left"/>
-      <w:pPr>
-        <w:ind w:left="4320" w:hanging="360"/>
-      </w:pPr>
-      <w:rPr>
-        <w:u w:val="none"/>
-      </w:rPr>
-    </w:lvl>
-    <w:lvl w:ilvl="6">
-      <w:start w:val="1"/>
-      <w:numFmt w:val="bullet"/>
-      <w:lvlText w:val="●"/>
-      <w:lvlJc w:val="left"/>
-      <w:pPr>
-        <w:ind w:left="5040" w:hanging="360"/>
-      </w:pPr>
-      <w:rPr>
-        <w:u w:val="none"/>
-      </w:rPr>
-    </w:lvl>
-    <w:lvl w:ilvl="7">
-      <w:start w:val="1"/>
-      <w:numFmt w:val="bullet"/>
-      <w:lvlText w:val="○"/>
-      <w:lvlJc w:val="left"/>
-      <w:pPr>
-        <w:ind w:left="5760" w:hanging="360"/>
-      </w:pPr>
-      <w:rPr>
-        <w:u w:val="none"/>
-      </w:rPr>
-    </w:lvl>
-    <w:lvl w:ilvl="8">
-      <w:start w:val="1"/>
-      <w:numFmt w:val="bullet"/>
-      <w:lvlText w:val="■"/>
-      <w:lvlJc w:val="left"/>
-      <w:pPr>
-        <w:ind w:left="6480" w:hanging="360"/>
-      </w:pPr>
-      <w:rPr>
-        <w:u w:val="none"/>
-      </w:rPr>
-    </w:lvl>
-  </w:abstractNum>
-  <w:abstractNum w:abstractNumId="45" w15:restartNumberingAfterBreak="0">
-    <w:nsid w:val="53F8170E"/>
-    <w:multiLevelType w:val="hybridMultilevel"/>
-    <w:tmpl w:val="6A083F66"/>
-    <w:lvl w:ilvl="0" w:tplc="04090001">
-      <w:start w:val="1"/>
-      <w:numFmt w:val="bullet"/>
-      <w:lvlText w:val=""/>
-      <w:lvlJc w:val="left"/>
-      <w:pPr>
-        <w:ind w:left="720" w:hanging="360"/>
-      </w:pPr>
-      <w:rPr>
-        <w:rFonts w:ascii="Symbol" w:hAnsi="Symbol" w:hint="default"/>
-      </w:rPr>
-    </w:lvl>
-    <w:lvl w:ilvl="1" w:tplc="04090003" w:tentative="1">
-      <w:start w:val="1"/>
-      <w:numFmt w:val="bullet"/>
-      <w:lvlText w:val="o"/>
-      <w:lvlJc w:val="left"/>
-      <w:pPr>
-        <w:ind w:left="1440" w:hanging="360"/>
-      </w:pPr>
-      <w:rPr>
-        <w:rFonts w:ascii="Courier New" w:hAnsi="Courier New" w:hint="default"/>
-      </w:rPr>
-    </w:lvl>
-    <w:lvl w:ilvl="2" w:tplc="04090005" w:tentative="1">
-      <w:start w:val="1"/>
-      <w:numFmt w:val="bullet"/>
-      <w:lvlText w:val=""/>
-      <w:lvlJc w:val="left"/>
-      <w:pPr>
-        <w:ind w:left="2160" w:hanging="360"/>
-      </w:pPr>
-      <w:rPr>
-        <w:rFonts w:ascii="Wingdings" w:hAnsi="Wingdings" w:hint="default"/>
-      </w:rPr>
-    </w:lvl>
-    <w:lvl w:ilvl="3" w:tplc="04090001" w:tentative="1">
-      <w:start w:val="1"/>
-      <w:numFmt w:val="bullet"/>
-      <w:lvlText w:val=""/>
-      <w:lvlJc w:val="left"/>
-      <w:pPr>
-        <w:ind w:left="2880" w:hanging="360"/>
-      </w:pPr>
-      <w:rPr>
-        <w:rFonts w:ascii="Symbol" w:hAnsi="Symbol" w:hint="default"/>
-      </w:rPr>
-    </w:lvl>
-    <w:lvl w:ilvl="4" w:tplc="04090003" w:tentative="1">
-      <w:start w:val="1"/>
-      <w:numFmt w:val="bullet"/>
-      <w:lvlText w:val="o"/>
-      <w:lvlJc w:val="left"/>
-      <w:pPr>
-        <w:ind w:left="3600" w:hanging="360"/>
-      </w:pPr>
-      <w:rPr>
-        <w:rFonts w:ascii="Courier New" w:hAnsi="Courier New" w:hint="default"/>
-      </w:rPr>
-    </w:lvl>
-    <w:lvl w:ilvl="5" w:tplc="04090005" w:tentative="1">
-      <w:start w:val="1"/>
-      <w:numFmt w:val="bullet"/>
-      <w:lvlText w:val=""/>
-      <w:lvlJc w:val="left"/>
-      <w:pPr>
-        <w:ind w:left="4320" w:hanging="360"/>
-      </w:pPr>
-      <w:rPr>
-        <w:rFonts w:ascii="Wingdings" w:hAnsi="Wingdings" w:hint="default"/>
-      </w:rPr>
-    </w:lvl>
-    <w:lvl w:ilvl="6" w:tplc="04090001" w:tentative="1">
-      <w:start w:val="1"/>
-      <w:numFmt w:val="bullet"/>
-      <w:lvlText w:val=""/>
-      <w:lvlJc w:val="left"/>
-      <w:pPr>
-        <w:ind w:left="5040" w:hanging="360"/>
-      </w:pPr>
-      <w:rPr>
-        <w:rFonts w:ascii="Symbol" w:hAnsi="Symbol" w:hint="default"/>
-      </w:rPr>
-    </w:lvl>
-    <w:lvl w:ilvl="7" w:tplc="04090003" w:tentative="1">
-      <w:start w:val="1"/>
-      <w:numFmt w:val="bullet"/>
-      <w:lvlText w:val="o"/>
-      <w:lvlJc w:val="left"/>
-      <w:pPr>
-        <w:ind w:left="5760" w:hanging="360"/>
-      </w:pPr>
-      <w:rPr>
-        <w:rFonts w:ascii="Courier New" w:hAnsi="Courier New" w:hint="default"/>
-      </w:rPr>
-    </w:lvl>
-    <w:lvl w:ilvl="8" w:tplc="04090005" w:tentative="1">
-      <w:start w:val="1"/>
-      <w:numFmt w:val="bullet"/>
-      <w:lvlText w:val=""/>
-      <w:lvlJc w:val="left"/>
-      <w:pPr>
-        <w:ind w:left="6480" w:hanging="360"/>
-      </w:pPr>
-      <w:rPr>
-        <w:rFonts w:ascii="Wingdings" w:hAnsi="Wingdings" w:hint="default"/>
-      </w:rPr>
-    </w:lvl>
-  </w:abstractNum>
-  <w:abstractNum w:abstractNumId="46" w15:restartNumberingAfterBreak="0">
-    <w:nsid w:val="54C308B1"/>
-    <w:multiLevelType w:val="multilevel"/>
-    <w:tmpl w:val="52AACB84"/>
-    <w:lvl w:ilvl="0">
-      <w:start w:val="1"/>
-      <w:numFmt w:val="bullet"/>
-      <w:lvlText w:val="●"/>
-      <w:lvlJc w:val="left"/>
-      <w:pPr>
-        <w:ind w:left="720" w:hanging="360"/>
-      </w:pPr>
-      <w:rPr>
-        <w:u w:val="none"/>
-      </w:rPr>
-    </w:lvl>
-    <w:lvl w:ilvl="1">
-      <w:start w:val="1"/>
-      <w:numFmt w:val="bullet"/>
-      <w:lvlText w:val="○"/>
-      <w:lvlJc w:val="left"/>
-      <w:pPr>
-        <w:ind w:left="1440" w:hanging="360"/>
-      </w:pPr>
-      <w:rPr>
-        <w:u w:val="none"/>
-      </w:rPr>
-    </w:lvl>
-    <w:lvl w:ilvl="2">
-      <w:start w:val="1"/>
-      <w:numFmt w:val="bullet"/>
-      <w:lvlText w:val="■"/>
-      <w:lvlJc w:val="left"/>
-      <w:pPr>
-        <w:ind w:left="2160" w:hanging="360"/>
-      </w:pPr>
-      <w:rPr>
-        <w:u w:val="none"/>
-      </w:rPr>
-    </w:lvl>
-    <w:lvl w:ilvl="3">
-      <w:start w:val="1"/>
-      <w:numFmt w:val="bullet"/>
-      <w:lvlText w:val="●"/>
-      <w:lvlJc w:val="left"/>
-      <w:pPr>
-        <w:ind w:left="2880" w:hanging="360"/>
-      </w:pPr>
-      <w:rPr>
-        <w:u w:val="none"/>
-      </w:rPr>
-    </w:lvl>
-    <w:lvl w:ilvl="4">
-      <w:start w:val="1"/>
-      <w:numFmt w:val="bullet"/>
-      <w:lvlText w:val="○"/>
-      <w:lvlJc w:val="left"/>
-      <w:pPr>
-        <w:ind w:left="3600" w:hanging="360"/>
-      </w:pPr>
-      <w:rPr>
-        <w:u w:val="none"/>
-      </w:rPr>
-    </w:lvl>
-    <w:lvl w:ilvl="5">
-      <w:start w:val="1"/>
-      <w:numFmt w:val="bullet"/>
-      <w:lvlText w:val="■"/>
-      <w:lvlJc w:val="left"/>
-      <w:pPr>
-        <w:ind w:left="4320" w:hanging="360"/>
-      </w:pPr>
-      <w:rPr>
-        <w:u w:val="none"/>
-      </w:rPr>
-    </w:lvl>
-    <w:lvl w:ilvl="6">
-      <w:start w:val="1"/>
-      <w:numFmt w:val="bullet"/>
-      <w:lvlText w:val="●"/>
-      <w:lvlJc w:val="left"/>
-      <w:pPr>
-        <w:ind w:left="5040" w:hanging="360"/>
-      </w:pPr>
-      <w:rPr>
-        <w:u w:val="none"/>
-      </w:rPr>
-    </w:lvl>
-    <w:lvl w:ilvl="7">
-      <w:start w:val="1"/>
-      <w:numFmt w:val="bullet"/>
-      <w:lvlText w:val="○"/>
-      <w:lvlJc w:val="left"/>
-      <w:pPr>
-        <w:ind w:left="5760" w:hanging="360"/>
-      </w:pPr>
-      <w:rPr>
-        <w:u w:val="none"/>
-      </w:rPr>
-    </w:lvl>
-    <w:lvl w:ilvl="8">
-      <w:start w:val="1"/>
-      <w:numFmt w:val="bullet"/>
-      <w:lvlText w:val="■"/>
-      <w:lvlJc w:val="left"/>
-      <w:pPr>
-        <w:ind w:left="6480" w:hanging="360"/>
-      </w:pPr>
-      <w:rPr>
-        <w:u w:val="none"/>
-      </w:rPr>
-    </w:lvl>
-  </w:abstractNum>
-  <w:abstractNum w:abstractNumId="47" w15:restartNumberingAfterBreak="0">
-    <w:nsid w:val="551E18B1"/>
-    <w:multiLevelType w:val="multilevel"/>
-    <w:tmpl w:val="D9F07580"/>
-    <w:lvl w:ilvl="0">
-      <w:start w:val="1"/>
-      <w:numFmt w:val="bullet"/>
-      <w:lvlText w:val="●"/>
-      <w:lvlJc w:val="left"/>
-      <w:pPr>
-        <w:ind w:left="720" w:hanging="360"/>
-      </w:pPr>
-      <w:rPr>
-        <w:u w:val="none"/>
-      </w:rPr>
-    </w:lvl>
-    <w:lvl w:ilvl="1">
-      <w:start w:val="1"/>
-      <w:numFmt w:val="bullet"/>
-      <w:lvlText w:val="○"/>
-      <w:lvlJc w:val="left"/>
-      <w:pPr>
-        <w:ind w:left="1440" w:hanging="360"/>
-      </w:pPr>
-      <w:rPr>
-        <w:u w:val="none"/>
-      </w:rPr>
-    </w:lvl>
-    <w:lvl w:ilvl="2">
-      <w:start w:val="1"/>
-      <w:numFmt w:val="bullet"/>
-      <w:lvlText w:val="■"/>
-      <w:lvlJc w:val="left"/>
-      <w:pPr>
-        <w:ind w:left="2160" w:hanging="360"/>
-      </w:pPr>
-      <w:rPr>
-        <w:u w:val="none"/>
-      </w:rPr>
-    </w:lvl>
-    <w:lvl w:ilvl="3">
-      <w:start w:val="1"/>
-      <w:numFmt w:val="bullet"/>
-      <w:lvlText w:val="●"/>
-      <w:lvlJc w:val="left"/>
-      <w:pPr>
-        <w:ind w:left="2880" w:hanging="360"/>
-      </w:pPr>
-      <w:rPr>
-        <w:u w:val="none"/>
-      </w:rPr>
-    </w:lvl>
-    <w:lvl w:ilvl="4">
-      <w:start w:val="1"/>
-      <w:numFmt w:val="bullet"/>
-      <w:lvlText w:val="○"/>
-      <w:lvlJc w:val="left"/>
-      <w:pPr>
-        <w:ind w:left="3600" w:hanging="360"/>
-      </w:pPr>
-      <w:rPr>
-        <w:u w:val="none"/>
-      </w:rPr>
-    </w:lvl>
-    <w:lvl w:ilvl="5">
-      <w:start w:val="1"/>
-      <w:numFmt w:val="bullet"/>
-      <w:lvlText w:val="■"/>
-      <w:lvlJc w:val="left"/>
-      <w:pPr>
-        <w:ind w:left="4320" w:hanging="360"/>
-      </w:pPr>
-      <w:rPr>
-        <w:u w:val="none"/>
-      </w:rPr>
-    </w:lvl>
-    <w:lvl w:ilvl="6">
-      <w:start w:val="1"/>
-      <w:numFmt w:val="bullet"/>
-      <w:lvlText w:val="●"/>
-      <w:lvlJc w:val="left"/>
-      <w:pPr>
-        <w:ind w:left="5040" w:hanging="360"/>
-      </w:pPr>
-      <w:rPr>
-        <w:u w:val="none"/>
-      </w:rPr>
-    </w:lvl>
-    <w:lvl w:ilvl="7">
-      <w:start w:val="1"/>
-      <w:numFmt w:val="bullet"/>
-      <w:lvlText w:val="○"/>
-      <w:lvlJc w:val="left"/>
-      <w:pPr>
-        <w:ind w:left="5760" w:hanging="360"/>
-      </w:pPr>
-      <w:rPr>
-        <w:u w:val="none"/>
-      </w:rPr>
-    </w:lvl>
-    <w:lvl w:ilvl="8">
-      <w:start w:val="1"/>
-      <w:numFmt w:val="bullet"/>
-      <w:lvlText w:val="■"/>
-      <w:lvlJc w:val="left"/>
-      <w:pPr>
-        <w:ind w:left="6480" w:hanging="360"/>
-      </w:pPr>
-      <w:rPr>
-        <w:u w:val="none"/>
-      </w:rPr>
-    </w:lvl>
-  </w:abstractNum>
-  <w:abstractNum w:abstractNumId="48" w15:restartNumberingAfterBreak="0">
-    <w:nsid w:val="58421705"/>
-    <w:multiLevelType w:val="multilevel"/>
-    <w:tmpl w:val="C4C4093C"/>
-    <w:lvl w:ilvl="0">
-      <w:start w:val="1"/>
-      <w:numFmt w:val="bullet"/>
-      <w:lvlText w:val="●"/>
-      <w:lvlJc w:val="left"/>
-      <w:pPr>
-        <w:ind w:left="720" w:hanging="360"/>
-      </w:pPr>
-      <w:rPr>
-        <w:u w:val="none"/>
-      </w:rPr>
-    </w:lvl>
-    <w:lvl w:ilvl="1">
-      <w:start w:val="1"/>
-      <w:numFmt w:val="bullet"/>
-      <w:lvlText w:val="○"/>
-      <w:lvlJc w:val="left"/>
-      <w:pPr>
-        <w:ind w:left="1440" w:hanging="360"/>
-      </w:pPr>
-      <w:rPr>
-        <w:u w:val="none"/>
-      </w:rPr>
-    </w:lvl>
-    <w:lvl w:ilvl="2">
-      <w:start w:val="1"/>
-      <w:numFmt w:val="bullet"/>
-      <w:lvlText w:val="■"/>
-      <w:lvlJc w:val="left"/>
-      <w:pPr>
-        <w:ind w:left="2160" w:hanging="360"/>
-      </w:pPr>
-      <w:rPr>
-        <w:u w:val="none"/>
-      </w:rPr>
-    </w:lvl>
-    <w:lvl w:ilvl="3">
-      <w:start w:val="1"/>
-      <w:numFmt w:val="bullet"/>
-      <w:lvlText w:val="●"/>
-      <w:lvlJc w:val="left"/>
-      <w:pPr>
-        <w:ind w:left="2880" w:hanging="360"/>
-      </w:pPr>
-      <w:rPr>
-        <w:u w:val="none"/>
-      </w:rPr>
-    </w:lvl>
-    <w:lvl w:ilvl="4">
-      <w:start w:val="1"/>
-      <w:numFmt w:val="bullet"/>
-      <w:lvlText w:val="○"/>
-      <w:lvlJc w:val="left"/>
-      <w:pPr>
-        <w:ind w:left="3600" w:hanging="360"/>
-      </w:pPr>
-      <w:rPr>
-        <w:u w:val="none"/>
-      </w:rPr>
-    </w:lvl>
-    <w:lvl w:ilvl="5">
-      <w:start w:val="1"/>
-      <w:numFmt w:val="bullet"/>
-      <w:lvlText w:val="■"/>
-      <w:lvlJc w:val="left"/>
-      <w:pPr>
-        <w:ind w:left="4320" w:hanging="360"/>
-      </w:pPr>
-      <w:rPr>
-        <w:u w:val="none"/>
-      </w:rPr>
-    </w:lvl>
-    <w:lvl w:ilvl="6">
-      <w:start w:val="1"/>
-      <w:numFmt w:val="bullet"/>
-      <w:lvlText w:val="●"/>
-      <w:lvlJc w:val="left"/>
-      <w:pPr>
-        <w:ind w:left="5040" w:hanging="360"/>
-      </w:pPr>
-      <w:rPr>
-        <w:u w:val="none"/>
-      </w:rPr>
-    </w:lvl>
-    <w:lvl w:ilvl="7">
-      <w:start w:val="1"/>
-      <w:numFmt w:val="bullet"/>
-      <w:lvlText w:val="○"/>
-      <w:lvlJc w:val="left"/>
-      <w:pPr>
-        <w:ind w:left="5760" w:hanging="360"/>
-      </w:pPr>
-      <w:rPr>
-        <w:u w:val="none"/>
-      </w:rPr>
-    </w:lvl>
-    <w:lvl w:ilvl="8">
-      <w:start w:val="1"/>
-      <w:numFmt w:val="bullet"/>
-      <w:lvlText w:val="■"/>
-      <w:lvlJc w:val="left"/>
-      <w:pPr>
-        <w:ind w:left="6480" w:hanging="360"/>
-      </w:pPr>
-      <w:rPr>
-        <w:u w:val="none"/>
-      </w:rPr>
-    </w:lvl>
-  </w:abstractNum>
-  <w:abstractNum w:abstractNumId="49" w15:restartNumberingAfterBreak="0">
-    <w:nsid w:val="58C606EF"/>
-    <w:multiLevelType w:val="hybridMultilevel"/>
-    <w:tmpl w:val="4E568926"/>
-    <w:lvl w:ilvl="0" w:tplc="1108BE1E">
-      <w:start w:val="1"/>
-      <w:numFmt w:val="bullet"/>
-      <w:lvlText w:val="o"/>
-      <w:lvlJc w:val="left"/>
-      <w:pPr>
-        <w:ind w:left="1080" w:hanging="360"/>
-      </w:pPr>
-      <w:rPr>
-        <w:rFonts w:ascii="Courier New" w:hAnsi="Courier New" w:hint="default"/>
-      </w:rPr>
-    </w:lvl>
-    <w:lvl w:ilvl="1" w:tplc="36189004">
-      <w:start w:val="1"/>
-      <w:numFmt w:val="bullet"/>
-      <w:lvlText w:val="o"/>
-      <w:lvlJc w:val="left"/>
-      <w:pPr>
-        <w:ind w:left="1800" w:hanging="360"/>
-      </w:pPr>
-      <w:rPr>
-        <w:rFonts w:ascii="Courier New" w:hAnsi="Courier New" w:hint="default"/>
-      </w:rPr>
-    </w:lvl>
-    <w:lvl w:ilvl="2" w:tplc="6F40607E">
-      <w:start w:val="1"/>
-      <w:numFmt w:val="bullet"/>
-      <w:lvlText w:val=""/>
-      <w:lvlJc w:val="left"/>
-      <w:pPr>
-        <w:ind w:left="2520" w:hanging="360"/>
-      </w:pPr>
-      <w:rPr>
-        <w:rFonts w:ascii="Wingdings" w:hAnsi="Wingdings" w:hint="default"/>
-      </w:rPr>
-    </w:lvl>
-    <w:lvl w:ilvl="3" w:tplc="47CA8172">
-      <w:start w:val="1"/>
-      <w:numFmt w:val="bullet"/>
-      <w:lvlText w:val=""/>
-      <w:lvlJc w:val="left"/>
-      <w:pPr>
-        <w:ind w:left="3240" w:hanging="360"/>
-      </w:pPr>
-      <w:rPr>
-        <w:rFonts w:ascii="Symbol" w:hAnsi="Symbol" w:hint="default"/>
-      </w:rPr>
-    </w:lvl>
-    <w:lvl w:ilvl="4" w:tplc="550AC890">
-      <w:start w:val="1"/>
-      <w:numFmt w:val="bullet"/>
-      <w:lvlText w:val="o"/>
-      <w:lvlJc w:val="left"/>
-      <w:pPr>
-        <w:ind w:left="3960" w:hanging="360"/>
-      </w:pPr>
-      <w:rPr>
-        <w:rFonts w:ascii="Courier New" w:hAnsi="Courier New" w:hint="default"/>
-      </w:rPr>
-    </w:lvl>
-    <w:lvl w:ilvl="5" w:tplc="D5BAB84E">
-      <w:start w:val="1"/>
-      <w:numFmt w:val="bullet"/>
-      <w:lvlText w:val=""/>
-      <w:lvlJc w:val="left"/>
-      <w:pPr>
-        <w:ind w:left="4680" w:hanging="360"/>
-      </w:pPr>
-      <w:rPr>
-        <w:rFonts w:ascii="Wingdings" w:hAnsi="Wingdings" w:hint="default"/>
-      </w:rPr>
-    </w:lvl>
-    <w:lvl w:ilvl="6" w:tplc="20EEC854">
-      <w:start w:val="1"/>
-      <w:numFmt w:val="bullet"/>
-      <w:lvlText w:val=""/>
-      <w:lvlJc w:val="left"/>
-      <w:pPr>
-        <w:ind w:left="5400" w:hanging="360"/>
-      </w:pPr>
-      <w:rPr>
-        <w:rFonts w:ascii="Symbol" w:hAnsi="Symbol" w:hint="default"/>
-      </w:rPr>
-    </w:lvl>
-    <w:lvl w:ilvl="7" w:tplc="CAF4797E">
-      <w:start w:val="1"/>
-      <w:numFmt w:val="bullet"/>
-      <w:lvlText w:val="o"/>
-      <w:lvlJc w:val="left"/>
-      <w:pPr>
-        <w:ind w:left="6120" w:hanging="360"/>
-      </w:pPr>
-      <w:rPr>
-        <w:rFonts w:ascii="Courier New" w:hAnsi="Courier New" w:hint="default"/>
-      </w:rPr>
-    </w:lvl>
-    <w:lvl w:ilvl="8" w:tplc="724C2F56">
-      <w:start w:val="1"/>
-      <w:numFmt w:val="bullet"/>
-      <w:lvlText w:val=""/>
-      <w:lvlJc w:val="left"/>
-      <w:pPr>
-        <w:ind w:left="6840" w:hanging="360"/>
-      </w:pPr>
-      <w:rPr>
-        <w:rFonts w:ascii="Wingdings" w:hAnsi="Wingdings" w:hint="default"/>
-      </w:rPr>
-    </w:lvl>
-  </w:abstractNum>
-  <w:abstractNum w:abstractNumId="50" w15:restartNumberingAfterBreak="0">
-    <w:nsid w:val="5E5A55CB"/>
-    <w:multiLevelType w:val="hybridMultilevel"/>
-    <w:tmpl w:val="FFFFFFFF"/>
-    <w:lvl w:ilvl="0" w:tplc="1CD0E182">
-      <w:start w:val="1"/>
-      <w:numFmt w:val="bullet"/>
-      <w:lvlText w:val=""/>
-      <w:lvlJc w:val="left"/>
-      <w:pPr>
-        <w:ind w:left="720" w:hanging="360"/>
-      </w:pPr>
-      <w:rPr>
-        <w:rFonts w:ascii="Symbol" w:hAnsi="Symbol" w:hint="default"/>
-      </w:rPr>
-    </w:lvl>
-    <w:lvl w:ilvl="1" w:tplc="D02253E6">
-      <w:start w:val="1"/>
-      <w:numFmt w:val="bullet"/>
-      <w:lvlText w:val="o"/>
-      <w:lvlJc w:val="left"/>
-      <w:pPr>
-        <w:ind w:left="1440" w:hanging="360"/>
-      </w:pPr>
-      <w:rPr>
-        <w:rFonts w:ascii="Courier New" w:hAnsi="Courier New" w:hint="default"/>
-      </w:rPr>
-    </w:lvl>
-    <w:lvl w:ilvl="2" w:tplc="F05A375A">
-      <w:start w:val="1"/>
-      <w:numFmt w:val="bullet"/>
-      <w:lvlText w:val=""/>
-      <w:lvlJc w:val="left"/>
-      <w:pPr>
-        <w:ind w:left="2160" w:hanging="360"/>
-      </w:pPr>
-      <w:rPr>
-        <w:rFonts w:ascii="Wingdings" w:hAnsi="Wingdings" w:hint="default"/>
-      </w:rPr>
-    </w:lvl>
-    <w:lvl w:ilvl="3" w:tplc="E222EDD0">
-      <w:start w:val="1"/>
-      <w:numFmt w:val="bullet"/>
-      <w:lvlText w:val=""/>
-      <w:lvlJc w:val="left"/>
-      <w:pPr>
-        <w:ind w:left="2880" w:hanging="360"/>
-      </w:pPr>
-      <w:rPr>
-        <w:rFonts w:ascii="Symbol" w:hAnsi="Symbol" w:hint="default"/>
-      </w:rPr>
-    </w:lvl>
-    <w:lvl w:ilvl="4" w:tplc="E79CE544">
-      <w:start w:val="1"/>
-      <w:numFmt w:val="bullet"/>
-      <w:lvlText w:val="o"/>
-      <w:lvlJc w:val="left"/>
-      <w:pPr>
-        <w:ind w:left="3600" w:hanging="360"/>
-      </w:pPr>
-      <w:rPr>
-        <w:rFonts w:ascii="Courier New" w:hAnsi="Courier New" w:hint="default"/>
-      </w:rPr>
-    </w:lvl>
-    <w:lvl w:ilvl="5" w:tplc="00EEEFBE">
-      <w:start w:val="1"/>
-      <w:numFmt w:val="bullet"/>
-      <w:lvlText w:val=""/>
-      <w:lvlJc w:val="left"/>
-      <w:pPr>
-        <w:ind w:left="4320" w:hanging="360"/>
-      </w:pPr>
-      <w:rPr>
-        <w:rFonts w:ascii="Wingdings" w:hAnsi="Wingdings" w:hint="default"/>
-      </w:rPr>
-    </w:lvl>
-    <w:lvl w:ilvl="6" w:tplc="E4368540">
-      <w:start w:val="1"/>
-      <w:numFmt w:val="bullet"/>
-      <w:lvlText w:val=""/>
-      <w:lvlJc w:val="left"/>
-      <w:pPr>
-        <w:ind w:left="5040" w:hanging="360"/>
-      </w:pPr>
-      <w:rPr>
-        <w:rFonts w:ascii="Symbol" w:hAnsi="Symbol" w:hint="default"/>
-      </w:rPr>
-    </w:lvl>
-    <w:lvl w:ilvl="7" w:tplc="51F49552">
-      <w:start w:val="1"/>
-      <w:numFmt w:val="bullet"/>
-      <w:lvlText w:val="o"/>
-      <w:lvlJc w:val="left"/>
-      <w:pPr>
-        <w:ind w:left="5760" w:hanging="360"/>
-      </w:pPr>
-      <w:rPr>
-        <w:rFonts w:ascii="Courier New" w:hAnsi="Courier New" w:hint="default"/>
-      </w:rPr>
-    </w:lvl>
-    <w:lvl w:ilvl="8" w:tplc="D804D2E2">
-      <w:start w:val="1"/>
-      <w:numFmt w:val="bullet"/>
-      <w:lvlText w:val=""/>
-      <w:lvlJc w:val="left"/>
-      <w:pPr>
-        <w:ind w:left="6480" w:hanging="360"/>
-      </w:pPr>
-      <w:rPr>
-        <w:rFonts w:ascii="Wingdings" w:hAnsi="Wingdings" w:hint="default"/>
-      </w:rPr>
-    </w:lvl>
-  </w:abstractNum>
-  <w:abstractNum w:abstractNumId="51" w15:restartNumberingAfterBreak="0">
-    <w:nsid w:val="626631F7"/>
-    <w:multiLevelType w:val="hybridMultilevel"/>
-    <w:tmpl w:val="3FD65736"/>
-    <w:lvl w:ilvl="0" w:tplc="04090001">
-      <w:start w:val="1"/>
-      <w:numFmt w:val="bullet"/>
-      <w:lvlText w:val=""/>
-      <w:lvlJc w:val="left"/>
-      <w:pPr>
-        <w:ind w:left="720" w:hanging="360"/>
-      </w:pPr>
-      <w:rPr>
-        <w:rFonts w:ascii="Symbol" w:hAnsi="Symbol" w:hint="default"/>
-      </w:rPr>
-    </w:lvl>
-    <w:lvl w:ilvl="1" w:tplc="04090003" w:tentative="1">
-      <w:start w:val="1"/>
-      <w:numFmt w:val="bullet"/>
-      <w:lvlText w:val="o"/>
-      <w:lvlJc w:val="left"/>
-      <w:pPr>
-        <w:ind w:left="1440" w:hanging="360"/>
-      </w:pPr>
-      <w:rPr>
-        <w:rFonts w:ascii="Courier New" w:hAnsi="Courier New" w:cs="Courier New" w:hint="default"/>
-      </w:rPr>
-    </w:lvl>
-    <w:lvl w:ilvl="2" w:tplc="04090005" w:tentative="1">
-      <w:start w:val="1"/>
-      <w:numFmt w:val="bullet"/>
-      <w:lvlText w:val=""/>
-      <w:lvlJc w:val="left"/>
-      <w:pPr>
-        <w:ind w:left="2160" w:hanging="360"/>
-      </w:pPr>
-      <w:rPr>
-        <w:rFonts w:ascii="Wingdings" w:hAnsi="Wingdings" w:hint="default"/>
-      </w:rPr>
-    </w:lvl>
-    <w:lvl w:ilvl="3" w:tplc="04090001" w:tentative="1">
-      <w:start w:val="1"/>
-      <w:numFmt w:val="bullet"/>
-      <w:lvlText w:val=""/>
-      <w:lvlJc w:val="left"/>
-      <w:pPr>
-        <w:ind w:left="2880" w:hanging="360"/>
-      </w:pPr>
-      <w:rPr>
-        <w:rFonts w:ascii="Symbol" w:hAnsi="Symbol" w:hint="default"/>
-      </w:rPr>
-    </w:lvl>
-    <w:lvl w:ilvl="4" w:tplc="04090003" w:tentative="1">
-      <w:start w:val="1"/>
-      <w:numFmt w:val="bullet"/>
-      <w:lvlText w:val="o"/>
-      <w:lvlJc w:val="left"/>
-      <w:pPr>
-        <w:ind w:left="3600" w:hanging="360"/>
-      </w:pPr>
-      <w:rPr>
-        <w:rFonts w:ascii="Courier New" w:hAnsi="Courier New" w:cs="Courier New" w:hint="default"/>
-      </w:rPr>
-    </w:lvl>
-    <w:lvl w:ilvl="5" w:tplc="04090005" w:tentative="1">
-      <w:start w:val="1"/>
-      <w:numFmt w:val="bullet"/>
-      <w:lvlText w:val=""/>
-      <w:lvlJc w:val="left"/>
-      <w:pPr>
-        <w:ind w:left="4320" w:hanging="360"/>
-      </w:pPr>
-      <w:rPr>
-        <w:rFonts w:ascii="Wingdings" w:hAnsi="Wingdings" w:hint="default"/>
-      </w:rPr>
-    </w:lvl>
-    <w:lvl w:ilvl="6" w:tplc="04090001" w:tentative="1">
-      <w:start w:val="1"/>
-      <w:numFmt w:val="bullet"/>
-      <w:lvlText w:val=""/>
-      <w:lvlJc w:val="left"/>
-      <w:pPr>
-        <w:ind w:left="5040" w:hanging="360"/>
-      </w:pPr>
-      <w:rPr>
-        <w:rFonts w:ascii="Symbol" w:hAnsi="Symbol" w:hint="default"/>
-      </w:rPr>
-    </w:lvl>
-    <w:lvl w:ilvl="7" w:tplc="04090003" w:tentative="1">
-      <w:start w:val="1"/>
-      <w:numFmt w:val="bullet"/>
-      <w:lvlText w:val="o"/>
-      <w:lvlJc w:val="left"/>
-      <w:pPr>
-        <w:ind w:left="5760" w:hanging="360"/>
-      </w:pPr>
-      <w:rPr>
-        <w:rFonts w:ascii="Courier New" w:hAnsi="Courier New" w:cs="Courier New" w:hint="default"/>
-      </w:rPr>
-    </w:lvl>
-    <w:lvl w:ilvl="8" w:tplc="04090005" w:tentative="1">
-      <w:start w:val="1"/>
-      <w:numFmt w:val="bullet"/>
-      <w:lvlText w:val=""/>
-      <w:lvlJc w:val="left"/>
-      <w:pPr>
-        <w:ind w:left="6480" w:hanging="360"/>
-      </w:pPr>
-      <w:rPr>
-        <w:rFonts w:ascii="Wingdings" w:hAnsi="Wingdings" w:hint="default"/>
-      </w:rPr>
-    </w:lvl>
-  </w:abstractNum>
-  <w:abstractNum w:abstractNumId="52" w15:restartNumberingAfterBreak="0">
-    <w:nsid w:val="639D5CB1"/>
-    <w:multiLevelType w:val="multilevel"/>
-    <w:tmpl w:val="610A5110"/>
-    <w:lvl w:ilvl="0">
-      <w:start w:val="1"/>
-      <w:numFmt w:val="bullet"/>
-      <w:lvlText w:val=""/>
-      <w:lvlJc w:val="left"/>
-      <w:pPr>
-        <w:tabs>
-          <w:tab w:val="num" w:pos="720"/>
-        </w:tabs>
-        <w:ind w:left="720" w:hanging="360"/>
-      </w:pPr>
-      <w:rPr>
-        <w:rFonts w:ascii="Symbol" w:hAnsi="Symbol" w:hint="default"/>
-        <w:sz w:val="20"/>
-      </w:rPr>
-    </w:lvl>
-    <w:lvl w:ilvl="1" w:tentative="1">
-      <w:start w:val="1"/>
-      <w:numFmt w:val="bullet"/>
-      <w:lvlText w:val="o"/>
-      <w:lvlJc w:val="left"/>
-      <w:pPr>
-        <w:tabs>
-          <w:tab w:val="num" w:pos="1440"/>
-        </w:tabs>
-        <w:ind w:left="1440" w:hanging="360"/>
-      </w:pPr>
-      <w:rPr>
-        <w:rFonts w:ascii="Courier New" w:hAnsi="Courier New" w:hint="default"/>
-        <w:sz w:val="20"/>
-      </w:rPr>
-    </w:lvl>
-    <w:lvl w:ilvl="2" w:tentative="1">
-      <w:start w:val="1"/>
-      <w:numFmt w:val="bullet"/>
-      <w:lvlText w:val=""/>
-      <w:lvlJc w:val="left"/>
-      <w:pPr>
-        <w:tabs>
-          <w:tab w:val="num" w:pos="2160"/>
-        </w:tabs>
-        <w:ind w:left="2160" w:hanging="360"/>
-      </w:pPr>
-      <w:rPr>
-        <w:rFonts w:ascii="Wingdings" w:hAnsi="Wingdings" w:hint="default"/>
-        <w:sz w:val="20"/>
-      </w:rPr>
-    </w:lvl>
-    <w:lvl w:ilvl="3" w:tentative="1">
-      <w:start w:val="1"/>
-      <w:numFmt w:val="bullet"/>
-      <w:lvlText w:val=""/>
-      <w:lvlJc w:val="left"/>
-      <w:pPr>
-        <w:tabs>
-          <w:tab w:val="num" w:pos="2880"/>
-        </w:tabs>
-        <w:ind w:left="2880" w:hanging="360"/>
-      </w:pPr>
-      <w:rPr>
-        <w:rFonts w:ascii="Wingdings" w:hAnsi="Wingdings" w:hint="default"/>
-        <w:sz w:val="20"/>
-      </w:rPr>
-    </w:lvl>
-    <w:lvl w:ilvl="4" w:tentative="1">
-      <w:start w:val="1"/>
-      <w:numFmt w:val="bullet"/>
-      <w:lvlText w:val=""/>
-      <w:lvlJc w:val="left"/>
-      <w:pPr>
-        <w:tabs>
-          <w:tab w:val="num" w:pos="3600"/>
-        </w:tabs>
-        <w:ind w:left="3600" w:hanging="360"/>
-      </w:pPr>
-      <w:rPr>
-        <w:rFonts w:ascii="Wingdings" w:hAnsi="Wingdings" w:hint="default"/>
-        <w:sz w:val="20"/>
-      </w:rPr>
-    </w:lvl>
-    <w:lvl w:ilvl="5" w:tentative="1">
-      <w:start w:val="1"/>
-      <w:numFmt w:val="bullet"/>
-      <w:lvlText w:val=""/>
-      <w:lvlJc w:val="left"/>
-      <w:pPr>
-        <w:tabs>
-          <w:tab w:val="num" w:pos="4320"/>
-        </w:tabs>
-        <w:ind w:left="4320" w:hanging="360"/>
-      </w:pPr>
-      <w:rPr>
-        <w:rFonts w:ascii="Wingdings" w:hAnsi="Wingdings" w:hint="default"/>
-        <w:sz w:val="20"/>
-      </w:rPr>
-    </w:lvl>
-    <w:lvl w:ilvl="6" w:tentative="1">
-      <w:start w:val="1"/>
-      <w:numFmt w:val="bullet"/>
-      <w:lvlText w:val=""/>
-      <w:lvlJc w:val="left"/>
-      <w:pPr>
-        <w:tabs>
-          <w:tab w:val="num" w:pos="5040"/>
-        </w:tabs>
-        <w:ind w:left="5040" w:hanging="360"/>
-      </w:pPr>
-      <w:rPr>
-        <w:rFonts w:ascii="Wingdings" w:hAnsi="Wingdings" w:hint="default"/>
-        <w:sz w:val="20"/>
-      </w:rPr>
-    </w:lvl>
-    <w:lvl w:ilvl="7" w:tentative="1">
-      <w:start w:val="1"/>
-      <w:numFmt w:val="bullet"/>
-      <w:lvlText w:val=""/>
-      <w:lvlJc w:val="left"/>
-      <w:pPr>
-        <w:tabs>
-          <w:tab w:val="num" w:pos="5760"/>
-        </w:tabs>
-        <w:ind w:left="5760" w:hanging="360"/>
-      </w:pPr>
-      <w:rPr>
-        <w:rFonts w:ascii="Wingdings" w:hAnsi="Wingdings" w:hint="default"/>
-        <w:sz w:val="20"/>
-      </w:rPr>
-    </w:lvl>
-    <w:lvl w:ilvl="8" w:tentative="1">
-      <w:start w:val="1"/>
-      <w:numFmt w:val="bullet"/>
-      <w:lvlText w:val=""/>
-      <w:lvlJc w:val="left"/>
-      <w:pPr>
-        <w:tabs>
-          <w:tab w:val="num" w:pos="6480"/>
-        </w:tabs>
-        <w:ind w:left="6480" w:hanging="360"/>
-      </w:pPr>
-      <w:rPr>
-        <w:rFonts w:ascii="Wingdings" w:hAnsi="Wingdings" w:hint="default"/>
-        <w:sz w:val="20"/>
-      </w:rPr>
-    </w:lvl>
-  </w:abstractNum>
-  <w:abstractNum w:abstractNumId="53" w15:restartNumberingAfterBreak="0">
-    <w:nsid w:val="6529EF59"/>
-    <w:multiLevelType w:val="hybridMultilevel"/>
-    <w:tmpl w:val="E9D42F50"/>
-    <w:lvl w:ilvl="0" w:tplc="65D29980">
-      <w:start w:val="1"/>
-      <w:numFmt w:val="bullet"/>
-      <w:lvlText w:val="o"/>
-      <w:lvlJc w:val="left"/>
-      <w:pPr>
-        <w:ind w:left="1080" w:hanging="360"/>
-      </w:pPr>
-      <w:rPr>
-        <w:rFonts w:ascii="Courier New" w:hAnsi="Courier New" w:hint="default"/>
-      </w:rPr>
-    </w:lvl>
-    <w:lvl w:ilvl="1" w:tplc="5F10589E">
-      <w:start w:val="1"/>
-      <w:numFmt w:val="bullet"/>
-      <w:lvlText w:val="o"/>
-      <w:lvlJc w:val="left"/>
-      <w:pPr>
-        <w:ind w:left="1800" w:hanging="360"/>
-      </w:pPr>
-      <w:rPr>
-        <w:rFonts w:ascii="Courier New" w:hAnsi="Courier New" w:hint="default"/>
-      </w:rPr>
-    </w:lvl>
-    <w:lvl w:ilvl="2" w:tplc="40460834">
-      <w:start w:val="1"/>
-      <w:numFmt w:val="bullet"/>
-      <w:lvlText w:val=""/>
-      <w:lvlJc w:val="left"/>
-      <w:pPr>
-        <w:ind w:left="2520" w:hanging="360"/>
-      </w:pPr>
-      <w:rPr>
-        <w:rFonts w:ascii="Wingdings" w:hAnsi="Wingdings" w:hint="default"/>
-      </w:rPr>
-    </w:lvl>
-    <w:lvl w:ilvl="3" w:tplc="2528B132">
-      <w:start w:val="1"/>
-      <w:numFmt w:val="bullet"/>
-      <w:lvlText w:val=""/>
-      <w:lvlJc w:val="left"/>
-      <w:pPr>
-        <w:ind w:left="3240" w:hanging="360"/>
-      </w:pPr>
-      <w:rPr>
-        <w:rFonts w:ascii="Symbol" w:hAnsi="Symbol" w:hint="default"/>
-      </w:rPr>
-    </w:lvl>
-    <w:lvl w:ilvl="4" w:tplc="717AEA94">
-      <w:start w:val="1"/>
-      <w:numFmt w:val="bullet"/>
-      <w:lvlText w:val="o"/>
-      <w:lvlJc w:val="left"/>
-      <w:pPr>
-        <w:ind w:left="3960" w:hanging="360"/>
-      </w:pPr>
-      <w:rPr>
-        <w:rFonts w:ascii="Courier New" w:hAnsi="Courier New" w:hint="default"/>
-      </w:rPr>
-    </w:lvl>
-    <w:lvl w:ilvl="5" w:tplc="EC3A0A28">
-      <w:start w:val="1"/>
-      <w:numFmt w:val="bullet"/>
-      <w:lvlText w:val=""/>
-      <w:lvlJc w:val="left"/>
-      <w:pPr>
-        <w:ind w:left="4680" w:hanging="360"/>
-      </w:pPr>
-      <w:rPr>
-        <w:rFonts w:ascii="Wingdings" w:hAnsi="Wingdings" w:hint="default"/>
-      </w:rPr>
-    </w:lvl>
-    <w:lvl w:ilvl="6" w:tplc="E0861012">
-      <w:start w:val="1"/>
-      <w:numFmt w:val="bullet"/>
-      <w:lvlText w:val=""/>
-      <w:lvlJc w:val="left"/>
-      <w:pPr>
-        <w:ind w:left="5400" w:hanging="360"/>
-      </w:pPr>
-      <w:rPr>
-        <w:rFonts w:ascii="Symbol" w:hAnsi="Symbol" w:hint="default"/>
-      </w:rPr>
-    </w:lvl>
-    <w:lvl w:ilvl="7" w:tplc="F0322DD2">
-      <w:start w:val="1"/>
-      <w:numFmt w:val="bullet"/>
-      <w:lvlText w:val="o"/>
-      <w:lvlJc w:val="left"/>
-      <w:pPr>
-        <w:ind w:left="6120" w:hanging="360"/>
-      </w:pPr>
-      <w:rPr>
-        <w:rFonts w:ascii="Courier New" w:hAnsi="Courier New" w:hint="default"/>
-      </w:rPr>
-    </w:lvl>
-    <w:lvl w:ilvl="8" w:tplc="39AC06CE">
-      <w:start w:val="1"/>
-      <w:numFmt w:val="bullet"/>
-      <w:lvlText w:val=""/>
-      <w:lvlJc w:val="left"/>
-      <w:pPr>
-        <w:ind w:left="6840" w:hanging="360"/>
-      </w:pPr>
-      <w:rPr>
-        <w:rFonts w:ascii="Wingdings" w:hAnsi="Wingdings" w:hint="default"/>
-      </w:rPr>
-    </w:lvl>
-  </w:abstractNum>
-  <w:abstractNum w:abstractNumId="54" w15:restartNumberingAfterBreak="0">
-    <w:nsid w:val="67D53309"/>
-    <w:multiLevelType w:val="multilevel"/>
-    <w:tmpl w:val="3246380E"/>
-    <w:lvl w:ilvl="0">
-      <w:start w:val="1"/>
-      <w:numFmt w:val="bullet"/>
-      <w:lvlText w:val=""/>
-      <w:lvlJc w:val="left"/>
-      <w:pPr>
-        <w:tabs>
-          <w:tab w:val="num" w:pos="720"/>
-        </w:tabs>
-        <w:ind w:left="720" w:hanging="360"/>
-      </w:pPr>
-      <w:rPr>
-        <w:rFonts w:ascii="Symbol" w:hAnsi="Symbol" w:hint="default"/>
-        <w:sz w:val="20"/>
-      </w:rPr>
-    </w:lvl>
-    <w:lvl w:ilvl="1" w:tentative="1">
-      <w:start w:val="1"/>
-      <w:numFmt w:val="bullet"/>
-      <w:lvlText w:val="o"/>
-      <w:lvlJc w:val="left"/>
-      <w:pPr>
-        <w:tabs>
-          <w:tab w:val="num" w:pos="1440"/>
-        </w:tabs>
-        <w:ind w:left="1440" w:hanging="360"/>
-      </w:pPr>
-      <w:rPr>
-        <w:rFonts w:ascii="Courier New" w:hAnsi="Courier New" w:hint="default"/>
-        <w:sz w:val="20"/>
-      </w:rPr>
-    </w:lvl>
-    <w:lvl w:ilvl="2" w:tentative="1">
-      <w:start w:val="1"/>
-      <w:numFmt w:val="bullet"/>
-      <w:lvlText w:val=""/>
-      <w:lvlJc w:val="left"/>
-      <w:pPr>
-        <w:tabs>
-          <w:tab w:val="num" w:pos="2160"/>
-        </w:tabs>
-        <w:ind w:left="2160" w:hanging="360"/>
-      </w:pPr>
-      <w:rPr>
-        <w:rFonts w:ascii="Wingdings" w:hAnsi="Wingdings" w:hint="default"/>
-        <w:sz w:val="20"/>
-      </w:rPr>
-    </w:lvl>
-    <w:lvl w:ilvl="3" w:tentative="1">
-      <w:start w:val="1"/>
-      <w:numFmt w:val="bullet"/>
-      <w:lvlText w:val=""/>
-      <w:lvlJc w:val="left"/>
-      <w:pPr>
-        <w:tabs>
-          <w:tab w:val="num" w:pos="2880"/>
-        </w:tabs>
-        <w:ind w:left="2880" w:hanging="360"/>
-      </w:pPr>
-      <w:rPr>
-        <w:rFonts w:ascii="Wingdings" w:hAnsi="Wingdings" w:hint="default"/>
-        <w:sz w:val="20"/>
-      </w:rPr>
-    </w:lvl>
-    <w:lvl w:ilvl="4" w:tentative="1">
-      <w:start w:val="1"/>
-      <w:numFmt w:val="bullet"/>
-      <w:lvlText w:val=""/>
-      <w:lvlJc w:val="left"/>
-      <w:pPr>
-        <w:tabs>
-          <w:tab w:val="num" w:pos="3600"/>
-        </w:tabs>
-        <w:ind w:left="3600" w:hanging="360"/>
-      </w:pPr>
-      <w:rPr>
-        <w:rFonts w:ascii="Wingdings" w:hAnsi="Wingdings" w:hint="default"/>
-        <w:sz w:val="20"/>
-      </w:rPr>
-    </w:lvl>
-    <w:lvl w:ilvl="5" w:tentative="1">
-      <w:start w:val="1"/>
-      <w:numFmt w:val="bullet"/>
-      <w:lvlText w:val=""/>
-      <w:lvlJc w:val="left"/>
-      <w:pPr>
-        <w:tabs>
-          <w:tab w:val="num" w:pos="4320"/>
-        </w:tabs>
-        <w:ind w:left="4320" w:hanging="360"/>
-      </w:pPr>
-      <w:rPr>
-        <w:rFonts w:ascii="Wingdings" w:hAnsi="Wingdings" w:hint="default"/>
-        <w:sz w:val="20"/>
-      </w:rPr>
-    </w:lvl>
-    <w:lvl w:ilvl="6" w:tentative="1">
-      <w:start w:val="1"/>
-      <w:numFmt w:val="bullet"/>
-      <w:lvlText w:val=""/>
-      <w:lvlJc w:val="left"/>
-      <w:pPr>
-        <w:tabs>
-          <w:tab w:val="num" w:pos="5040"/>
-        </w:tabs>
-        <w:ind w:left="5040" w:hanging="360"/>
-      </w:pPr>
-      <w:rPr>
-        <w:rFonts w:ascii="Wingdings" w:hAnsi="Wingdings" w:hint="default"/>
-        <w:sz w:val="20"/>
-      </w:rPr>
-    </w:lvl>
-    <w:lvl w:ilvl="7" w:tentative="1">
-      <w:start w:val="1"/>
-      <w:numFmt w:val="bullet"/>
-      <w:lvlText w:val=""/>
-      <w:lvlJc w:val="left"/>
-      <w:pPr>
-        <w:tabs>
-          <w:tab w:val="num" w:pos="5760"/>
-        </w:tabs>
-        <w:ind w:left="5760" w:hanging="360"/>
-      </w:pPr>
-      <w:rPr>
-        <w:rFonts w:ascii="Wingdings" w:hAnsi="Wingdings" w:hint="default"/>
-        <w:sz w:val="20"/>
-      </w:rPr>
-    </w:lvl>
-    <w:lvl w:ilvl="8" w:tentative="1">
-      <w:start w:val="1"/>
-      <w:numFmt w:val="bullet"/>
-      <w:lvlText w:val=""/>
-      <w:lvlJc w:val="left"/>
-      <w:pPr>
-        <w:tabs>
-          <w:tab w:val="num" w:pos="6480"/>
-        </w:tabs>
-        <w:ind w:left="6480" w:hanging="360"/>
-      </w:pPr>
-      <w:rPr>
-        <w:rFonts w:ascii="Wingdings" w:hAnsi="Wingdings" w:hint="default"/>
-        <w:sz w:val="20"/>
-      </w:rPr>
-    </w:lvl>
-  </w:abstractNum>
-  <w:abstractNum w:abstractNumId="55" w15:restartNumberingAfterBreak="0">
-    <w:nsid w:val="687D56A0"/>
-    <w:multiLevelType w:val="hybridMultilevel"/>
-    <w:tmpl w:val="228EFAD4"/>
-    <w:lvl w:ilvl="0" w:tplc="FD729F22">
-      <w:start w:val="1"/>
-      <w:numFmt w:val="bullet"/>
-      <w:lvlText w:val=""/>
-      <w:lvlJc w:val="left"/>
-      <w:pPr>
-        <w:ind w:left="720" w:hanging="360"/>
-      </w:pPr>
-      <w:rPr>
-        <w:rFonts w:ascii="Symbol" w:hAnsi="Symbol" w:hint="default"/>
-      </w:rPr>
-    </w:lvl>
-    <w:lvl w:ilvl="1" w:tplc="581CBF6A" w:tentative="1">
-      <w:start w:val="1"/>
-      <w:numFmt w:val="bullet"/>
-      <w:lvlText w:val="o"/>
-      <w:lvlJc w:val="left"/>
-      <w:pPr>
-        <w:ind w:left="1440" w:hanging="360"/>
-      </w:pPr>
-      <w:rPr>
-        <w:rFonts w:ascii="Courier New" w:hAnsi="Courier New" w:hint="default"/>
-      </w:rPr>
-    </w:lvl>
-    <w:lvl w:ilvl="2" w:tplc="F41EC104" w:tentative="1">
-      <w:start w:val="1"/>
-      <w:numFmt w:val="bullet"/>
-      <w:lvlText w:val=""/>
-      <w:lvlJc w:val="left"/>
-      <w:pPr>
-        <w:ind w:left="2160" w:hanging="360"/>
-      </w:pPr>
-      <w:rPr>
-        <w:rFonts w:ascii="Wingdings" w:hAnsi="Wingdings" w:hint="default"/>
-      </w:rPr>
-    </w:lvl>
-    <w:lvl w:ilvl="3" w:tplc="6318E600" w:tentative="1">
-      <w:start w:val="1"/>
-      <w:numFmt w:val="bullet"/>
-      <w:lvlText w:val=""/>
-      <w:lvlJc w:val="left"/>
-      <w:pPr>
-        <w:ind w:left="2880" w:hanging="360"/>
-      </w:pPr>
-      <w:rPr>
-        <w:rFonts w:ascii="Symbol" w:hAnsi="Symbol" w:hint="default"/>
-      </w:rPr>
-    </w:lvl>
-    <w:lvl w:ilvl="4" w:tplc="52F04F82" w:tentative="1">
-      <w:start w:val="1"/>
-      <w:numFmt w:val="bullet"/>
-      <w:lvlText w:val="o"/>
-      <w:lvlJc w:val="left"/>
-      <w:pPr>
-        <w:ind w:left="3600" w:hanging="360"/>
-      </w:pPr>
-      <w:rPr>
-        <w:rFonts w:ascii="Courier New" w:hAnsi="Courier New" w:hint="default"/>
-      </w:rPr>
-    </w:lvl>
-    <w:lvl w:ilvl="5" w:tplc="8B2A2A8E" w:tentative="1">
-      <w:start w:val="1"/>
-      <w:numFmt w:val="bullet"/>
-      <w:lvlText w:val=""/>
-      <w:lvlJc w:val="left"/>
-      <w:pPr>
-        <w:ind w:left="4320" w:hanging="360"/>
-      </w:pPr>
-      <w:rPr>
-        <w:rFonts w:ascii="Wingdings" w:hAnsi="Wingdings" w:hint="default"/>
-      </w:rPr>
-    </w:lvl>
-    <w:lvl w:ilvl="6" w:tplc="154C4154" w:tentative="1">
-      <w:start w:val="1"/>
-      <w:numFmt w:val="bullet"/>
-      <w:lvlText w:val=""/>
-      <w:lvlJc w:val="left"/>
-      <w:pPr>
-        <w:ind w:left="5040" w:hanging="360"/>
-      </w:pPr>
-      <w:rPr>
-        <w:rFonts w:ascii="Symbol" w:hAnsi="Symbol" w:hint="default"/>
-      </w:rPr>
-    </w:lvl>
-    <w:lvl w:ilvl="7" w:tplc="C07A8A6E" w:tentative="1">
-      <w:start w:val="1"/>
-      <w:numFmt w:val="bullet"/>
-      <w:lvlText w:val="o"/>
-      <w:lvlJc w:val="left"/>
-      <w:pPr>
-        <w:ind w:left="5760" w:hanging="360"/>
-      </w:pPr>
-      <w:rPr>
-        <w:rFonts w:ascii="Courier New" w:hAnsi="Courier New" w:hint="default"/>
-      </w:rPr>
-    </w:lvl>
-    <w:lvl w:ilvl="8" w:tplc="2D36C552" w:tentative="1">
-      <w:start w:val="1"/>
-      <w:numFmt w:val="bullet"/>
-      <w:lvlText w:val=""/>
-      <w:lvlJc w:val="left"/>
-      <w:pPr>
-        <w:ind w:left="6480" w:hanging="360"/>
-      </w:pPr>
-      <w:rPr>
-        <w:rFonts w:ascii="Wingdings" w:hAnsi="Wingdings" w:hint="default"/>
-      </w:rPr>
-    </w:lvl>
-  </w:abstractNum>
-  <w:abstractNum w:abstractNumId="56" w15:restartNumberingAfterBreak="0">
-    <w:nsid w:val="694376C7"/>
-    <w:multiLevelType w:val="multilevel"/>
-    <w:tmpl w:val="FFFAB08A"/>
-    <w:lvl w:ilvl="0">
-      <w:start w:val="1"/>
-      <w:numFmt w:val="bullet"/>
-      <w:lvlText w:val=""/>
-      <w:lvlJc w:val="left"/>
-      <w:pPr>
-        <w:tabs>
-          <w:tab w:val="num" w:pos="720"/>
-        </w:tabs>
-        <w:ind w:left="720" w:hanging="360"/>
-      </w:pPr>
-      <w:rPr>
-        <w:rFonts w:ascii="Symbol" w:hAnsi="Symbol" w:hint="default"/>
-        <w:sz w:val="20"/>
-      </w:rPr>
-    </w:lvl>
-    <w:lvl w:ilvl="1" w:tentative="1">
-      <w:start w:val="1"/>
-      <w:numFmt w:val="bullet"/>
-      <w:lvlText w:val="o"/>
-      <w:lvlJc w:val="left"/>
-      <w:pPr>
-        <w:tabs>
-          <w:tab w:val="num" w:pos="1440"/>
-        </w:tabs>
-        <w:ind w:left="1440" w:hanging="360"/>
-      </w:pPr>
-      <w:rPr>
-        <w:rFonts w:ascii="Courier New" w:hAnsi="Courier New" w:hint="default"/>
-        <w:sz w:val="20"/>
-      </w:rPr>
-    </w:lvl>
-    <w:lvl w:ilvl="2" w:tentative="1">
-      <w:start w:val="1"/>
-      <w:numFmt w:val="bullet"/>
-      <w:lvlText w:val=""/>
-      <w:lvlJc w:val="left"/>
-      <w:pPr>
-        <w:tabs>
-          <w:tab w:val="num" w:pos="2160"/>
-        </w:tabs>
-        <w:ind w:left="2160" w:hanging="360"/>
-      </w:pPr>
-      <w:rPr>
-        <w:rFonts w:ascii="Wingdings" w:hAnsi="Wingdings" w:hint="default"/>
-        <w:sz w:val="20"/>
-      </w:rPr>
-    </w:lvl>
-    <w:lvl w:ilvl="3" w:tentative="1">
-      <w:start w:val="1"/>
-      <w:numFmt w:val="bullet"/>
-      <w:lvlText w:val=""/>
-      <w:lvlJc w:val="left"/>
-      <w:pPr>
-        <w:tabs>
-          <w:tab w:val="num" w:pos="2880"/>
-        </w:tabs>
-        <w:ind w:left="2880" w:hanging="360"/>
-      </w:pPr>
-      <w:rPr>
-        <w:rFonts w:ascii="Wingdings" w:hAnsi="Wingdings" w:hint="default"/>
-        <w:sz w:val="20"/>
-      </w:rPr>
-    </w:lvl>
-    <w:lvl w:ilvl="4" w:tentative="1">
-      <w:start w:val="1"/>
-      <w:numFmt w:val="bullet"/>
-      <w:lvlText w:val=""/>
-      <w:lvlJc w:val="left"/>
-      <w:pPr>
-        <w:tabs>
-          <w:tab w:val="num" w:pos="3600"/>
-        </w:tabs>
-        <w:ind w:left="3600" w:hanging="360"/>
-      </w:pPr>
-      <w:rPr>
-        <w:rFonts w:ascii="Wingdings" w:hAnsi="Wingdings" w:hint="default"/>
-        <w:sz w:val="20"/>
-      </w:rPr>
-    </w:lvl>
-    <w:lvl w:ilvl="5" w:tentative="1">
-      <w:start w:val="1"/>
-      <w:numFmt w:val="bullet"/>
-      <w:lvlText w:val=""/>
-      <w:lvlJc w:val="left"/>
-      <w:pPr>
-        <w:tabs>
-          <w:tab w:val="num" w:pos="4320"/>
-        </w:tabs>
-        <w:ind w:left="4320" w:hanging="360"/>
-      </w:pPr>
-      <w:rPr>
-        <w:rFonts w:ascii="Wingdings" w:hAnsi="Wingdings" w:hint="default"/>
-        <w:sz w:val="20"/>
-      </w:rPr>
-    </w:lvl>
-    <w:lvl w:ilvl="6" w:tentative="1">
-      <w:start w:val="1"/>
-      <w:numFmt w:val="bullet"/>
-      <w:lvlText w:val=""/>
-      <w:lvlJc w:val="left"/>
-      <w:pPr>
-        <w:tabs>
-          <w:tab w:val="num" w:pos="5040"/>
-        </w:tabs>
-        <w:ind w:left="5040" w:hanging="360"/>
-      </w:pPr>
-      <w:rPr>
-        <w:rFonts w:ascii="Wingdings" w:hAnsi="Wingdings" w:hint="default"/>
-        <w:sz w:val="20"/>
-      </w:rPr>
-    </w:lvl>
-    <w:lvl w:ilvl="7" w:tentative="1">
-      <w:start w:val="1"/>
-      <w:numFmt w:val="bullet"/>
-      <w:lvlText w:val=""/>
-      <w:lvlJc w:val="left"/>
-      <w:pPr>
-        <w:tabs>
-          <w:tab w:val="num" w:pos="5760"/>
-        </w:tabs>
-        <w:ind w:left="5760" w:hanging="360"/>
-      </w:pPr>
-      <w:rPr>
-        <w:rFonts w:ascii="Wingdings" w:hAnsi="Wingdings" w:hint="default"/>
-        <w:sz w:val="20"/>
-      </w:rPr>
-    </w:lvl>
-    <w:lvl w:ilvl="8" w:tentative="1">
-      <w:start w:val="1"/>
-      <w:numFmt w:val="bullet"/>
-      <w:lvlText w:val=""/>
-      <w:lvlJc w:val="left"/>
-      <w:pPr>
-        <w:tabs>
-          <w:tab w:val="num" w:pos="6480"/>
-        </w:tabs>
-        <w:ind w:left="6480" w:hanging="360"/>
-      </w:pPr>
-      <w:rPr>
-        <w:rFonts w:ascii="Wingdings" w:hAnsi="Wingdings" w:hint="default"/>
-        <w:sz w:val="20"/>
-      </w:rPr>
-    </w:lvl>
-  </w:abstractNum>
-  <w:abstractNum w:abstractNumId="57" w15:restartNumberingAfterBreak="0">
-    <w:nsid w:val="6A3B2A2F"/>
-    <w:multiLevelType w:val="hybridMultilevel"/>
-    <w:tmpl w:val="05480410"/>
-    <w:lvl w:ilvl="0" w:tplc="04090001">
-      <w:start w:val="1"/>
-      <w:numFmt w:val="bullet"/>
-      <w:lvlText w:val=""/>
-      <w:lvlJc w:val="left"/>
-      <w:pPr>
-        <w:ind w:left="720" w:hanging="360"/>
-      </w:pPr>
-      <w:rPr>
-        <w:rFonts w:ascii="Symbol" w:hAnsi="Symbol" w:hint="default"/>
-      </w:rPr>
-    </w:lvl>
-    <w:lvl w:ilvl="1" w:tplc="04090003" w:tentative="1">
-      <w:start w:val="1"/>
-      <w:numFmt w:val="bullet"/>
-      <w:lvlText w:val="o"/>
-      <w:lvlJc w:val="left"/>
-      <w:pPr>
-        <w:ind w:left="1440" w:hanging="360"/>
-      </w:pPr>
-      <w:rPr>
-        <w:rFonts w:ascii="Courier New" w:hAnsi="Courier New" w:cs="Courier New" w:hint="default"/>
-      </w:rPr>
-    </w:lvl>
-    <w:lvl w:ilvl="2" w:tplc="04090005" w:tentative="1">
-      <w:start w:val="1"/>
-      <w:numFmt w:val="bullet"/>
-      <w:lvlText w:val=""/>
-      <w:lvlJc w:val="left"/>
-      <w:pPr>
-        <w:ind w:left="2160" w:hanging="360"/>
-      </w:pPr>
-      <w:rPr>
-        <w:rFonts w:ascii="Wingdings" w:hAnsi="Wingdings" w:hint="default"/>
-      </w:rPr>
-    </w:lvl>
-    <w:lvl w:ilvl="3" w:tplc="04090001" w:tentative="1">
-      <w:start w:val="1"/>
-      <w:numFmt w:val="bullet"/>
-      <w:lvlText w:val=""/>
-      <w:lvlJc w:val="left"/>
-      <w:pPr>
-        <w:ind w:left="2880" w:hanging="360"/>
-      </w:pPr>
-      <w:rPr>
-        <w:rFonts w:ascii="Symbol" w:hAnsi="Symbol" w:hint="default"/>
-      </w:rPr>
-    </w:lvl>
-    <w:lvl w:ilvl="4" w:tplc="04090003" w:tentative="1">
-      <w:start w:val="1"/>
-      <w:numFmt w:val="bullet"/>
-      <w:lvlText w:val="o"/>
-      <w:lvlJc w:val="left"/>
-      <w:pPr>
-        <w:ind w:left="3600" w:hanging="360"/>
-      </w:pPr>
-      <w:rPr>
-        <w:rFonts w:ascii="Courier New" w:hAnsi="Courier New" w:cs="Courier New" w:hint="default"/>
-      </w:rPr>
-    </w:lvl>
-    <w:lvl w:ilvl="5" w:tplc="04090005" w:tentative="1">
-      <w:start w:val="1"/>
-      <w:numFmt w:val="bullet"/>
-      <w:lvlText w:val=""/>
-      <w:lvlJc w:val="left"/>
-      <w:pPr>
-        <w:ind w:left="4320" w:hanging="360"/>
-      </w:pPr>
-      <w:rPr>
-        <w:rFonts w:ascii="Wingdings" w:hAnsi="Wingdings" w:hint="default"/>
-      </w:rPr>
-    </w:lvl>
-    <w:lvl w:ilvl="6" w:tplc="04090001" w:tentative="1">
-      <w:start w:val="1"/>
-      <w:numFmt w:val="bullet"/>
-      <w:lvlText w:val=""/>
-      <w:lvlJc w:val="left"/>
-      <w:pPr>
-        <w:ind w:left="5040" w:hanging="360"/>
-      </w:pPr>
-      <w:rPr>
-        <w:rFonts w:ascii="Symbol" w:hAnsi="Symbol" w:hint="default"/>
-      </w:rPr>
-    </w:lvl>
-    <w:lvl w:ilvl="7" w:tplc="04090003" w:tentative="1">
-      <w:start w:val="1"/>
-      <w:numFmt w:val="bullet"/>
-      <w:lvlText w:val="o"/>
-      <w:lvlJc w:val="left"/>
-      <w:pPr>
-        <w:ind w:left="5760" w:hanging="360"/>
-      </w:pPr>
-      <w:rPr>
-        <w:rFonts w:ascii="Courier New" w:hAnsi="Courier New" w:cs="Courier New" w:hint="default"/>
-      </w:rPr>
-    </w:lvl>
-    <w:lvl w:ilvl="8" w:tplc="04090005" w:tentative="1">
-      <w:start w:val="1"/>
-      <w:numFmt w:val="bullet"/>
-      <w:lvlText w:val=""/>
-      <w:lvlJc w:val="left"/>
-      <w:pPr>
-        <w:ind w:left="6480" w:hanging="360"/>
-      </w:pPr>
-      <w:rPr>
-        <w:rFonts w:ascii="Wingdings" w:hAnsi="Wingdings" w:hint="default"/>
-      </w:rPr>
-    </w:lvl>
-  </w:abstractNum>
-  <w:abstractNum w:abstractNumId="58" w15:restartNumberingAfterBreak="0">
-    <w:nsid w:val="6EA8796D"/>
-    <w:multiLevelType w:val="multilevel"/>
-    <w:tmpl w:val="1BB2C3B0"/>
-    <w:lvl w:ilvl="0">
-      <w:start w:val="1"/>
-      <w:numFmt w:val="bullet"/>
-      <w:lvlText w:val=""/>
-      <w:lvlJc w:val="left"/>
-      <w:pPr>
-        <w:tabs>
-          <w:tab w:val="num" w:pos="720"/>
-        </w:tabs>
-        <w:ind w:left="720" w:hanging="360"/>
-      </w:pPr>
-      <w:rPr>
-        <w:rFonts w:ascii="Symbol" w:hAnsi="Symbol" w:hint="default"/>
-        <w:sz w:val="20"/>
-      </w:rPr>
-    </w:lvl>
-    <w:lvl w:ilvl="1" w:tentative="1">
-      <w:start w:val="1"/>
-      <w:numFmt w:val="bullet"/>
-      <w:lvlText w:val="o"/>
-      <w:lvlJc w:val="left"/>
-      <w:pPr>
-        <w:tabs>
-          <w:tab w:val="num" w:pos="1440"/>
-        </w:tabs>
-        <w:ind w:left="1440" w:hanging="360"/>
-      </w:pPr>
-      <w:rPr>
-        <w:rFonts w:ascii="Courier New" w:hAnsi="Courier New" w:hint="default"/>
-        <w:sz w:val="20"/>
-      </w:rPr>
-    </w:lvl>
-    <w:lvl w:ilvl="2" w:tentative="1">
-      <w:start w:val="1"/>
-      <w:numFmt w:val="bullet"/>
-      <w:lvlText w:val=""/>
-      <w:lvlJc w:val="left"/>
-      <w:pPr>
-        <w:tabs>
-          <w:tab w:val="num" w:pos="2160"/>
-        </w:tabs>
-        <w:ind w:left="2160" w:hanging="360"/>
-      </w:pPr>
-      <w:rPr>
-        <w:rFonts w:ascii="Wingdings" w:hAnsi="Wingdings" w:hint="default"/>
-        <w:sz w:val="20"/>
-      </w:rPr>
-    </w:lvl>
-    <w:lvl w:ilvl="3" w:tentative="1">
-      <w:start w:val="1"/>
-      <w:numFmt w:val="bullet"/>
-      <w:lvlText w:val=""/>
-      <w:lvlJc w:val="left"/>
-      <w:pPr>
-        <w:tabs>
-          <w:tab w:val="num" w:pos="2880"/>
-        </w:tabs>
-        <w:ind w:left="2880" w:hanging="360"/>
-      </w:pPr>
-      <w:rPr>
-        <w:rFonts w:ascii="Wingdings" w:hAnsi="Wingdings" w:hint="default"/>
-        <w:sz w:val="20"/>
-      </w:rPr>
-    </w:lvl>
-    <w:lvl w:ilvl="4" w:tentative="1">
-      <w:start w:val="1"/>
-      <w:numFmt w:val="bullet"/>
-      <w:lvlText w:val=""/>
-      <w:lvlJc w:val="left"/>
-      <w:pPr>
-        <w:tabs>
-          <w:tab w:val="num" w:pos="3600"/>
-        </w:tabs>
-        <w:ind w:left="3600" w:hanging="360"/>
-      </w:pPr>
-      <w:rPr>
-        <w:rFonts w:ascii="Wingdings" w:hAnsi="Wingdings" w:hint="default"/>
-        <w:sz w:val="20"/>
-      </w:rPr>
-    </w:lvl>
-    <w:lvl w:ilvl="5" w:tentative="1">
-      <w:start w:val="1"/>
-      <w:numFmt w:val="bullet"/>
-      <w:lvlText w:val=""/>
-      <w:lvlJc w:val="left"/>
-      <w:pPr>
-        <w:tabs>
-          <w:tab w:val="num" w:pos="4320"/>
-        </w:tabs>
-        <w:ind w:left="4320" w:hanging="360"/>
-      </w:pPr>
-      <w:rPr>
-        <w:rFonts w:ascii="Wingdings" w:hAnsi="Wingdings" w:hint="default"/>
-        <w:sz w:val="20"/>
-      </w:rPr>
-    </w:lvl>
-    <w:lvl w:ilvl="6" w:tentative="1">
-      <w:start w:val="1"/>
-      <w:numFmt w:val="bullet"/>
-      <w:lvlText w:val=""/>
-      <w:lvlJc w:val="left"/>
-      <w:pPr>
-        <w:tabs>
-          <w:tab w:val="num" w:pos="5040"/>
-        </w:tabs>
-        <w:ind w:left="5040" w:hanging="360"/>
-      </w:pPr>
-      <w:rPr>
-        <w:rFonts w:ascii="Wingdings" w:hAnsi="Wingdings" w:hint="default"/>
-        <w:sz w:val="20"/>
-      </w:rPr>
-    </w:lvl>
-    <w:lvl w:ilvl="7" w:tentative="1">
-      <w:start w:val="1"/>
-      <w:numFmt w:val="bullet"/>
-      <w:lvlText w:val=""/>
-      <w:lvlJc w:val="left"/>
-      <w:pPr>
-        <w:tabs>
-          <w:tab w:val="num" w:pos="5760"/>
-        </w:tabs>
-        <w:ind w:left="5760" w:hanging="360"/>
-      </w:pPr>
-      <w:rPr>
-        <w:rFonts w:ascii="Wingdings" w:hAnsi="Wingdings" w:hint="default"/>
-        <w:sz w:val="20"/>
-      </w:rPr>
-    </w:lvl>
-    <w:lvl w:ilvl="8" w:tentative="1">
-      <w:start w:val="1"/>
-      <w:numFmt w:val="bullet"/>
-      <w:lvlText w:val=""/>
-      <w:lvlJc w:val="left"/>
-      <w:pPr>
-        <w:tabs>
-          <w:tab w:val="num" w:pos="6480"/>
-        </w:tabs>
-        <w:ind w:left="6480" w:hanging="360"/>
-      </w:pPr>
-      <w:rPr>
-        <w:rFonts w:ascii="Wingdings" w:hAnsi="Wingdings" w:hint="default"/>
-        <w:sz w:val="20"/>
-      </w:rPr>
-    </w:lvl>
-  </w:abstractNum>
-  <w:abstractNum w:abstractNumId="59" w15:restartNumberingAfterBreak="0">
-    <w:nsid w:val="74301C5A"/>
-    <w:multiLevelType w:val="hybridMultilevel"/>
-    <w:tmpl w:val="E0162894"/>
-    <w:lvl w:ilvl="0" w:tplc="BAAE30A8">
-      <w:start w:val="1"/>
-      <w:numFmt w:val="bullet"/>
-      <w:lvlText w:val=""/>
-      <w:lvlJc w:val="left"/>
-      <w:pPr>
-        <w:ind w:left="720" w:hanging="360"/>
-      </w:pPr>
-      <w:rPr>
-        <w:rFonts w:ascii="Symbol" w:hAnsi="Symbol" w:hint="default"/>
-      </w:rPr>
-    </w:lvl>
-    <w:lvl w:ilvl="1" w:tplc="09D80850">
-      <w:start w:val="1"/>
-      <w:numFmt w:val="bullet"/>
-      <w:lvlText w:val="o"/>
-      <w:lvlJc w:val="left"/>
-      <w:pPr>
-        <w:ind w:left="1440" w:hanging="360"/>
-      </w:pPr>
-      <w:rPr>
-        <w:rFonts w:ascii="Courier New" w:hAnsi="Courier New" w:hint="default"/>
-      </w:rPr>
-    </w:lvl>
-    <w:lvl w:ilvl="2" w:tplc="1E5298A8" w:tentative="1">
-      <w:start w:val="1"/>
-      <w:numFmt w:val="bullet"/>
-      <w:lvlText w:val=""/>
-      <w:lvlJc w:val="left"/>
-      <w:pPr>
-        <w:ind w:left="2160" w:hanging="360"/>
-      </w:pPr>
-      <w:rPr>
-        <w:rFonts w:ascii="Wingdings" w:hAnsi="Wingdings" w:hint="default"/>
-      </w:rPr>
-    </w:lvl>
-    <w:lvl w:ilvl="3" w:tplc="118EF220" w:tentative="1">
-      <w:start w:val="1"/>
-      <w:numFmt w:val="bullet"/>
-      <w:lvlText w:val=""/>
-      <w:lvlJc w:val="left"/>
-      <w:pPr>
-        <w:ind w:left="2880" w:hanging="360"/>
-      </w:pPr>
-      <w:rPr>
-        <w:rFonts w:ascii="Symbol" w:hAnsi="Symbol" w:hint="default"/>
-      </w:rPr>
-    </w:lvl>
-    <w:lvl w:ilvl="4" w:tplc="5E52E204" w:tentative="1">
-      <w:start w:val="1"/>
-      <w:numFmt w:val="bullet"/>
-      <w:lvlText w:val="o"/>
-      <w:lvlJc w:val="left"/>
-      <w:pPr>
-        <w:ind w:left="3600" w:hanging="360"/>
-      </w:pPr>
-      <w:rPr>
-        <w:rFonts w:ascii="Courier New" w:hAnsi="Courier New" w:hint="default"/>
-      </w:rPr>
-    </w:lvl>
-    <w:lvl w:ilvl="5" w:tplc="485ED1D6" w:tentative="1">
-      <w:start w:val="1"/>
-      <w:numFmt w:val="bullet"/>
-      <w:lvlText w:val=""/>
-      <w:lvlJc w:val="left"/>
-      <w:pPr>
-        <w:ind w:left="4320" w:hanging="360"/>
-      </w:pPr>
-      <w:rPr>
-        <w:rFonts w:ascii="Wingdings" w:hAnsi="Wingdings" w:hint="default"/>
-      </w:rPr>
-    </w:lvl>
-    <w:lvl w:ilvl="6" w:tplc="A462BF30" w:tentative="1">
-      <w:start w:val="1"/>
-      <w:numFmt w:val="bullet"/>
-      <w:lvlText w:val=""/>
-      <w:lvlJc w:val="left"/>
-      <w:pPr>
-        <w:ind w:left="5040" w:hanging="360"/>
-      </w:pPr>
-      <w:rPr>
-        <w:rFonts w:ascii="Symbol" w:hAnsi="Symbol" w:hint="default"/>
-      </w:rPr>
-    </w:lvl>
-    <w:lvl w:ilvl="7" w:tplc="21F6550A" w:tentative="1">
-      <w:start w:val="1"/>
-      <w:numFmt w:val="bullet"/>
-      <w:lvlText w:val="o"/>
-      <w:lvlJc w:val="left"/>
-      <w:pPr>
-        <w:ind w:left="5760" w:hanging="360"/>
-      </w:pPr>
-      <w:rPr>
-        <w:rFonts w:ascii="Courier New" w:hAnsi="Courier New" w:hint="default"/>
-      </w:rPr>
-    </w:lvl>
-    <w:lvl w:ilvl="8" w:tplc="E7DEEA36" w:tentative="1">
-      <w:start w:val="1"/>
-      <w:numFmt w:val="bullet"/>
-      <w:lvlText w:val=""/>
-      <w:lvlJc w:val="left"/>
-      <w:pPr>
-        <w:ind w:left="6480" w:hanging="360"/>
-      </w:pPr>
-      <w:rPr>
-        <w:rFonts w:ascii="Wingdings" w:hAnsi="Wingdings" w:hint="default"/>
-      </w:rPr>
-    </w:lvl>
-  </w:abstractNum>
-  <w:abstractNum w:abstractNumId="60" w15:restartNumberingAfterBreak="0">
-    <w:nsid w:val="76364903"/>
-    <w:multiLevelType w:val="hybridMultilevel"/>
-    <w:tmpl w:val="FCEA3546"/>
-    <w:lvl w:ilvl="0" w:tplc="24648442">
-      <w:start w:val="1"/>
-      <w:numFmt w:val="bullet"/>
-      <w:lvlText w:val=""/>
-      <w:lvlJc w:val="left"/>
-      <w:pPr>
-        <w:ind w:left="720" w:hanging="360"/>
-      </w:pPr>
-      <w:rPr>
-        <w:rFonts w:ascii="Symbol" w:hAnsi="Symbol" w:hint="default"/>
-      </w:rPr>
-    </w:lvl>
-    <w:lvl w:ilvl="1" w:tplc="51CA3A02" w:tentative="1">
-      <w:start w:val="1"/>
-      <w:numFmt w:val="bullet"/>
-      <w:lvlText w:val="o"/>
-      <w:lvlJc w:val="left"/>
-      <w:pPr>
-        <w:ind w:left="1440" w:hanging="360"/>
-      </w:pPr>
-      <w:rPr>
-        <w:rFonts w:ascii="Courier New" w:hAnsi="Courier New" w:hint="default"/>
-      </w:rPr>
-    </w:lvl>
-    <w:lvl w:ilvl="2" w:tplc="CAB86F2C" w:tentative="1">
-      <w:start w:val="1"/>
-      <w:numFmt w:val="bullet"/>
-      <w:lvlText w:val=""/>
-      <w:lvlJc w:val="left"/>
-      <w:pPr>
-        <w:ind w:left="2160" w:hanging="360"/>
-      </w:pPr>
-      <w:rPr>
-        <w:rFonts w:ascii="Wingdings" w:hAnsi="Wingdings" w:hint="default"/>
-      </w:rPr>
-    </w:lvl>
-    <w:lvl w:ilvl="3" w:tplc="70AA95FC" w:tentative="1">
-      <w:start w:val="1"/>
-      <w:numFmt w:val="bullet"/>
-      <w:lvlText w:val=""/>
-      <w:lvlJc w:val="left"/>
-      <w:pPr>
-        <w:ind w:left="2880" w:hanging="360"/>
-      </w:pPr>
-      <w:rPr>
-        <w:rFonts w:ascii="Symbol" w:hAnsi="Symbol" w:hint="default"/>
-      </w:rPr>
-    </w:lvl>
-    <w:lvl w:ilvl="4" w:tplc="69D0CAAA" w:tentative="1">
-      <w:start w:val="1"/>
-      <w:numFmt w:val="bullet"/>
-      <w:lvlText w:val="o"/>
-      <w:lvlJc w:val="left"/>
-      <w:pPr>
-        <w:ind w:left="3600" w:hanging="360"/>
-      </w:pPr>
-      <w:rPr>
-        <w:rFonts w:ascii="Courier New" w:hAnsi="Courier New" w:hint="default"/>
-      </w:rPr>
-    </w:lvl>
-    <w:lvl w:ilvl="5" w:tplc="5A8E4F78" w:tentative="1">
-      <w:start w:val="1"/>
-      <w:numFmt w:val="bullet"/>
-      <w:lvlText w:val=""/>
-      <w:lvlJc w:val="left"/>
-      <w:pPr>
-        <w:ind w:left="4320" w:hanging="360"/>
-      </w:pPr>
-      <w:rPr>
-        <w:rFonts w:ascii="Wingdings" w:hAnsi="Wingdings" w:hint="default"/>
-      </w:rPr>
-    </w:lvl>
-    <w:lvl w:ilvl="6" w:tplc="15860BA8" w:tentative="1">
-      <w:start w:val="1"/>
-      <w:numFmt w:val="bullet"/>
-      <w:lvlText w:val=""/>
-      <w:lvlJc w:val="left"/>
-      <w:pPr>
-        <w:ind w:left="5040" w:hanging="360"/>
-      </w:pPr>
-      <w:rPr>
-        <w:rFonts w:ascii="Symbol" w:hAnsi="Symbol" w:hint="default"/>
-      </w:rPr>
-    </w:lvl>
-    <w:lvl w:ilvl="7" w:tplc="79262C3E" w:tentative="1">
-      <w:start w:val="1"/>
-      <w:numFmt w:val="bullet"/>
-      <w:lvlText w:val="o"/>
-      <w:lvlJc w:val="left"/>
-      <w:pPr>
-        <w:ind w:left="5760" w:hanging="360"/>
-      </w:pPr>
-      <w:rPr>
-        <w:rFonts w:ascii="Courier New" w:hAnsi="Courier New" w:hint="default"/>
-      </w:rPr>
-    </w:lvl>
-    <w:lvl w:ilvl="8" w:tplc="B018F63E" w:tentative="1">
-      <w:start w:val="1"/>
-      <w:numFmt w:val="bullet"/>
-      <w:lvlText w:val=""/>
-      <w:lvlJc w:val="left"/>
-      <w:pPr>
-        <w:ind w:left="6480" w:hanging="360"/>
-      </w:pPr>
-      <w:rPr>
-        <w:rFonts w:ascii="Wingdings" w:hAnsi="Wingdings" w:hint="default"/>
-      </w:rPr>
-    </w:lvl>
-  </w:abstractNum>
-  <w:num w:numId="1" w16cid:durableId="587084191">
-    <w:abstractNumId w:val="43"/>
+  <w:num w:numId="1" w16cid:durableId="1271937359">
+    <w:abstractNumId w:val="7"/>
   </w:num>
-  <w:num w:numId="2" w16cid:durableId="1266961462">
-    <w:abstractNumId w:val="53"/>
+  <w:num w:numId="2" w16cid:durableId="1885171067">
+    <w:abstractNumId w:val="18"/>
   </w:num>
-  <w:num w:numId="3" w16cid:durableId="737485201">
-    <w:abstractNumId w:val="49"/>
+  <w:num w:numId="3" w16cid:durableId="828786378">
+    <w:abstractNumId w:val="1"/>
   </w:num>
-  <w:num w:numId="4" w16cid:durableId="2107192964">
-    <w:abstractNumId w:val="29"/>
+  <w:num w:numId="4" w16cid:durableId="1374237027">
+    <w:abstractNumId w:val="22"/>
   </w:num>
-  <w:num w:numId="5" w16cid:durableId="1762675276">
+  <w:num w:numId="5" w16cid:durableId="189420097">
+    <w:abstractNumId w:val="14"/>
+  </w:num>
+  <w:num w:numId="6" w16cid:durableId="1511531235">
+    <w:abstractNumId w:val="9"/>
+  </w:num>
+  <w:num w:numId="7" w16cid:durableId="1212573949">
+    <w:abstractNumId w:val="4"/>
+  </w:num>
+  <w:num w:numId="8" w16cid:durableId="575284499">
+    <w:abstractNumId w:val="6"/>
+  </w:num>
+  <w:num w:numId="9" w16cid:durableId="562837832">
+    <w:abstractNumId w:val="13"/>
+  </w:num>
+  <w:num w:numId="10" w16cid:durableId="488057129">
+    <w:abstractNumId w:val="11"/>
+  </w:num>
+  <w:num w:numId="11" w16cid:durableId="919211744">
+    <w:abstractNumId w:val="12"/>
+  </w:num>
+  <w:num w:numId="12" w16cid:durableId="1091120019">
+    <w:abstractNumId w:val="15"/>
+  </w:num>
+  <w:num w:numId="13" w16cid:durableId="485829572">
+    <w:abstractNumId w:val="25"/>
+  </w:num>
+  <w:num w:numId="14" w16cid:durableId="866337699">
+    <w:abstractNumId w:val="10"/>
+  </w:num>
+  <w:num w:numId="15" w16cid:durableId="1386683342">
+    <w:abstractNumId w:val="17"/>
+  </w:num>
+  <w:num w:numId="16" w16cid:durableId="1116020460">
+    <w:abstractNumId w:val="21"/>
+  </w:num>
+  <w:num w:numId="17" w16cid:durableId="382485774">
+    <w:abstractNumId w:val="16"/>
+  </w:num>
+  <w:num w:numId="18" w16cid:durableId="1691376171">
+    <w:abstractNumId w:val="20"/>
+  </w:num>
+  <w:num w:numId="19" w16cid:durableId="719551961">
+    <w:abstractNumId w:val="19"/>
+  </w:num>
+  <w:num w:numId="20" w16cid:durableId="259993119">
+    <w:abstractNumId w:val="3"/>
+  </w:num>
+  <w:num w:numId="21" w16cid:durableId="634336106">
+    <w:abstractNumId w:val="0"/>
+  </w:num>
+  <w:num w:numId="22" w16cid:durableId="1628579769">
+    <w:abstractNumId w:val="2"/>
+  </w:num>
+  <w:num w:numId="23" w16cid:durableId="705449965">
     <w:abstractNumId w:val="23"/>
   </w:num>
-  <w:num w:numId="6" w16cid:durableId="1731883068">
-    <w:abstractNumId w:val="35"/>
-  </w:num>
-  <w:num w:numId="7" w16cid:durableId="1271937359">
-    <w:abstractNumId w:val="14"/>
-  </w:num>
-  <w:num w:numId="8" w16cid:durableId="1334142173">
-    <w:abstractNumId w:val="20"/>
-  </w:num>
-  <w:num w:numId="9" w16cid:durableId="1463956959">
-    <w:abstractNumId w:val="55"/>
-  </w:num>
-  <w:num w:numId="10" w16cid:durableId="941643818">
-    <w:abstractNumId w:val="4"/>
-  </w:num>
-  <w:num w:numId="11" w16cid:durableId="390925350">
-    <w:abstractNumId w:val="22"/>
-  </w:num>
-  <w:num w:numId="12" w16cid:durableId="497043356">
-    <w:abstractNumId w:val="60"/>
-  </w:num>
-  <w:num w:numId="13" w16cid:durableId="1413622997">
-    <w:abstractNumId w:val="16"/>
-  </w:num>
-  <w:num w:numId="14" w16cid:durableId="1652171988">
-    <w:abstractNumId w:val="6"/>
-  </w:num>
-  <w:num w:numId="15" w16cid:durableId="140656462">
-    <w:abstractNumId w:val="30"/>
-  </w:num>
-  <w:num w:numId="16" w16cid:durableId="274753792">
-    <w:abstractNumId w:val="59"/>
-  </w:num>
-  <w:num w:numId="17" w16cid:durableId="1968587276">
-    <w:abstractNumId w:val="39"/>
-  </w:num>
-  <w:num w:numId="18" w16cid:durableId="1014116712">
-    <w:abstractNumId w:val="12"/>
-  </w:num>
-  <w:num w:numId="19" w16cid:durableId="1618020643">
-    <w:abstractNumId w:val="21"/>
-  </w:num>
-  <w:num w:numId="20" w16cid:durableId="1436444328">
-    <w:abstractNumId w:val="36"/>
-  </w:num>
-  <w:num w:numId="21" w16cid:durableId="122191653">
-    <w:abstractNumId w:val="50"/>
-  </w:num>
-  <w:num w:numId="22" w16cid:durableId="899559217">
-    <w:abstractNumId w:val="11"/>
-  </w:num>
-  <w:num w:numId="23" w16cid:durableId="1425690616">
-    <w:abstractNumId w:val="27"/>
-  </w:num>
-  <w:num w:numId="24" w16cid:durableId="1885171067">
-    <w:abstractNumId w:val="45"/>
-  </w:num>
-  <w:num w:numId="25" w16cid:durableId="828786378">
-    <w:abstractNumId w:val="2"/>
-  </w:num>
-  <w:num w:numId="26" w16cid:durableId="838541493">
-    <w:abstractNumId w:val="28"/>
-  </w:num>
-  <w:num w:numId="27" w16cid:durableId="1279918727">
+  <w:num w:numId="24" w16cid:durableId="1839536009">
     <w:abstractNumId w:val="24"/>
   </w:num>
-  <w:num w:numId="28" w16cid:durableId="167140698">
-    <w:abstractNumId w:val="1"/>
+  <w:num w:numId="25" w16cid:durableId="1339818786">
+    <w:abstractNumId w:val="5"/>
   </w:num>
-  <w:num w:numId="29" w16cid:durableId="772481355">
-    <w:abstractNumId w:val="13"/>
-  </w:num>
-  <w:num w:numId="30" w16cid:durableId="1374237027">
-    <w:abstractNumId w:val="51"/>
-  </w:num>
-  <w:num w:numId="31" w16cid:durableId="189420097">
-    <w:abstractNumId w:val="34"/>
-  </w:num>
-  <w:num w:numId="32" w16cid:durableId="275255804">
-    <w:abstractNumId w:val="26"/>
-  </w:num>
-  <w:num w:numId="33" w16cid:durableId="1435054173">
-    <w:abstractNumId w:val="42"/>
-  </w:num>
-  <w:num w:numId="34" w16cid:durableId="532767412">
-    <w:abstractNumId w:val="25"/>
-  </w:num>
-  <w:num w:numId="35" w16cid:durableId="1572303310">
-    <w:abstractNumId w:val="41"/>
-  </w:num>
-  <w:num w:numId="36" w16cid:durableId="1511531235">
-    <w:abstractNumId w:val="17"/>
-  </w:num>
-  <w:num w:numId="37" w16cid:durableId="1212573949">
+  <w:num w:numId="26" w16cid:durableId="1023676631">
     <w:abstractNumId w:val="8"/>
   </w:num>
-  <w:num w:numId="38" w16cid:durableId="575284499">
-    <w:abstractNumId w:val="10"/>
-  </w:num>
-  <w:num w:numId="39" w16cid:durableId="562837832">
-    <w:abstractNumId w:val="32"/>
-  </w:num>
-  <w:num w:numId="40" w16cid:durableId="488057129">
-    <w:abstractNumId w:val="19"/>
-  </w:num>
-  <w:num w:numId="41" w16cid:durableId="919211744">
-    <w:abstractNumId w:val="31"/>
-  </w:num>
-  <w:num w:numId="42" w16cid:durableId="1091120019">
-    <w:abstractNumId w:val="37"/>
-  </w:num>
-  <w:num w:numId="43" w16cid:durableId="485829572">
-    <w:abstractNumId w:val="56"/>
-  </w:num>
-  <w:num w:numId="44" w16cid:durableId="866337699">
-    <w:abstractNumId w:val="18"/>
-  </w:num>
-  <w:num w:numId="45" w16cid:durableId="1713967733">
-    <w:abstractNumId w:val="58"/>
-  </w:num>
-  <w:num w:numId="46" w16cid:durableId="1637031062">
-    <w:abstractNumId w:val="40"/>
-  </w:num>
-  <w:num w:numId="47" w16cid:durableId="1386683342">
-    <w:abstractNumId w:val="44"/>
-  </w:num>
-  <w:num w:numId="48" w16cid:durableId="1116020460">
-    <w:abstractNumId w:val="48"/>
-  </w:num>
-  <w:num w:numId="49" w16cid:durableId="382485774">
-    <w:abstractNumId w:val="38"/>
-  </w:num>
-  <w:num w:numId="50" w16cid:durableId="1691376171">
-    <w:abstractNumId w:val="47"/>
-  </w:num>
-  <w:num w:numId="51" w16cid:durableId="719551961">
-    <w:abstractNumId w:val="46"/>
-  </w:num>
-  <w:num w:numId="52" w16cid:durableId="259993119">
-    <w:abstractNumId w:val="7"/>
-  </w:num>
-  <w:num w:numId="53" w16cid:durableId="634336106">
-    <w:abstractNumId w:val="0"/>
-  </w:num>
-  <w:num w:numId="54" w16cid:durableId="1628579769">
-    <w:abstractNumId w:val="5"/>
-  </w:num>
-  <w:num w:numId="55" w16cid:durableId="705449965">
-    <w:abstractNumId w:val="52"/>
-  </w:num>
-  <w:num w:numId="56" w16cid:durableId="1839536009">
-    <w:abstractNumId w:val="54"/>
-  </w:num>
-  <w:num w:numId="57" w16cid:durableId="1339818786">
-    <w:abstractNumId w:val="9"/>
-  </w:num>
-  <w:num w:numId="58" w16cid:durableId="1023676631">
-    <w:abstractNumId w:val="15"/>
-  </w:num>
-  <w:num w:numId="59" w16cid:durableId="1292324984">
-    <w:abstractNumId w:val="33"/>
-  </w:num>
-  <w:num w:numId="60" w16cid:durableId="1055154408">
-    <w:abstractNumId w:val="57"/>
-  </w:num>
-  <w:num w:numId="61" w16cid:durableId="1990090331">
-    <w:abstractNumId w:val="3"/>
-  </w:num>
-  <w:numIdMacAtCleanup w:val="25"/>
+  <w:numIdMacAtCleanup w:val="26"/>
 </w:numbering>
 </file>
 
@@ -22967,7 +18543,7 @@
     <w:rsid w:val="00252AB9"/>
     <w:pPr>
       <w:numPr>
-        <w:numId w:val="7"/>
+        <w:numId w:val="1"/>
       </w:numPr>
       <w:tabs>
         <w:tab w:val="left" w:pos="684"/>
@@ -23182,15 +18758,12 @@
     <w:uiPriority w:val="9"/>
     <w:rsid w:val="00252AB9"/>
     <w:rPr>
-      <w:rFonts w:eastAsiaTheme="minorHAnsi" w:cs="Arial (Body CS)"/>
+      <w:rFonts w:ascii="Times New Roman" w:eastAsia="Times New Roman" w:hAnsi="Times New Roman" w:cs="Times New Roman"/>
       <w:b/>
-      <w:color w:val="107C5F" w:themeColor="accent5" w:themeShade="80"/>
       <w:spacing w:val="4"/>
-      <w:kern w:val="2"/>
       <w:sz w:val="40"/>
       <w:szCs w:val="40"/>
       <w:lang w:eastAsia="en-US"/>
-      <w14:ligatures w14:val="standardContextual"/>
     </w:rPr>
   </w:style>
   <w:style w:type="character" w:customStyle="1" w:styleId="Heading2Char">
@@ -24717,6 +20290,17 @@
 </file>
 
 <file path=customXml/item1.xml><?xml version="1.0" encoding="utf-8"?>
+<p:properties xmlns:p="http://schemas.microsoft.com/office/2006/metadata/properties" xmlns:xsi="http://www.w3.org/2001/XMLSchema-instance" xmlns:pc="http://schemas.microsoft.com/office/infopath/2007/PartnerControls">
+  <documentManagement>
+    <lcf76f155ced4ddcb4097134ff3c332f xmlns="3885a1e9-32c3-4921-af3b-c28183173746">
+      <Terms xmlns="http://schemas.microsoft.com/office/infopath/2007/PartnerControls"/>
+    </lcf76f155ced4ddcb4097134ff3c332f>
+    <TaxCatchAll xmlns="c2a41c79-a1be-4d95-8f50-b6257fea1658" xsi:nil="true"/>
+  </documentManagement>
+</p:properties>
+</file>
+
+<file path=customXml/item2.xml><?xml version="1.0" encoding="utf-8"?>
 <ct:contentTypeSchema xmlns:ct="http://schemas.microsoft.com/office/2006/metadata/contentType" xmlns:ma="http://schemas.microsoft.com/office/2006/metadata/properties/metaAttributes" ct:_="" ma:_="" ma:contentTypeName="Document" ma:contentTypeID="0x010100BC7202D2568D2447882268533E033938" ma:contentTypeVersion="10" ma:contentTypeDescription="Create a new document." ma:contentTypeScope="" ma:versionID="3de5aed54e1eff93460ac59538463860">
   <xsd:schema xmlns:xsd="http://www.w3.org/2001/XMLSchema" xmlns:xs="http://www.w3.org/2001/XMLSchema" xmlns:p="http://schemas.microsoft.com/office/2006/metadata/properties" xmlns:ns2="3885a1e9-32c3-4921-af3b-c28183173746" xmlns:ns3="c2a41c79-a1be-4d95-8f50-b6257fea1658" targetNamespace="http://schemas.microsoft.com/office/2006/metadata/properties" ma:root="true" ma:fieldsID="7722fed0994cf816c69cc71d2a0352a6" ns2:_="" ns3:_="">
     <xsd:import namespace="3885a1e9-32c3-4921-af3b-c28183173746"/>
@@ -24905,18 +20489,11 @@
 </ct:contentTypeSchema>
 </file>
 
-<file path=customXml/item2.xml><?xml version="1.0" encoding="utf-8"?>
-<p:properties xmlns:p="http://schemas.microsoft.com/office/2006/metadata/properties" xmlns:xsi="http://www.w3.org/2001/XMLSchema-instance" xmlns:pc="http://schemas.microsoft.com/office/infopath/2007/PartnerControls">
-  <documentManagement>
-    <lcf76f155ced4ddcb4097134ff3c332f xmlns="3885a1e9-32c3-4921-af3b-c28183173746">
-      <Terms xmlns="http://schemas.microsoft.com/office/infopath/2007/PartnerControls"/>
-    </lcf76f155ced4ddcb4097134ff3c332f>
-    <TaxCatchAll xmlns="c2a41c79-a1be-4d95-8f50-b6257fea1658" xsi:nil="true"/>
-  </documentManagement>
-</p:properties>
+<file path=customXml/item3.xml><?xml version="1.0" encoding="utf-8"?>
+<b:Sources xmlns:b="http://schemas.openxmlformats.org/officeDocument/2006/bibliography" xmlns="http://schemas.openxmlformats.org/officeDocument/2006/bibliography" SelectedStyle="/APASixthEditionOfficeOnline.xsl" StyleName="APA" Version="6"/>
 </file>
 
-<file path=customXml/item3.xml><?xml version="1.0" encoding="utf-8"?>
+<file path=customXml/item4.xml><?xml version="1.0" encoding="utf-8"?>
 <?mso-contentType ?>
 <FormTemplates xmlns="http://schemas.microsoft.com/sharepoint/v3/contenttype/forms">
   <Display>DocumentLibraryForm</Display>
@@ -24925,11 +20502,18 @@
 </FormTemplates>
 </file>
 
-<file path=customXml/item4.xml><?xml version="1.0" encoding="utf-8"?>
-<b:Sources xmlns:b="http://schemas.openxmlformats.org/officeDocument/2006/bibliography" xmlns="http://schemas.openxmlformats.org/officeDocument/2006/bibliography" SelectedStyle="/APASixthEditionOfficeOnline.xsl" StyleName="APA" Version="6"/>
+<file path=customXml/itemProps1.xml><?xml version="1.0" encoding="utf-8"?>
+<ds:datastoreItem xmlns:ds="http://schemas.openxmlformats.org/officeDocument/2006/customXml" ds:itemID="{5C729B5F-171C-431B-BCC0-2FAE01B46C3A}">
+  <ds:schemaRefs>
+    <ds:schemaRef ds:uri="http://schemas.microsoft.com/office/2006/metadata/properties"/>
+    <ds:schemaRef ds:uri="http://schemas.microsoft.com/office/infopath/2007/PartnerControls"/>
+    <ds:schemaRef ds:uri="3885a1e9-32c3-4921-af3b-c28183173746"/>
+    <ds:schemaRef ds:uri="c2a41c79-a1be-4d95-8f50-b6257fea1658"/>
+  </ds:schemaRefs>
+</ds:datastoreItem>
 </file>
 
-<file path=customXml/itemProps1.xml><?xml version="1.0" encoding="utf-8"?>
+<file path=customXml/itemProps2.xml><?xml version="1.0" encoding="utf-8"?>
 <ds:datastoreItem xmlns:ds="http://schemas.openxmlformats.org/officeDocument/2006/customXml" ds:itemID="{62DA3BA0-498A-42BD-B60E-CB40E4C125E0}">
   <ds:schemaRefs>
     <ds:schemaRef ds:uri="http://schemas.microsoft.com/office/2006/metadata/contentType"/>
@@ -24948,18 +20532,15 @@
 </ds:datastoreItem>
 </file>
 
-<file path=customXml/itemProps2.xml><?xml version="1.0" encoding="utf-8"?>
-<ds:datastoreItem xmlns:ds="http://schemas.openxmlformats.org/officeDocument/2006/customXml" ds:itemID="{5C729B5F-171C-431B-BCC0-2FAE01B46C3A}">
+<file path=customXml/itemProps3.xml><?xml version="1.0" encoding="utf-8"?>
+<ds:datastoreItem xmlns:ds="http://schemas.openxmlformats.org/officeDocument/2006/customXml" ds:itemID="{A2B099B0-67F6-A841-95A2-83CAC30E7493}">
   <ds:schemaRefs>
-    <ds:schemaRef ds:uri="http://schemas.microsoft.com/office/2006/metadata/properties"/>
-    <ds:schemaRef ds:uri="http://schemas.microsoft.com/office/infopath/2007/PartnerControls"/>
-    <ds:schemaRef ds:uri="3885a1e9-32c3-4921-af3b-c28183173746"/>
-    <ds:schemaRef ds:uri="c2a41c79-a1be-4d95-8f50-b6257fea1658"/>
+    <ds:schemaRef ds:uri="http://schemas.openxmlformats.org/officeDocument/2006/bibliography"/>
   </ds:schemaRefs>
 </ds:datastoreItem>
 </file>
 
-<file path=customXml/itemProps3.xml><?xml version="1.0" encoding="utf-8"?>
+<file path=customXml/itemProps4.xml><?xml version="1.0" encoding="utf-8"?>
 <ds:datastoreItem xmlns:ds="http://schemas.openxmlformats.org/officeDocument/2006/customXml" ds:itemID="{9B7F3BCD-6CE6-4C58-B6C4-D14FE8FF5285}">
   <ds:schemaRefs>
     <ds:schemaRef ds:uri="http://schemas.microsoft.com/sharepoint/v3/contenttype/forms"/>
@@ -24967,14 +20548,6 @@
 </ds:datastoreItem>
 </file>
 
-<file path=customXml/itemProps4.xml><?xml version="1.0" encoding="utf-8"?>
-<ds:datastoreItem xmlns:ds="http://schemas.openxmlformats.org/officeDocument/2006/customXml" ds:itemID="{A2B099B0-67F6-A841-95A2-83CAC30E7493}">
-  <ds:schemaRefs>
-    <ds:schemaRef ds:uri="http://schemas.openxmlformats.org/officeDocument/2006/bibliography"/>
-  </ds:schemaRefs>
-</ds:datastoreItem>
-</file>
-
 <file path=docMetadata/LabelInfo.xml><?xml version="1.0" encoding="utf-8"?>
 <clbl:labelList xmlns:clbl="http://schemas.microsoft.com/office/2020/mipLabelMetadata"/>
 </file>